--- a/SQL/SQL академия/2.1 Литералы.docx
+++ b/SQL/SQL академия/2.1 Литералы.docx
@@ -21,36 +21,48 @@
       <w:pPr>
         <w:spacing w:after="0"/>
         <w:jc w:val="both"/>
+      </w:pPr>
+      <w:r>
+        <w:t>Строковый</w:t>
+      </w:r>
+      <w:r>
+        <w:t xml:space="preserve"> </w:t>
+      </w:r>
+      <w:r>
+        <w:t>литерал:</w:t>
+      </w:r>
+    </w:p>
+    <w:p>
+      <w:pPr>
+        <w:spacing w:after="0"/>
+        <w:jc w:val="both"/>
+      </w:pPr>
+      <w:r>
         <w:rPr>
           <w:lang w:val="en-US"/>
         </w:rPr>
-      </w:pPr>
-      <w:r>
-        <w:t>Строковый</w:t>
+        <w:t>SELECT</w:t>
+      </w:r>
+      <w:r>
+        <w:t xml:space="preserve"> '</w:t>
       </w:r>
       <w:r>
         <w:rPr>
           <w:lang w:val="en-US"/>
         </w:rPr>
+        <w:t>Hello</w:t>
+      </w:r>
+      <w:r>
         <w:t xml:space="preserve"> </w:t>
       </w:r>
       <w:r>
-        <w:t>литерал:</w:t>
-      </w:r>
-    </w:p>
-    <w:p>
-      <w:pPr>
-        <w:spacing w:after="0"/>
-        <w:jc w:val="both"/>
         <w:rPr>
           <w:lang w:val="en-US"/>
         </w:rPr>
-      </w:pPr>
-      <w:r>
-        <w:rPr>
-          <w:lang w:val="en-US"/>
-        </w:rPr>
-        <w:t>SELECT 'Hello world'</w:t>
+        <w:t>world</w:t>
+      </w:r>
+      <w:r>
+        <w:t>'</w:t>
       </w:r>
     </w:p>
     <w:p>
@@ -160,14 +172,7 @@
           <w:b/>
           <w:bCs/>
         </w:rPr>
-        <w:t>Строковые литералы</w:t>
-      </w:r>
-      <w:r>
-        <w:rPr>
-          <w:b/>
-          <w:bCs/>
-        </w:rPr>
-        <w:t>.</w:t>
+        <w:t>Строковые литералы.</w:t>
       </w:r>
     </w:p>
     <w:p>
@@ -794,9 +799,994 @@
     </w:p>
     <w:p/>
     <w:p/>
+    <w:p>
+      <w:pPr>
+        <w:rPr>
+          <w:b/>
+          <w:bCs/>
+        </w:rPr>
+      </w:pPr>
+      <w:r>
+        <w:rPr>
+          <w:b/>
+          <w:bCs/>
+        </w:rPr>
+        <w:t>Операторы сравнения</w:t>
+      </w:r>
+    </w:p>
+    <w:p>
+      <w:r>
+        <w:t>Результатом сравнения может быть:</w:t>
+      </w:r>
+    </w:p>
+    <w:p>
+      <w:pPr>
+        <w:numPr>
+          <w:ilvl w:val="0"/>
+          <w:numId w:val="2"/>
+        </w:numPr>
+      </w:pPr>
+      <w:proofErr w:type="spellStart"/>
+      <w:r>
+        <w:t>true</w:t>
+      </w:r>
+      <w:proofErr w:type="spellEnd"/>
+      <w:r>
+        <w:t> (это то же самое, что 1)</w:t>
+      </w:r>
+    </w:p>
+    <w:p>
+      <w:pPr>
+        <w:numPr>
+          <w:ilvl w:val="0"/>
+          <w:numId w:val="2"/>
+        </w:numPr>
+      </w:pPr>
+      <w:proofErr w:type="spellStart"/>
+      <w:r>
+        <w:t>false</w:t>
+      </w:r>
+      <w:proofErr w:type="spellEnd"/>
+      <w:r>
+        <w:t> (то же, что 0)</w:t>
+      </w:r>
+    </w:p>
+    <w:p>
+      <w:pPr>
+        <w:numPr>
+          <w:ilvl w:val="0"/>
+          <w:numId w:val="2"/>
+        </w:numPr>
+      </w:pPr>
+      <w:r>
+        <w:t>NULL (если результат сравнения не определён, например, при сравнении с NULL)</w:t>
+      </w:r>
+    </w:p>
+    <w:p>
+      <w:pPr>
+        <w:numPr>
+          <w:ilvl w:val="0"/>
+          <w:numId w:val="2"/>
+        </w:numPr>
+      </w:pPr>
+      <w:r>
+        <w:t>Результатом сравнения любого значения с NULL является NULL. Исключением является оператор эквивалентности.</w:t>
+      </w:r>
+    </w:p>
+    <w:tbl>
+      <w:tblPr>
+        <w:tblStyle w:val="ae"/>
+        <w:tblW w:w="0" w:type="auto"/>
+        <w:tblLook w:val="04A0" w:firstRow="1" w:lastRow="0" w:firstColumn="1" w:lastColumn="0" w:noHBand="0" w:noVBand="1"/>
+      </w:tblPr>
+      <w:tblGrid>
+        <w:gridCol w:w="2276"/>
+        <w:gridCol w:w="726"/>
+        <w:gridCol w:w="6342"/>
+      </w:tblGrid>
+      <w:tr>
+        <w:tc>
+          <w:tcPr>
+            <w:tcW w:w="1838" w:type="dxa"/>
+          </w:tcPr>
+          <w:p>
+            <w:r>
+              <w:t>Равенство</w:t>
+            </w:r>
+          </w:p>
+        </w:tc>
+        <w:tc>
+          <w:tcPr>
+            <w:tcW w:w="567" w:type="dxa"/>
+          </w:tcPr>
+          <w:p>
+            <w:r>
+              <w:t>=</w:t>
+            </w:r>
+          </w:p>
+        </w:tc>
+        <w:tc>
+          <w:tcPr>
+            <w:tcW w:w="6939" w:type="dxa"/>
+          </w:tcPr>
+          <w:p>
+            <w:r>
+              <w:t>Если оба значения равны, то результат будет равен 1, иначе 0</w:t>
+            </w:r>
+          </w:p>
+        </w:tc>
+      </w:tr>
+      <w:tr>
+        <w:tc>
+          <w:tcPr>
+            <w:tcW w:w="1838" w:type="dxa"/>
+          </w:tcPr>
+          <w:p>
+            <w:r>
+              <w:t>Эквивалентность</w:t>
+            </w:r>
+          </w:p>
+          <w:p>
+            <w:r>
+              <w:t xml:space="preserve">Только в </w:t>
+            </w:r>
+            <w:proofErr w:type="spellStart"/>
+            <w:r>
+              <w:rPr>
+                <w:lang w:val="en-US"/>
+              </w:rPr>
+              <w:t>mySQL</w:t>
+            </w:r>
+            <w:proofErr w:type="spellEnd"/>
+          </w:p>
+          <w:p>
+            <w:r>
+              <w:t xml:space="preserve">В </w:t>
+            </w:r>
+            <w:r>
+              <w:rPr>
+                <w:lang w:val="en-US"/>
+              </w:rPr>
+              <w:t>PostgreSQL</w:t>
+            </w:r>
+            <w:r>
+              <w:t xml:space="preserve"> нет.</w:t>
+            </w:r>
+          </w:p>
+        </w:tc>
+        <w:tc>
+          <w:tcPr>
+            <w:tcW w:w="567" w:type="dxa"/>
+          </w:tcPr>
+          <w:p>
+            <w:r>
+              <w:t>&lt;=&gt;</w:t>
+            </w:r>
+          </w:p>
+        </w:tc>
+        <w:tc>
+          <w:tcPr>
+            <w:tcW w:w="6939" w:type="dxa"/>
+          </w:tcPr>
+          <w:p>
+            <w:r>
+              <w:t>Аналогичен оператору равенства, за исключением того, что результат будет равен 1 в случае сравнения NULL с NULL и 0, когда идёт сравнение любого значения с NULL</w:t>
+            </w:r>
+          </w:p>
+        </w:tc>
+      </w:tr>
+      <w:tr>
+        <w:tc>
+          <w:tcPr>
+            <w:tcW w:w="1838" w:type="dxa"/>
+          </w:tcPr>
+          <w:p>
+            <w:r>
+              <w:t>Неравенство</w:t>
+            </w:r>
+          </w:p>
+        </w:tc>
+        <w:tc>
+          <w:tcPr>
+            <w:tcW w:w="567" w:type="dxa"/>
+          </w:tcPr>
+          <w:p>
+            <w:r>
+              <w:t>&lt;&gt; </w:t>
+            </w:r>
+          </w:p>
+          <w:p>
+            <w:r>
+              <w:t>или </w:t>
+            </w:r>
+          </w:p>
+          <w:p>
+            <w:r>
+              <w:t>!=</w:t>
+            </w:r>
+          </w:p>
+        </w:tc>
+        <w:tc>
+          <w:tcPr>
+            <w:tcW w:w="6939" w:type="dxa"/>
+          </w:tcPr>
+          <w:p>
+            <w:r>
+              <w:t>Если оба значения не равны, то результат будет равен 1, иначе 0</w:t>
+            </w:r>
+          </w:p>
+        </w:tc>
+      </w:tr>
+      <w:tr>
+        <w:tc>
+          <w:tcPr>
+            <w:tcW w:w="1838" w:type="dxa"/>
+          </w:tcPr>
+          <w:p>
+            <w:r>
+              <w:lastRenderedPageBreak/>
+              <w:t>Меньше</w:t>
+            </w:r>
+          </w:p>
+        </w:tc>
+        <w:tc>
+          <w:tcPr>
+            <w:tcW w:w="567" w:type="dxa"/>
+          </w:tcPr>
+          <w:p>
+            <w:r>
+              <w:t>&lt;</w:t>
+            </w:r>
+          </w:p>
+        </w:tc>
+        <w:tc>
+          <w:tcPr>
+            <w:tcW w:w="6939" w:type="dxa"/>
+          </w:tcPr>
+          <w:p>
+            <w:r>
+              <w:t>Если одно значение меньше другого, то результат будет равен 1, иначе 0</w:t>
+            </w:r>
+          </w:p>
+        </w:tc>
+      </w:tr>
+      <w:tr>
+        <w:tc>
+          <w:tcPr>
+            <w:tcW w:w="1838" w:type="dxa"/>
+          </w:tcPr>
+          <w:p>
+            <w:r>
+              <w:t>Меньше или равно</w:t>
+            </w:r>
+          </w:p>
+        </w:tc>
+        <w:tc>
+          <w:tcPr>
+            <w:tcW w:w="567" w:type="dxa"/>
+          </w:tcPr>
+          <w:p>
+            <w:r>
+              <w:t>&lt;=</w:t>
+            </w:r>
+          </w:p>
+        </w:tc>
+        <w:tc>
+          <w:tcPr>
+            <w:tcW w:w="6939" w:type="dxa"/>
+          </w:tcPr>
+          <w:p>
+            <w:r>
+              <w:t>Если одно значение меньше или равно другому, то результат будет равен 1, иначе 0</w:t>
+            </w:r>
+          </w:p>
+        </w:tc>
+      </w:tr>
+      <w:tr>
+        <w:tc>
+          <w:tcPr>
+            <w:tcW w:w="1838" w:type="dxa"/>
+          </w:tcPr>
+          <w:p>
+            <w:r>
+              <w:t>Больше</w:t>
+            </w:r>
+          </w:p>
+        </w:tc>
+        <w:tc>
+          <w:tcPr>
+            <w:tcW w:w="567" w:type="dxa"/>
+          </w:tcPr>
+          <w:p>
+            <w:r>
+              <w:t>&gt;</w:t>
+            </w:r>
+          </w:p>
+        </w:tc>
+        <w:tc>
+          <w:tcPr>
+            <w:tcW w:w="6939" w:type="dxa"/>
+          </w:tcPr>
+          <w:p>
+            <w:r>
+              <w:t>Если одно значение больше другого, то результат будет равен 1, иначе 0</w:t>
+            </w:r>
+          </w:p>
+        </w:tc>
+      </w:tr>
+      <w:tr>
+        <w:tc>
+          <w:tcPr>
+            <w:tcW w:w="1838" w:type="dxa"/>
+          </w:tcPr>
+          <w:p>
+            <w:r>
+              <w:t>Больше или равно</w:t>
+            </w:r>
+          </w:p>
+        </w:tc>
+        <w:tc>
+          <w:tcPr>
+            <w:tcW w:w="567" w:type="dxa"/>
+          </w:tcPr>
+          <w:p>
+            <w:r>
+              <w:t>&gt;=</w:t>
+            </w:r>
+          </w:p>
+        </w:tc>
+        <w:tc>
+          <w:tcPr>
+            <w:tcW w:w="6939" w:type="dxa"/>
+          </w:tcPr>
+          <w:p>
+            <w:r>
+              <w:t>Если одно значение больше или равно другому, то результат будет равен 1, иначе 0</w:t>
+            </w:r>
+          </w:p>
+        </w:tc>
+      </w:tr>
+    </w:tbl>
     <w:p/>
     <w:p>
-      <w:r>
+      <w:pPr>
+        <w:rPr>
+          <w:b/>
+          <w:bCs/>
+        </w:rPr>
+      </w:pPr>
+      <w:r>
+        <w:rPr>
+          <w:b/>
+          <w:bCs/>
+        </w:rPr>
+        <w:t>Логические операторы</w:t>
+      </w:r>
+    </w:p>
+    <w:p>
+      <w:r>
+        <w:t>AND — оба условия должны быть верны.</w:t>
+      </w:r>
+    </w:p>
+    <w:p>
+      <w:r>
+        <w:t>OR — достаточно, чтобы выполнилось хотя бы одно условие.</w:t>
+      </w:r>
+    </w:p>
+    <w:p>
+      <w:r>
+        <w:t>NOT — условие становится противоположным.</w:t>
+      </w:r>
+    </w:p>
+    <w:tbl>
+      <w:tblPr>
+        <w:tblpPr w:leftFromText="180" w:rightFromText="180" w:vertAnchor="text" w:horzAnchor="margin" w:tblpXSpec="center" w:tblpY="700"/>
+        <w:tblW w:w="8834" w:type="dxa"/>
+        <w:tblCellSpacing w:w="15" w:type="dxa"/>
+        <w:tblBorders>
+          <w:top w:val="single" w:sz="4" w:space="0" w:color="333333"/>
+          <w:left w:val="single" w:sz="4" w:space="0" w:color="333333"/>
+          <w:bottom w:val="single" w:sz="4" w:space="0" w:color="333333"/>
+          <w:right w:val="single" w:sz="4" w:space="0" w:color="333333"/>
+        </w:tblBorders>
+        <w:tblCellMar>
+          <w:top w:w="15" w:type="dxa"/>
+          <w:left w:w="15" w:type="dxa"/>
+          <w:bottom w:w="15" w:type="dxa"/>
+          <w:right w:w="15" w:type="dxa"/>
+        </w:tblCellMar>
+        <w:tblLook w:val="04A0" w:firstRow="1" w:lastRow="0" w:firstColumn="1" w:lastColumn="0" w:noHBand="0" w:noVBand="1"/>
+      </w:tblPr>
+      <w:tblGrid>
+        <w:gridCol w:w="864"/>
+        <w:gridCol w:w="849"/>
+        <w:gridCol w:w="1168"/>
+        <w:gridCol w:w="5953"/>
+      </w:tblGrid>
+      <w:tr>
+        <w:trPr>
+          <w:trHeight w:val="438"/>
+          <w:tblCellSpacing w:w="15" w:type="dxa"/>
+        </w:trPr>
+        <w:tc>
+          <w:tcPr>
+            <w:tcW w:w="0" w:type="auto"/>
+            <w:tcBorders>
+              <w:top w:val="nil"/>
+              <w:left w:val="nil"/>
+              <w:bottom w:val="single" w:sz="4" w:space="0" w:color="424242"/>
+              <w:right w:val="single" w:sz="4" w:space="0" w:color="424242"/>
+            </w:tcBorders>
+            <w:tcMar>
+              <w:top w:w="180" w:type="dxa"/>
+              <w:left w:w="180" w:type="dxa"/>
+              <w:bottom w:w="180" w:type="dxa"/>
+              <w:right w:w="180" w:type="dxa"/>
+            </w:tcMar>
+            <w:vAlign w:val="center"/>
+            <w:hideMark/>
+          </w:tcPr>
+          <w:p>
+            <w:r>
+              <w:t>Да</w:t>
+            </w:r>
+          </w:p>
+        </w:tc>
+        <w:tc>
+          <w:tcPr>
+            <w:tcW w:w="0" w:type="auto"/>
+            <w:tcBorders>
+              <w:top w:val="nil"/>
+              <w:left w:val="nil"/>
+              <w:bottom w:val="single" w:sz="4" w:space="0" w:color="424242"/>
+              <w:right w:val="single" w:sz="4" w:space="0" w:color="424242"/>
+            </w:tcBorders>
+            <w:tcMar>
+              <w:top w:w="180" w:type="dxa"/>
+              <w:left w:w="180" w:type="dxa"/>
+              <w:bottom w:w="180" w:type="dxa"/>
+              <w:right w:w="180" w:type="dxa"/>
+            </w:tcMar>
+            <w:vAlign w:val="center"/>
+            <w:hideMark/>
+          </w:tcPr>
+          <w:p>
+            <w:r>
+              <w:t>Нет</w:t>
+            </w:r>
+          </w:p>
+        </w:tc>
+        <w:tc>
+          <w:tcPr>
+            <w:tcW w:w="0" w:type="auto"/>
+            <w:tcBorders>
+              <w:top w:val="nil"/>
+              <w:left w:val="nil"/>
+              <w:bottom w:val="single" w:sz="4" w:space="0" w:color="424242"/>
+              <w:right w:val="single" w:sz="4" w:space="0" w:color="424242"/>
+            </w:tcBorders>
+            <w:tcMar>
+              <w:top w:w="180" w:type="dxa"/>
+              <w:left w:w="180" w:type="dxa"/>
+              <w:bottom w:w="180" w:type="dxa"/>
+              <w:right w:w="180" w:type="dxa"/>
+            </w:tcMar>
+            <w:vAlign w:val="center"/>
+            <w:hideMark/>
+          </w:tcPr>
+          <w:p>
+            <w:r>
+              <w:rPr>
+                <w:rFonts w:ascii="Segoe UI Emoji" w:hAnsi="Segoe UI Emoji" w:cs="Segoe UI Emoji"/>
+              </w:rPr>
+              <w:t>✅</w:t>
+            </w:r>
+            <w:r>
+              <w:t xml:space="preserve"> Да</w:t>
+            </w:r>
+          </w:p>
+        </w:tc>
+        <w:tc>
+          <w:tcPr>
+            <w:tcW w:w="0" w:type="auto"/>
+            <w:tcBorders>
+              <w:top w:val="nil"/>
+              <w:left w:val="nil"/>
+              <w:bottom w:val="single" w:sz="4" w:space="0" w:color="424242"/>
+              <w:right w:val="nil"/>
+            </w:tcBorders>
+            <w:tcMar>
+              <w:top w:w="180" w:type="dxa"/>
+              <w:left w:w="225" w:type="dxa"/>
+              <w:bottom w:w="180" w:type="dxa"/>
+              <w:right w:w="180" w:type="dxa"/>
+            </w:tcMar>
+            <w:vAlign w:val="center"/>
+            <w:hideMark/>
+          </w:tcPr>
+          <w:p>
+            <w:r>
+              <w:t>Выполняется только первое услови</w:t>
+            </w:r>
+            <w:r>
+              <w:t>е</w:t>
+            </w:r>
+          </w:p>
+        </w:tc>
+      </w:tr>
+      <w:tr>
+        <w:trPr>
+          <w:trHeight w:val="432"/>
+          <w:tblCellSpacing w:w="15" w:type="dxa"/>
+        </w:trPr>
+        <w:tc>
+          <w:tcPr>
+            <w:tcW w:w="0" w:type="auto"/>
+            <w:tcBorders>
+              <w:top w:val="nil"/>
+              <w:left w:val="nil"/>
+              <w:bottom w:val="single" w:sz="4" w:space="0" w:color="424242"/>
+              <w:right w:val="single" w:sz="4" w:space="0" w:color="424242"/>
+            </w:tcBorders>
+            <w:tcMar>
+              <w:top w:w="180" w:type="dxa"/>
+              <w:left w:w="180" w:type="dxa"/>
+              <w:bottom w:w="180" w:type="dxa"/>
+              <w:right w:w="180" w:type="dxa"/>
+            </w:tcMar>
+            <w:vAlign w:val="center"/>
+            <w:hideMark/>
+          </w:tcPr>
+          <w:p>
+            <w:r>
+              <w:t>Нет</w:t>
+            </w:r>
+          </w:p>
+        </w:tc>
+        <w:tc>
+          <w:tcPr>
+            <w:tcW w:w="0" w:type="auto"/>
+            <w:tcBorders>
+              <w:top w:val="nil"/>
+              <w:left w:val="nil"/>
+              <w:bottom w:val="single" w:sz="4" w:space="0" w:color="424242"/>
+              <w:right w:val="single" w:sz="4" w:space="0" w:color="424242"/>
+            </w:tcBorders>
+            <w:tcMar>
+              <w:top w:w="180" w:type="dxa"/>
+              <w:left w:w="180" w:type="dxa"/>
+              <w:bottom w:w="180" w:type="dxa"/>
+              <w:right w:w="180" w:type="dxa"/>
+            </w:tcMar>
+            <w:vAlign w:val="center"/>
+            <w:hideMark/>
+          </w:tcPr>
+          <w:p>
+            <w:r>
+              <w:t>Да</w:t>
+            </w:r>
+          </w:p>
+        </w:tc>
+        <w:tc>
+          <w:tcPr>
+            <w:tcW w:w="0" w:type="auto"/>
+            <w:tcBorders>
+              <w:top w:val="nil"/>
+              <w:left w:val="nil"/>
+              <w:bottom w:val="single" w:sz="4" w:space="0" w:color="424242"/>
+              <w:right w:val="single" w:sz="4" w:space="0" w:color="424242"/>
+            </w:tcBorders>
+            <w:tcMar>
+              <w:top w:w="180" w:type="dxa"/>
+              <w:left w:w="180" w:type="dxa"/>
+              <w:bottom w:w="180" w:type="dxa"/>
+              <w:right w:w="180" w:type="dxa"/>
+            </w:tcMar>
+            <w:vAlign w:val="center"/>
+            <w:hideMark/>
+          </w:tcPr>
+          <w:p>
+            <w:r>
+              <w:rPr>
+                <w:rFonts w:ascii="Segoe UI Emoji" w:hAnsi="Segoe UI Emoji" w:cs="Segoe UI Emoji"/>
+              </w:rPr>
+              <w:t>✅</w:t>
+            </w:r>
+            <w:r>
+              <w:t xml:space="preserve"> Да</w:t>
+            </w:r>
+          </w:p>
+        </w:tc>
+        <w:tc>
+          <w:tcPr>
+            <w:tcW w:w="0" w:type="auto"/>
+            <w:tcBorders>
+              <w:top w:val="nil"/>
+              <w:left w:val="nil"/>
+              <w:bottom w:val="single" w:sz="4" w:space="0" w:color="424242"/>
+              <w:right w:val="nil"/>
+            </w:tcBorders>
+            <w:tcMar>
+              <w:top w:w="180" w:type="dxa"/>
+              <w:left w:w="225" w:type="dxa"/>
+              <w:bottom w:w="180" w:type="dxa"/>
+              <w:right w:w="180" w:type="dxa"/>
+            </w:tcMar>
+            <w:vAlign w:val="center"/>
+            <w:hideMark/>
+          </w:tcPr>
+          <w:p>
+            <w:r>
+              <w:t>Выполняется только второе условие</w:t>
+            </w:r>
+          </w:p>
+        </w:tc>
+      </w:tr>
+      <w:tr>
+        <w:trPr>
+          <w:trHeight w:val="692"/>
+          <w:tblCellSpacing w:w="15" w:type="dxa"/>
+        </w:trPr>
+        <w:tc>
+          <w:tcPr>
+            <w:tcW w:w="0" w:type="auto"/>
+            <w:tcBorders>
+              <w:top w:val="nil"/>
+              <w:left w:val="nil"/>
+              <w:bottom w:val="single" w:sz="4" w:space="0" w:color="424242"/>
+              <w:right w:val="single" w:sz="4" w:space="0" w:color="424242"/>
+            </w:tcBorders>
+            <w:tcMar>
+              <w:top w:w="180" w:type="dxa"/>
+              <w:left w:w="180" w:type="dxa"/>
+              <w:bottom w:w="180" w:type="dxa"/>
+              <w:right w:w="180" w:type="dxa"/>
+            </w:tcMar>
+            <w:vAlign w:val="center"/>
+            <w:hideMark/>
+          </w:tcPr>
+          <w:p>
+            <w:r>
+              <w:t>Да</w:t>
+            </w:r>
+          </w:p>
+        </w:tc>
+        <w:tc>
+          <w:tcPr>
+            <w:tcW w:w="0" w:type="auto"/>
+            <w:tcBorders>
+              <w:top w:val="nil"/>
+              <w:left w:val="nil"/>
+              <w:bottom w:val="single" w:sz="4" w:space="0" w:color="424242"/>
+              <w:right w:val="single" w:sz="4" w:space="0" w:color="424242"/>
+            </w:tcBorders>
+            <w:tcMar>
+              <w:top w:w="180" w:type="dxa"/>
+              <w:left w:w="180" w:type="dxa"/>
+              <w:bottom w:w="180" w:type="dxa"/>
+              <w:right w:w="180" w:type="dxa"/>
+            </w:tcMar>
+            <w:vAlign w:val="center"/>
+            <w:hideMark/>
+          </w:tcPr>
+          <w:p>
+            <w:r>
+              <w:t>Да</w:t>
+            </w:r>
+          </w:p>
+        </w:tc>
+        <w:tc>
+          <w:tcPr>
+            <w:tcW w:w="0" w:type="auto"/>
+            <w:tcBorders>
+              <w:top w:val="nil"/>
+              <w:left w:val="nil"/>
+              <w:bottom w:val="single" w:sz="4" w:space="0" w:color="424242"/>
+              <w:right w:val="single" w:sz="4" w:space="0" w:color="424242"/>
+            </w:tcBorders>
+            <w:tcMar>
+              <w:top w:w="180" w:type="dxa"/>
+              <w:left w:w="180" w:type="dxa"/>
+              <w:bottom w:w="180" w:type="dxa"/>
+              <w:right w:w="180" w:type="dxa"/>
+            </w:tcMar>
+            <w:vAlign w:val="center"/>
+            <w:hideMark/>
+          </w:tcPr>
+          <w:p>
+            <w:r>
+              <w:rPr>
+                <w:rFonts w:ascii="Segoe UI Emoji" w:hAnsi="Segoe UI Emoji" w:cs="Segoe UI Emoji"/>
+              </w:rPr>
+              <w:t>❌</w:t>
+            </w:r>
+            <w:r>
+              <w:t xml:space="preserve"> Нет</w:t>
+            </w:r>
+          </w:p>
+        </w:tc>
+        <w:tc>
+          <w:tcPr>
+            <w:tcW w:w="0" w:type="auto"/>
+            <w:tcBorders>
+              <w:top w:val="nil"/>
+              <w:left w:val="nil"/>
+              <w:bottom w:val="single" w:sz="4" w:space="0" w:color="424242"/>
+              <w:right w:val="nil"/>
+            </w:tcBorders>
+            <w:tcMar>
+              <w:top w:w="180" w:type="dxa"/>
+              <w:left w:w="225" w:type="dxa"/>
+              <w:bottom w:w="180" w:type="dxa"/>
+              <w:right w:w="180" w:type="dxa"/>
+            </w:tcMar>
+            <w:vAlign w:val="center"/>
+            <w:hideMark/>
+          </w:tcPr>
+          <w:p>
+            <w:r>
+              <w:t>Выполняются оба условия — XOR исключает такие случаи</w:t>
+            </w:r>
+          </w:p>
+        </w:tc>
+      </w:tr>
+      <w:tr>
+        <w:trPr>
+          <w:trHeight w:val="697"/>
+          <w:tblCellSpacing w:w="15" w:type="dxa"/>
+        </w:trPr>
+        <w:tc>
+          <w:tcPr>
+            <w:tcW w:w="0" w:type="auto"/>
+            <w:tcBorders>
+              <w:top w:val="nil"/>
+              <w:left w:val="nil"/>
+              <w:bottom w:val="nil"/>
+              <w:right w:val="single" w:sz="4" w:space="0" w:color="424242"/>
+            </w:tcBorders>
+            <w:tcMar>
+              <w:top w:w="180" w:type="dxa"/>
+              <w:left w:w="180" w:type="dxa"/>
+              <w:bottom w:w="180" w:type="dxa"/>
+              <w:right w:w="180" w:type="dxa"/>
+            </w:tcMar>
+            <w:vAlign w:val="center"/>
+            <w:hideMark/>
+          </w:tcPr>
+          <w:p>
+            <w:r>
+              <w:t>Нет</w:t>
+            </w:r>
+          </w:p>
+        </w:tc>
+        <w:tc>
+          <w:tcPr>
+            <w:tcW w:w="0" w:type="auto"/>
+            <w:tcBorders>
+              <w:top w:val="nil"/>
+              <w:left w:val="nil"/>
+              <w:bottom w:val="nil"/>
+              <w:right w:val="single" w:sz="4" w:space="0" w:color="424242"/>
+            </w:tcBorders>
+            <w:tcMar>
+              <w:top w:w="180" w:type="dxa"/>
+              <w:left w:w="180" w:type="dxa"/>
+              <w:bottom w:w="180" w:type="dxa"/>
+              <w:right w:w="180" w:type="dxa"/>
+            </w:tcMar>
+            <w:vAlign w:val="center"/>
+            <w:hideMark/>
+          </w:tcPr>
+          <w:p>
+            <w:r>
+              <w:t>Нет</w:t>
+            </w:r>
+          </w:p>
+        </w:tc>
+        <w:tc>
+          <w:tcPr>
+            <w:tcW w:w="0" w:type="auto"/>
+            <w:tcBorders>
+              <w:top w:val="nil"/>
+              <w:left w:val="nil"/>
+              <w:bottom w:val="nil"/>
+              <w:right w:val="single" w:sz="4" w:space="0" w:color="424242"/>
+            </w:tcBorders>
+            <w:tcMar>
+              <w:top w:w="180" w:type="dxa"/>
+              <w:left w:w="180" w:type="dxa"/>
+              <w:bottom w:w="180" w:type="dxa"/>
+              <w:right w:w="180" w:type="dxa"/>
+            </w:tcMar>
+            <w:vAlign w:val="center"/>
+            <w:hideMark/>
+          </w:tcPr>
+          <w:p>
+            <w:r>
+              <w:rPr>
+                <w:rFonts w:ascii="Segoe UI Emoji" w:hAnsi="Segoe UI Emoji" w:cs="Segoe UI Emoji"/>
+              </w:rPr>
+              <w:t>❌</w:t>
+            </w:r>
+            <w:r>
+              <w:t xml:space="preserve"> Нет</w:t>
+            </w:r>
+          </w:p>
+        </w:tc>
+        <w:tc>
+          <w:tcPr>
+            <w:tcW w:w="0" w:type="auto"/>
+            <w:tcBorders>
+              <w:top w:val="nil"/>
+              <w:left w:val="nil"/>
+              <w:bottom w:val="nil"/>
+              <w:right w:val="nil"/>
+            </w:tcBorders>
+            <w:tcMar>
+              <w:top w:w="180" w:type="dxa"/>
+              <w:left w:w="225" w:type="dxa"/>
+              <w:bottom w:w="180" w:type="dxa"/>
+              <w:right w:w="180" w:type="dxa"/>
+            </w:tcMar>
+            <w:vAlign w:val="center"/>
+            <w:hideMark/>
+          </w:tcPr>
+          <w:p>
+            <w:r>
+              <w:t>Не выполняется ни одно условие</w:t>
+            </w:r>
+          </w:p>
+        </w:tc>
+      </w:tr>
+    </w:tbl>
+    <w:p>
+      <w:r>
+        <w:t>XOR — это оператор, который помогает выбрать строки, где выполняется только одно из двух условий, но не оба сразу.</w:t>
+      </w:r>
+    </w:p>
+    <w:p>
+      <w:r>
+        <w:t xml:space="preserve">В </w:t>
+      </w:r>
+      <w:proofErr w:type="spellStart"/>
+      <w:r>
+        <w:t>PostgreSQL</w:t>
+      </w:r>
+      <w:proofErr w:type="spellEnd"/>
+      <w:r>
+        <w:t xml:space="preserve"> нет оператора XOR, поэтому используется комбинация AND и OR для достижения того же результата.</w:t>
+      </w:r>
+    </w:p>
+    <w:p>
+      <w:r>
+        <w:rPr>
+          <w:noProof/>
+        </w:rPr>
+        <w:drawing>
+          <wp:inline distT="0" distB="0" distL="0" distR="0" wp14:anchorId="0B61D92F" wp14:editId="43D599EB">
+            <wp:extent cx="5686425" cy="1581150"/>
+            <wp:effectExtent l="0" t="0" r="9525" b="0"/>
+            <wp:docPr id="1984917867" name="Рисунок 1"/>
+            <wp:cNvGraphicFramePr>
+              <a:graphicFrameLocks xmlns:a="http://schemas.openxmlformats.org/drawingml/2006/main" noChangeAspect="1"/>
+            </wp:cNvGraphicFramePr>
+            <a:graphic xmlns:a="http://schemas.openxmlformats.org/drawingml/2006/main">
+              <a:graphicData uri="http://schemas.openxmlformats.org/drawingml/2006/picture">
+                <pic:pic xmlns:pic="http://schemas.openxmlformats.org/drawingml/2006/picture">
+                  <pic:nvPicPr>
+                    <pic:cNvPr id="1984917867" name=""/>
+                    <pic:cNvPicPr/>
+                  </pic:nvPicPr>
+                  <pic:blipFill>
+                    <a:blip r:embed="rId8"/>
+                    <a:stretch>
+                      <a:fillRect/>
+                    </a:stretch>
+                  </pic:blipFill>
+                  <pic:spPr>
+                    <a:xfrm>
+                      <a:off x="0" y="0"/>
+                      <a:ext cx="5686425" cy="1581150"/>
+                    </a:xfrm>
+                    <a:prstGeom prst="rect">
+                      <a:avLst/>
+                    </a:prstGeom>
+                  </pic:spPr>
+                </pic:pic>
+              </a:graphicData>
+            </a:graphic>
+          </wp:inline>
+        </w:drawing>
+      </w:r>
+    </w:p>
+    <w:p/>
+    <w:p>
+      <w:pPr>
+        <w:rPr>
+          <w:b/>
+          <w:bCs/>
+        </w:rPr>
+      </w:pPr>
+      <w:r>
+        <w:rPr>
+          <w:b/>
+          <w:bCs/>
+        </w:rPr>
+        <w:lastRenderedPageBreak/>
+        <w:t>Приоритет логических операторов</w:t>
+      </w:r>
+    </w:p>
+    <w:p>
+      <w:pPr>
+        <w:numPr>
+          <w:ilvl w:val="0"/>
+          <w:numId w:val="3"/>
+        </w:numPr>
+      </w:pPr>
+      <w:r>
+        <w:t>Сначала — NOT</w:t>
+      </w:r>
+    </w:p>
+    <w:p>
+      <w:pPr>
+        <w:numPr>
+          <w:ilvl w:val="0"/>
+          <w:numId w:val="3"/>
+        </w:numPr>
+      </w:pPr>
+      <w:r>
+        <w:t>Затем — AND</w:t>
+      </w:r>
+    </w:p>
+    <w:p>
+      <w:pPr>
+        <w:numPr>
+          <w:ilvl w:val="0"/>
+          <w:numId w:val="3"/>
+        </w:numPr>
+      </w:pPr>
+      <w:r>
+        <w:t>Потом — XOR</w:t>
+      </w:r>
+    </w:p>
+    <w:p>
+      <w:pPr>
+        <w:numPr>
+          <w:ilvl w:val="0"/>
+          <w:numId w:val="3"/>
+        </w:numPr>
+      </w:pPr>
+      <w:r>
+        <w:t>В конце — OR</w:t>
+      </w:r>
+    </w:p>
+    <w:p>
+      <w:r>
+        <w:t>Если вы хотите изменить порядок проверки условий или сделать его более понятным, используйте </w:t>
+      </w:r>
+      <w:r>
+        <w:rPr>
+          <w:b/>
+          <w:bCs/>
+        </w:rPr>
+        <w:t>скобки</w:t>
+      </w:r>
+      <w:r>
+        <w:t>. Всё, что в скобках, выполняется в первую очередь. </w:t>
+      </w:r>
+    </w:p>
+    <w:p>
+      <w:pPr>
+        <w:rPr>
+          <w:b/>
+          <w:bCs/>
+        </w:rPr>
+      </w:pPr>
+      <w:r>
+        <w:rPr>
+          <w:b/>
+          <w:bCs/>
+        </w:rPr>
         <w:t>Литералы даты и времени</w:t>
       </w:r>
     </w:p>
@@ -892,7 +1882,6 @@
           </w:tcPr>
           <w:p>
             <w:r>
-              <w:lastRenderedPageBreak/>
               <w:t>Время</w:t>
             </w:r>
           </w:p>
@@ -922,17 +1911,9 @@
               <w:rPr>
                 <w:lang w:val="en-US"/>
               </w:rPr>
-              <w:t>hh:</w:t>
-            </w:r>
-            <w:proofErr w:type="gramStart"/>
-            <w:r>
-              <w:rPr>
-                <w:lang w:val="en-US"/>
-              </w:rPr>
-              <w:t>mm:ss</w:t>
+              <w:t>hh:mm:ss</w:t>
             </w:r>
             <w:proofErr w:type="spellEnd"/>
-            <w:proofErr w:type="gramEnd"/>
           </w:p>
           <w:p>
             <w:pPr>
@@ -1026,30 +2007,16 @@
               <w:rPr>
                 <w:lang w:val="en-US"/>
               </w:rPr>
-              <w:t>YYYY-MM-DD</w:t>
-            </w:r>
+              <w:t xml:space="preserve">YYYY-MM-DD </w:t>
+            </w:r>
+            <w:proofErr w:type="spellStart"/>
             <w:r>
               <w:rPr>
                 <w:lang w:val="en-US"/>
               </w:rPr>
-              <w:t xml:space="preserve"> </w:t>
-            </w:r>
-            <w:proofErr w:type="spellStart"/>
-            <w:r>
-              <w:rPr>
-                <w:lang w:val="en-US"/>
-              </w:rPr>
-              <w:t>hh:</w:t>
-            </w:r>
-            <w:proofErr w:type="gramStart"/>
-            <w:r>
-              <w:rPr>
-                <w:lang w:val="en-US"/>
-              </w:rPr>
-              <w:t>mm:ss</w:t>
+              <w:t>hh:mm:ss</w:t>
             </w:r>
             <w:proofErr w:type="spellEnd"/>
-            <w:proofErr w:type="gramEnd"/>
           </w:p>
           <w:p>
             <w:proofErr w:type="spellStart"/>
@@ -1085,6 +2052,7 @@
           <w:b/>
           <w:bCs/>
         </w:rPr>
+        <w:lastRenderedPageBreak/>
         <w:t>Логические литералы</w:t>
       </w:r>
     </w:p>
@@ -1281,8 +2249,312 @@
       </w:rPr>
     </w:lvl>
   </w:abstractNum>
+  <w:abstractNum w:abstractNumId="1" w15:restartNumberingAfterBreak="0">
+    <w:nsid w:val="770E1841"/>
+    <w:multiLevelType w:val="multilevel"/>
+    <w:tmpl w:val="411C311E"/>
+    <w:lvl w:ilvl="0">
+      <w:start w:val="1"/>
+      <w:numFmt w:val="bullet"/>
+      <w:lvlText w:val=""/>
+      <w:lvlJc w:val="left"/>
+      <w:pPr>
+        <w:tabs>
+          <w:tab w:val="num" w:pos="720"/>
+        </w:tabs>
+        <w:ind w:left="720" w:hanging="360"/>
+      </w:pPr>
+      <w:rPr>
+        <w:rFonts w:ascii="Symbol" w:hAnsi="Symbol" w:hint="default"/>
+        <w:sz w:val="20"/>
+      </w:rPr>
+    </w:lvl>
+    <w:lvl w:ilvl="1" w:tentative="1">
+      <w:start w:val="1"/>
+      <w:numFmt w:val="bullet"/>
+      <w:lvlText w:val="o"/>
+      <w:lvlJc w:val="left"/>
+      <w:pPr>
+        <w:tabs>
+          <w:tab w:val="num" w:pos="1440"/>
+        </w:tabs>
+        <w:ind w:left="1440" w:hanging="360"/>
+      </w:pPr>
+      <w:rPr>
+        <w:rFonts w:ascii="Courier New" w:hAnsi="Courier New" w:hint="default"/>
+        <w:sz w:val="20"/>
+      </w:rPr>
+    </w:lvl>
+    <w:lvl w:ilvl="2" w:tentative="1">
+      <w:start w:val="1"/>
+      <w:numFmt w:val="bullet"/>
+      <w:lvlText w:val=""/>
+      <w:lvlJc w:val="left"/>
+      <w:pPr>
+        <w:tabs>
+          <w:tab w:val="num" w:pos="2160"/>
+        </w:tabs>
+        <w:ind w:left="2160" w:hanging="360"/>
+      </w:pPr>
+      <w:rPr>
+        <w:rFonts w:ascii="Wingdings" w:hAnsi="Wingdings" w:hint="default"/>
+        <w:sz w:val="20"/>
+      </w:rPr>
+    </w:lvl>
+    <w:lvl w:ilvl="3" w:tentative="1">
+      <w:start w:val="1"/>
+      <w:numFmt w:val="bullet"/>
+      <w:lvlText w:val=""/>
+      <w:lvlJc w:val="left"/>
+      <w:pPr>
+        <w:tabs>
+          <w:tab w:val="num" w:pos="2880"/>
+        </w:tabs>
+        <w:ind w:left="2880" w:hanging="360"/>
+      </w:pPr>
+      <w:rPr>
+        <w:rFonts w:ascii="Wingdings" w:hAnsi="Wingdings" w:hint="default"/>
+        <w:sz w:val="20"/>
+      </w:rPr>
+    </w:lvl>
+    <w:lvl w:ilvl="4" w:tentative="1">
+      <w:start w:val="1"/>
+      <w:numFmt w:val="bullet"/>
+      <w:lvlText w:val=""/>
+      <w:lvlJc w:val="left"/>
+      <w:pPr>
+        <w:tabs>
+          <w:tab w:val="num" w:pos="3600"/>
+        </w:tabs>
+        <w:ind w:left="3600" w:hanging="360"/>
+      </w:pPr>
+      <w:rPr>
+        <w:rFonts w:ascii="Wingdings" w:hAnsi="Wingdings" w:hint="default"/>
+        <w:sz w:val="20"/>
+      </w:rPr>
+    </w:lvl>
+    <w:lvl w:ilvl="5" w:tentative="1">
+      <w:start w:val="1"/>
+      <w:numFmt w:val="bullet"/>
+      <w:lvlText w:val=""/>
+      <w:lvlJc w:val="left"/>
+      <w:pPr>
+        <w:tabs>
+          <w:tab w:val="num" w:pos="4320"/>
+        </w:tabs>
+        <w:ind w:left="4320" w:hanging="360"/>
+      </w:pPr>
+      <w:rPr>
+        <w:rFonts w:ascii="Wingdings" w:hAnsi="Wingdings" w:hint="default"/>
+        <w:sz w:val="20"/>
+      </w:rPr>
+    </w:lvl>
+    <w:lvl w:ilvl="6" w:tentative="1">
+      <w:start w:val="1"/>
+      <w:numFmt w:val="bullet"/>
+      <w:lvlText w:val=""/>
+      <w:lvlJc w:val="left"/>
+      <w:pPr>
+        <w:tabs>
+          <w:tab w:val="num" w:pos="5040"/>
+        </w:tabs>
+        <w:ind w:left="5040" w:hanging="360"/>
+      </w:pPr>
+      <w:rPr>
+        <w:rFonts w:ascii="Wingdings" w:hAnsi="Wingdings" w:hint="default"/>
+        <w:sz w:val="20"/>
+      </w:rPr>
+    </w:lvl>
+    <w:lvl w:ilvl="7" w:tentative="1">
+      <w:start w:val="1"/>
+      <w:numFmt w:val="bullet"/>
+      <w:lvlText w:val=""/>
+      <w:lvlJc w:val="left"/>
+      <w:pPr>
+        <w:tabs>
+          <w:tab w:val="num" w:pos="5760"/>
+        </w:tabs>
+        <w:ind w:left="5760" w:hanging="360"/>
+      </w:pPr>
+      <w:rPr>
+        <w:rFonts w:ascii="Wingdings" w:hAnsi="Wingdings" w:hint="default"/>
+        <w:sz w:val="20"/>
+      </w:rPr>
+    </w:lvl>
+    <w:lvl w:ilvl="8" w:tentative="1">
+      <w:start w:val="1"/>
+      <w:numFmt w:val="bullet"/>
+      <w:lvlText w:val=""/>
+      <w:lvlJc w:val="left"/>
+      <w:pPr>
+        <w:tabs>
+          <w:tab w:val="num" w:pos="6480"/>
+        </w:tabs>
+        <w:ind w:left="6480" w:hanging="360"/>
+      </w:pPr>
+      <w:rPr>
+        <w:rFonts w:ascii="Wingdings" w:hAnsi="Wingdings" w:hint="default"/>
+        <w:sz w:val="20"/>
+      </w:rPr>
+    </w:lvl>
+  </w:abstractNum>
+  <w:abstractNum w:abstractNumId="2" w15:restartNumberingAfterBreak="0">
+    <w:nsid w:val="77246ECC"/>
+    <w:multiLevelType w:val="multilevel"/>
+    <w:tmpl w:val="9F8E8318"/>
+    <w:lvl w:ilvl="0">
+      <w:start w:val="1"/>
+      <w:numFmt w:val="bullet"/>
+      <w:lvlText w:val=""/>
+      <w:lvlJc w:val="left"/>
+      <w:pPr>
+        <w:tabs>
+          <w:tab w:val="num" w:pos="720"/>
+        </w:tabs>
+        <w:ind w:left="720" w:hanging="360"/>
+      </w:pPr>
+      <w:rPr>
+        <w:rFonts w:ascii="Symbol" w:hAnsi="Symbol" w:hint="default"/>
+        <w:sz w:val="20"/>
+      </w:rPr>
+    </w:lvl>
+    <w:lvl w:ilvl="1" w:tentative="1">
+      <w:start w:val="1"/>
+      <w:numFmt w:val="bullet"/>
+      <w:lvlText w:val="o"/>
+      <w:lvlJc w:val="left"/>
+      <w:pPr>
+        <w:tabs>
+          <w:tab w:val="num" w:pos="1440"/>
+        </w:tabs>
+        <w:ind w:left="1440" w:hanging="360"/>
+      </w:pPr>
+      <w:rPr>
+        <w:rFonts w:ascii="Courier New" w:hAnsi="Courier New" w:hint="default"/>
+        <w:sz w:val="20"/>
+      </w:rPr>
+    </w:lvl>
+    <w:lvl w:ilvl="2" w:tentative="1">
+      <w:start w:val="1"/>
+      <w:numFmt w:val="bullet"/>
+      <w:lvlText w:val=""/>
+      <w:lvlJc w:val="left"/>
+      <w:pPr>
+        <w:tabs>
+          <w:tab w:val="num" w:pos="2160"/>
+        </w:tabs>
+        <w:ind w:left="2160" w:hanging="360"/>
+      </w:pPr>
+      <w:rPr>
+        <w:rFonts w:ascii="Wingdings" w:hAnsi="Wingdings" w:hint="default"/>
+        <w:sz w:val="20"/>
+      </w:rPr>
+    </w:lvl>
+    <w:lvl w:ilvl="3" w:tentative="1">
+      <w:start w:val="1"/>
+      <w:numFmt w:val="bullet"/>
+      <w:lvlText w:val=""/>
+      <w:lvlJc w:val="left"/>
+      <w:pPr>
+        <w:tabs>
+          <w:tab w:val="num" w:pos="2880"/>
+        </w:tabs>
+        <w:ind w:left="2880" w:hanging="360"/>
+      </w:pPr>
+      <w:rPr>
+        <w:rFonts w:ascii="Wingdings" w:hAnsi="Wingdings" w:hint="default"/>
+        <w:sz w:val="20"/>
+      </w:rPr>
+    </w:lvl>
+    <w:lvl w:ilvl="4" w:tentative="1">
+      <w:start w:val="1"/>
+      <w:numFmt w:val="bullet"/>
+      <w:lvlText w:val=""/>
+      <w:lvlJc w:val="left"/>
+      <w:pPr>
+        <w:tabs>
+          <w:tab w:val="num" w:pos="3600"/>
+        </w:tabs>
+        <w:ind w:left="3600" w:hanging="360"/>
+      </w:pPr>
+      <w:rPr>
+        <w:rFonts w:ascii="Wingdings" w:hAnsi="Wingdings" w:hint="default"/>
+        <w:sz w:val="20"/>
+      </w:rPr>
+    </w:lvl>
+    <w:lvl w:ilvl="5" w:tentative="1">
+      <w:start w:val="1"/>
+      <w:numFmt w:val="bullet"/>
+      <w:lvlText w:val=""/>
+      <w:lvlJc w:val="left"/>
+      <w:pPr>
+        <w:tabs>
+          <w:tab w:val="num" w:pos="4320"/>
+        </w:tabs>
+        <w:ind w:left="4320" w:hanging="360"/>
+      </w:pPr>
+      <w:rPr>
+        <w:rFonts w:ascii="Wingdings" w:hAnsi="Wingdings" w:hint="default"/>
+        <w:sz w:val="20"/>
+      </w:rPr>
+    </w:lvl>
+    <w:lvl w:ilvl="6" w:tentative="1">
+      <w:start w:val="1"/>
+      <w:numFmt w:val="bullet"/>
+      <w:lvlText w:val=""/>
+      <w:lvlJc w:val="left"/>
+      <w:pPr>
+        <w:tabs>
+          <w:tab w:val="num" w:pos="5040"/>
+        </w:tabs>
+        <w:ind w:left="5040" w:hanging="360"/>
+      </w:pPr>
+      <w:rPr>
+        <w:rFonts w:ascii="Wingdings" w:hAnsi="Wingdings" w:hint="default"/>
+        <w:sz w:val="20"/>
+      </w:rPr>
+    </w:lvl>
+    <w:lvl w:ilvl="7" w:tentative="1">
+      <w:start w:val="1"/>
+      <w:numFmt w:val="bullet"/>
+      <w:lvlText w:val=""/>
+      <w:lvlJc w:val="left"/>
+      <w:pPr>
+        <w:tabs>
+          <w:tab w:val="num" w:pos="5760"/>
+        </w:tabs>
+        <w:ind w:left="5760" w:hanging="360"/>
+      </w:pPr>
+      <w:rPr>
+        <w:rFonts w:ascii="Wingdings" w:hAnsi="Wingdings" w:hint="default"/>
+        <w:sz w:val="20"/>
+      </w:rPr>
+    </w:lvl>
+    <w:lvl w:ilvl="8" w:tentative="1">
+      <w:start w:val="1"/>
+      <w:numFmt w:val="bullet"/>
+      <w:lvlText w:val=""/>
+      <w:lvlJc w:val="left"/>
+      <w:pPr>
+        <w:tabs>
+          <w:tab w:val="num" w:pos="6480"/>
+        </w:tabs>
+        <w:ind w:left="6480" w:hanging="360"/>
+      </w:pPr>
+      <w:rPr>
+        <w:rFonts w:ascii="Wingdings" w:hAnsi="Wingdings" w:hint="default"/>
+        <w:sz w:val="20"/>
+      </w:rPr>
+    </w:lvl>
+  </w:abstractNum>
   <w:num w:numId="1" w16cid:durableId="974482989">
     <w:abstractNumId w:val="0"/>
+  </w:num>
+  <w:num w:numId="2" w16cid:durableId="1691180423">
+    <w:abstractNumId w:val="2"/>
+  </w:num>
+  <w:num w:numId="3" w16cid:durableId="1269124223">
+    <w:abstractNumId w:val="1"/>
   </w:num>
 </w:numbering>
 </file>

--- a/SQL/SQL академия/2.1 Литералы.docx
+++ b/SQL/SQL академия/2.1 Литералы.docx
@@ -1,41 +1,48 @@
 
 <file path=word/document.xml><?xml version="1.0" encoding="utf-8"?>
-<w:document xmlns:wpc="http://schemas.microsoft.com/office/word/2010/wordprocessingCanvas" xmlns:cx="http://schemas.microsoft.com/office/drawing/2014/chartex" xmlns:cx1="http://schemas.microsoft.com/office/drawing/2015/9/8/chartex" xmlns:cx2="http://schemas.microsoft.com/office/drawing/2015/10/21/chartex" xmlns:cx3="http://schemas.microsoft.com/office/drawing/2016/5/9/chartex" xmlns:cx4="http://schemas.microsoft.com/office/drawing/2016/5/10/chartex" xmlns:cx5="http://schemas.microsoft.com/office/drawing/2016/5/11/chartex" xmlns:cx6="http://schemas.microsoft.com/office/drawing/2016/5/12/chartex" xmlns:cx7="http://schemas.microsoft.com/office/drawing/2016/5/13/chartex" xmlns:cx8="http://schemas.microsoft.com/office/drawing/2016/5/14/chartex" xmlns:mc="http://schemas.openxmlformats.org/markup-compatibility/2006" xmlns:aink="http://schemas.microsoft.com/office/drawing/2016/ink" xmlns:am3d="http://schemas.microsoft.com/office/drawing/2017/model3d" xmlns:o="urn:schemas-microsoft-com:office:office" xmlns:oel="http://schemas.microsoft.com/office/2019/extlst" xmlns:r="http://schemas.openxmlformats.org/officeDocument/2006/relationships" xmlns:m="http://schemas.openxmlformats.org/officeDocument/2006/math" xmlns:v="urn:schemas-microsoft-com:vml" xmlns:wp14="http://schemas.microsoft.com/office/word/2010/wordprocessingDrawing" xmlns:wp="http://schemas.openxmlformats.org/drawingml/2006/wordprocessingDrawing" xmlns:w10="urn:schemas-microsoft-com:office:word" xmlns:w="http://schemas.openxmlformats.org/wordprocessingml/2006/main" xmlns:w14="http://schemas.microsoft.com/office/word/2010/wordml" xmlns:w15="http://schemas.microsoft.com/office/word/2012/wordml" xmlns:w16cex="http://schemas.microsoft.com/office/word/2018/wordml/cex" xmlns:w16cid="http://schemas.microsoft.com/office/word/2016/wordml/cid" xmlns:w16="http://schemas.microsoft.com/office/word/2018/wordml" xmlns:w16du="http://schemas.microsoft.com/office/word/2023/wordml/word16du" xmlns:w16sdtdh="http://schemas.microsoft.com/office/word/2020/wordml/sdtdatahash" xmlns:w16sdtfl="http://schemas.microsoft.com/office/word/2024/wordml/sdtformatlock" xmlns:w16se="http://schemas.microsoft.com/office/word/2015/wordml/symex" xmlns:wpg="http://schemas.microsoft.com/office/word/2010/wordprocessingGroup" xmlns:wpi="http://schemas.microsoft.com/office/word/2010/wordprocessingInk" xmlns:wne="http://schemas.microsoft.com/office/word/2006/wordml" xmlns:wps="http://schemas.microsoft.com/office/word/2010/wordprocessingShape" mc:Ignorable="w14 w15 w16se w16cid w16 w16cex w16sdtdh w16sdtfl w16du wp14">
+<w:document xmlns:o="urn:schemas-microsoft-com:office:office" xmlns:r="http://schemas.openxmlformats.org/officeDocument/2006/relationships" xmlns:v="urn:schemas-microsoft-com:vml" xmlns:w="http://schemas.openxmlformats.org/wordprocessingml/2006/main" xmlns:w10="urn:schemas-microsoft-com:office:word" xmlns:wp="http://schemas.openxmlformats.org/drawingml/2006/wordprocessingDrawing" xmlns:wps="http://schemas.microsoft.com/office/word/2010/wordprocessingShape" xmlns:wpg="http://schemas.microsoft.com/office/word/2010/wordprocessingGroup" xmlns:mc="http://schemas.openxmlformats.org/markup-compatibility/2006" xmlns:wp14="http://schemas.microsoft.com/office/word/2010/wordprocessingDrawing" xmlns:w14="http://schemas.microsoft.com/office/word/2010/wordml" xmlns:w15="http://schemas.microsoft.com/office/word/2012/wordml" mc:Ignorable="w14 wp14 w15">
   <w:body>
     <w:p>
       <w:pPr>
-        <w:spacing w:after="0"/>
+        <w:pStyle w:val="Normal"/>
+        <w:spacing w:before="0" w:after="0"/>
         <w:jc w:val="both"/>
-      </w:pPr>
-      <w:r>
+        <w:rPr/>
+      </w:pPr>
+      <w:r>
+        <w:rPr/>
         <w:t>Литерал — это указанное явным образом фиксированное значение, например, число 12 или строка 'SQL'.</w:t>
       </w:r>
     </w:p>
     <w:p>
       <w:pPr>
-        <w:spacing w:after="0"/>
+        <w:pStyle w:val="Normal"/>
+        <w:spacing w:before="0" w:after="0"/>
         <w:jc w:val="both"/>
-      </w:pPr>
-    </w:p>
-    <w:p>
-      <w:pPr>
-        <w:spacing w:after="0"/>
+        <w:rPr/>
+      </w:pPr>
+      <w:r>
+        <w:rPr/>
+      </w:r>
+    </w:p>
+    <w:p>
+      <w:pPr>
+        <w:pStyle w:val="Normal"/>
+        <w:spacing w:before="0" w:after="0"/>
         <w:jc w:val="both"/>
-      </w:pPr>
-      <w:r>
-        <w:t>Строковый</w:t>
-      </w:r>
-      <w:r>
-        <w:t xml:space="preserve"> </w:t>
-      </w:r>
-      <w:r>
-        <w:t>литерал:</w:t>
-      </w:r>
-    </w:p>
-    <w:p>
-      <w:pPr>
-        <w:spacing w:after="0"/>
+        <w:rPr/>
+      </w:pPr>
+      <w:r>
+        <w:rPr/>
+        <w:t>Строковый литерал:</w:t>
+      </w:r>
+    </w:p>
+    <w:p>
+      <w:pPr>
+        <w:pStyle w:val="Normal"/>
+        <w:spacing w:before="0" w:after="0"/>
         <w:jc w:val="both"/>
+        <w:rPr/>
       </w:pPr>
       <w:r>
         <w:rPr>
@@ -44,6 +51,7 @@
         <w:t>SELECT</w:t>
       </w:r>
       <w:r>
+        <w:rPr/>
         <w:t xml:space="preserve"> '</w:t>
       </w:r>
       <w:r>
@@ -53,6 +61,7 @@
         <w:t>Hello</w:t>
       </w:r>
       <w:r>
+        <w:rPr/>
         <w:t xml:space="preserve"> </w:t>
       </w:r>
       <w:r>
@@ -62,19 +71,27 @@
         <w:t>world</w:t>
       </w:r>
       <w:r>
+        <w:rPr/>
         <w:t>'</w:t>
       </w:r>
     </w:p>
     <w:p>
       <w:pPr>
-        <w:spacing w:after="0"/>
+        <w:pStyle w:val="Normal"/>
+        <w:spacing w:before="0" w:after="0"/>
         <w:jc w:val="both"/>
-      </w:pPr>
-    </w:p>
-    <w:p>
-      <w:pPr>
-        <w:spacing w:after="0"/>
+        <w:rPr/>
+      </w:pPr>
+      <w:r>
+        <w:rPr/>
+      </w:r>
+    </w:p>
+    <w:p>
+      <w:pPr>
+        <w:pStyle w:val="Normal"/>
+        <w:spacing w:before="0" w:after="0"/>
         <w:jc w:val="both"/>
+        <w:rPr/>
       </w:pPr>
       <w:r>
         <w:rPr>
@@ -84,83 +101,105 @@
         <w:t>Основными типами литералов в SQL являются</w:t>
       </w:r>
       <w:r>
+        <w:rPr/>
         <w:t>:</w:t>
       </w:r>
     </w:p>
     <w:p>
       <w:pPr>
+        <w:pStyle w:val="Normal"/>
         <w:numPr>
           <w:ilvl w:val="0"/>
           <w:numId w:val="1"/>
         </w:numPr>
-        <w:spacing w:after="0"/>
+        <w:spacing w:before="0" w:after="0"/>
         <w:jc w:val="both"/>
-      </w:pPr>
-      <w:r>
+        <w:rPr/>
+      </w:pPr>
+      <w:r>
+        <w:rPr/>
         <w:t>строковый</w:t>
       </w:r>
     </w:p>
     <w:p>
       <w:pPr>
+        <w:pStyle w:val="Normal"/>
         <w:numPr>
           <w:ilvl w:val="0"/>
           <w:numId w:val="1"/>
         </w:numPr>
-        <w:spacing w:after="0"/>
+        <w:spacing w:before="0" w:after="0"/>
         <w:jc w:val="both"/>
-      </w:pPr>
-      <w:r>
+        <w:rPr/>
+      </w:pPr>
+      <w:r>
+        <w:rPr/>
         <w:t>числовой</w:t>
       </w:r>
     </w:p>
     <w:p>
       <w:pPr>
+        <w:pStyle w:val="Normal"/>
         <w:numPr>
           <w:ilvl w:val="0"/>
           <w:numId w:val="1"/>
         </w:numPr>
-        <w:spacing w:after="0"/>
+        <w:spacing w:before="0" w:after="0"/>
         <w:jc w:val="both"/>
-      </w:pPr>
-      <w:r>
+        <w:rPr/>
+      </w:pPr>
+      <w:r>
+        <w:rPr/>
         <w:t>логический</w:t>
       </w:r>
     </w:p>
     <w:p>
       <w:pPr>
+        <w:pStyle w:val="Normal"/>
         <w:numPr>
           <w:ilvl w:val="0"/>
           <w:numId w:val="1"/>
         </w:numPr>
-        <w:spacing w:after="0"/>
+        <w:spacing w:before="0" w:after="0"/>
         <w:jc w:val="both"/>
-      </w:pPr>
-      <w:r>
+        <w:rPr/>
+      </w:pPr>
+      <w:r>
+        <w:rPr/>
         <w:t>NULL</w:t>
       </w:r>
     </w:p>
     <w:p>
       <w:pPr>
+        <w:pStyle w:val="Normal"/>
         <w:numPr>
           <w:ilvl w:val="0"/>
           <w:numId w:val="1"/>
         </w:numPr>
-        <w:spacing w:after="0"/>
+        <w:spacing w:before="0" w:after="0"/>
         <w:jc w:val="both"/>
-      </w:pPr>
-      <w:r>
+        <w:rPr/>
+      </w:pPr>
+      <w:r>
+        <w:rPr/>
         <w:t>литерал даты и времени</w:t>
       </w:r>
     </w:p>
     <w:p>
       <w:pPr>
-        <w:spacing w:after="0"/>
+        <w:pStyle w:val="Normal"/>
+        <w:spacing w:before="0" w:after="0"/>
         <w:jc w:val="both"/>
-      </w:pPr>
-    </w:p>
-    <w:p>
-      <w:pPr>
-        <w:spacing w:after="0"/>
+        <w:rPr/>
+      </w:pPr>
+      <w:r>
+        <w:rPr/>
+      </w:r>
+    </w:p>
+    <w:p>
+      <w:pPr>
+        <w:pStyle w:val="Normal"/>
+        <w:spacing w:before="0" w:after="0"/>
         <w:jc w:val="both"/>
         <w:rPr>
           <w:b/>
@@ -177,42 +216,26 @@
     </w:p>
     <w:p>
       <w:pPr>
-        <w:spacing w:after="0"/>
+        <w:pStyle w:val="Normal"/>
+        <w:spacing w:before="0" w:after="0"/>
         <w:jc w:val="both"/>
-      </w:pPr>
-      <w:r>
-        <w:t>Строка — это последовательность символов, в одинарны</w:t>
-      </w:r>
-      <w:r>
-        <w:t>х</w:t>
-      </w:r>
-      <w:r>
-        <w:t xml:space="preserve"> (') или двойны</w:t>
-      </w:r>
-      <w:r>
-        <w:t>х</w:t>
-      </w:r>
-      <w:r>
-        <w:t xml:space="preserve"> (") кавычк</w:t>
-      </w:r>
-      <w:r>
-        <w:t>ах</w:t>
-      </w:r>
-      <w:r>
-        <w:t>. Например, 'это строка' и "это строка".</w:t>
-      </w:r>
-    </w:p>
-    <w:p>
-      <w:pPr>
-        <w:spacing w:after="0"/>
+        <w:rPr/>
+      </w:pPr>
+      <w:r>
+        <w:rPr/>
+        <w:t>Строка — это последовательность символов, в одинарных (') или двойных (") кавычках. Например, 'это строка' и "это строка".</w:t>
+      </w:r>
+    </w:p>
+    <w:p>
+      <w:pPr>
+        <w:pStyle w:val="Normal"/>
+        <w:spacing w:before="0" w:after="0"/>
         <w:jc w:val="both"/>
-      </w:pPr>
-      <w:r>
-        <w:rPr>
-          <w:noProof/>
-        </w:rPr>
+        <w:rPr/>
+      </w:pPr>
+      <w:r>
         <w:drawing>
-          <wp:anchor distT="0" distB="0" distL="114300" distR="114300" simplePos="0" relativeHeight="251658240" behindDoc="1" locked="0" layoutInCell="1" allowOverlap="1" wp14:anchorId="7AC77089" wp14:editId="045B6EE5">
+          <wp:anchor behindDoc="0" distT="0" distB="0" distL="0" distR="114300" simplePos="0" locked="0" layoutInCell="0" allowOverlap="1" relativeHeight="4">
             <wp:simplePos x="0" y="0"/>
             <wp:positionH relativeFrom="margin">
               <wp:align>left</wp:align>
@@ -221,17 +244,17 @@
               <wp:posOffset>63500</wp:posOffset>
             </wp:positionV>
             <wp:extent cx="2034540" cy="1998980"/>
-            <wp:effectExtent l="0" t="0" r="3810" b="1270"/>
+            <wp:effectExtent l="0" t="0" r="0" b="0"/>
             <wp:wrapTight wrapText="bothSides">
               <wp:wrapPolygon edited="0">
-                <wp:start x="0" y="0"/>
-                <wp:lineTo x="0" y="21408"/>
-                <wp:lineTo x="21438" y="21408"/>
-                <wp:lineTo x="21438" y="0"/>
-                <wp:lineTo x="0" y="0"/>
+                <wp:start x="-46" y="0"/>
+                <wp:lineTo x="-46" y="21315"/>
+                <wp:lineTo x="21411" y="21315"/>
+                <wp:lineTo x="21411" y="0"/>
+                <wp:lineTo x="-46" y="0"/>
               </wp:wrapPolygon>
             </wp:wrapTight>
-            <wp:docPr id="1783887405" name="Рисунок 1"/>
+            <wp:docPr id="1" name="Рисунок 1" descr=""/>
             <wp:cNvGraphicFramePr>
               <a:graphicFrameLocks xmlns:a="http://schemas.openxmlformats.org/drawingml/2006/main" noChangeAspect="1"/>
             </wp:cNvGraphicFramePr>
@@ -239,22 +262,18 @@
               <a:graphicData uri="http://schemas.openxmlformats.org/drawingml/2006/picture">
                 <pic:pic xmlns:pic="http://schemas.openxmlformats.org/drawingml/2006/picture">
                   <pic:nvPicPr>
-                    <pic:cNvPr id="1783887405" name=""/>
-                    <pic:cNvPicPr/>
+                    <pic:cNvPr id="1" name="Рисунок 1" descr=""/>
+                    <pic:cNvPicPr>
+                      <a:picLocks noChangeAspect="1" noChangeArrowheads="1"/>
+                    </pic:cNvPicPr>
                   </pic:nvPicPr>
                   <pic:blipFill>
-                    <a:blip r:embed="rId5">
-                      <a:extLst>
-                        <a:ext uri="{28A0092B-C50C-407E-A947-70E740481C1C}">
-                          <a14:useLocalDpi xmlns:a14="http://schemas.microsoft.com/office/drawing/2010/main" val="0"/>
-                        </a:ext>
-                      </a:extLst>
-                    </a:blip>
+                    <a:blip r:embed="rId2"/>
                     <a:stretch>
                       <a:fillRect/>
                     </a:stretch>
                   </pic:blipFill>
-                  <pic:spPr>
+                  <pic:spPr bwMode="auto">
                     <a:xfrm>
                       <a:off x="0" y="0"/>
                       <a:ext cx="2034540" cy="1998980"/>
@@ -270,107 +289,113 @@
         </w:drawing>
       </w:r>
       <w:r>
-        <w:t xml:space="preserve">Строки могут содержать </w:t>
-      </w:r>
-      <w:proofErr w:type="spellStart"/>
-      <w:r>
-        <w:t>escape</w:t>
-      </w:r>
-      <w:proofErr w:type="spellEnd"/>
-      <w:r>
-        <w:t>-последовательност</w:t>
-      </w:r>
-      <w:r>
-        <w:t>и</w:t>
-      </w:r>
-      <w:r>
-        <w:t>, начинающиеся с "\" (экранирующий символ)</w:t>
-      </w:r>
-      <w:r>
-        <w:t xml:space="preserve"> которые форматируют вывод. Например:</w:t>
-      </w:r>
-    </w:p>
-    <w:p>
-      <w:pPr>
-        <w:spacing w:after="0"/>
+        <w:rPr/>
+        <w:t>Строки могут содержать escape-последовательности, начинающиеся с "\" (экранирующий символ) которые форматируют вывод. Например:</w:t>
+      </w:r>
+    </w:p>
+    <w:p>
+      <w:pPr>
+        <w:pStyle w:val="Normal"/>
+        <w:spacing w:before="0" w:after="0"/>
         <w:jc w:val="both"/>
-      </w:pPr>
-    </w:p>
-    <w:p>
-      <w:pPr>
-        <w:spacing w:after="0"/>
+        <w:rPr/>
+      </w:pPr>
+      <w:r>
+        <w:rPr/>
+      </w:r>
+    </w:p>
+    <w:p>
+      <w:pPr>
+        <w:pStyle w:val="Normal"/>
+        <w:spacing w:before="0" w:after="0"/>
         <w:jc w:val="both"/>
-      </w:pPr>
-    </w:p>
-    <w:p>
-      <w:pPr>
-        <w:spacing w:after="0"/>
+        <w:rPr/>
+      </w:pPr>
+      <w:r>
+        <w:rPr/>
+      </w:r>
+    </w:p>
+    <w:p>
+      <w:pPr>
+        <w:pStyle w:val="Normal"/>
+        <w:spacing w:before="0" w:after="0"/>
         <w:jc w:val="both"/>
-      </w:pPr>
-    </w:p>
-    <w:p>
-      <w:pPr>
-        <w:spacing w:after="0"/>
+        <w:rPr/>
+      </w:pPr>
+      <w:r>
+        <w:rPr/>
+      </w:r>
+    </w:p>
+    <w:p>
+      <w:pPr>
+        <w:pStyle w:val="Normal"/>
+        <w:spacing w:before="0" w:after="0"/>
         <w:jc w:val="both"/>
-      </w:pPr>
-    </w:p>
-    <w:p>
-      <w:pPr>
-        <w:spacing w:after="0"/>
+        <w:rPr/>
+      </w:pPr>
+      <w:r>
+        <w:rPr/>
+      </w:r>
+    </w:p>
+    <w:p>
+      <w:pPr>
+        <w:pStyle w:val="Normal"/>
+        <w:spacing w:before="0" w:after="0"/>
         <w:jc w:val="both"/>
-      </w:pPr>
-    </w:p>
-    <w:p>
-      <w:pPr>
-        <w:spacing w:after="0"/>
+        <w:rPr/>
+      </w:pPr>
+      <w:r>
+        <w:rPr/>
+      </w:r>
+    </w:p>
+    <w:p>
+      <w:pPr>
+        <w:pStyle w:val="Normal"/>
+        <w:spacing w:before="0" w:after="0"/>
         <w:jc w:val="both"/>
-      </w:pPr>
-    </w:p>
-    <w:p>
-      <w:pPr>
-        <w:spacing w:after="0"/>
+        <w:rPr/>
+      </w:pPr>
+      <w:r>
+        <w:rPr/>
+      </w:r>
+    </w:p>
+    <w:p>
+      <w:pPr>
+        <w:pStyle w:val="Normal"/>
+        <w:spacing w:before="0" w:after="0"/>
         <w:jc w:val="both"/>
-      </w:pPr>
-    </w:p>
-    <w:p>
-      <w:pPr>
-        <w:spacing w:after="0"/>
+        <w:rPr/>
+      </w:pPr>
+      <w:r>
+        <w:rPr/>
+      </w:r>
+    </w:p>
+    <w:p>
+      <w:pPr>
+        <w:pStyle w:val="Normal"/>
+        <w:spacing w:before="0" w:after="0"/>
         <w:jc w:val="both"/>
-      </w:pPr>
-      <w:r>
-        <w:t xml:space="preserve">Для использования </w:t>
-      </w:r>
-      <w:proofErr w:type="spellStart"/>
-      <w:r>
-        <w:t>escape</w:t>
-      </w:r>
-      <w:proofErr w:type="spellEnd"/>
-      <w:r>
-        <w:t xml:space="preserve">-последовательностей в </w:t>
-      </w:r>
-      <w:proofErr w:type="spellStart"/>
-      <w:r>
-        <w:t>PostgreSQL</w:t>
-      </w:r>
-      <w:proofErr w:type="spellEnd"/>
-      <w:r>
-        <w:t xml:space="preserve"> необходимо использовать E-строки.</w:t>
-      </w:r>
-    </w:p>
-    <w:p>
-      <w:pPr>
-        <w:spacing w:after="0"/>
+        <w:rPr/>
+      </w:pPr>
+      <w:r>
+        <w:rPr/>
+        <w:t>Для использования escape-последовательностей в PostgreSQL необходимо использовать E-строки.</w:t>
+      </w:r>
+    </w:p>
+    <w:p>
+      <w:pPr>
+        <w:pStyle w:val="Normal"/>
+        <w:spacing w:before="0" w:after="0"/>
         <w:jc w:val="both"/>
-      </w:pPr>
-      <w:r>
-        <w:rPr>
-          <w:noProof/>
-        </w:rPr>
+        <w:rPr/>
+      </w:pPr>
+      <w:r>
+        <w:rPr/>
         <w:drawing>
-          <wp:inline distT="0" distB="0" distL="0" distR="0" wp14:anchorId="02C2CA24" wp14:editId="1AB65861">
-            <wp:extent cx="2097741" cy="2001556"/>
+          <wp:inline distT="0" distB="0" distL="0" distR="0">
+            <wp:extent cx="2097405" cy="2001520"/>
             <wp:effectExtent l="0" t="0" r="0" b="0"/>
-            <wp:docPr id="553801623" name="Рисунок 1"/>
+            <wp:docPr id="2" name="Изображение2" descr=""/>
             <wp:cNvGraphicFramePr>
               <a:graphicFrameLocks xmlns:a="http://schemas.openxmlformats.org/drawingml/2006/main" noChangeAspect="1"/>
             </wp:cNvGraphicFramePr>
@@ -378,19 +403,21 @@
               <a:graphicData uri="http://schemas.openxmlformats.org/drawingml/2006/picture">
                 <pic:pic xmlns:pic="http://schemas.openxmlformats.org/drawingml/2006/picture">
                   <pic:nvPicPr>
-                    <pic:cNvPr id="553801623" name=""/>
-                    <pic:cNvPicPr/>
+                    <pic:cNvPr id="2" name="Изображение2" descr=""/>
+                    <pic:cNvPicPr>
+                      <a:picLocks noChangeAspect="1" noChangeArrowheads="1"/>
+                    </pic:cNvPicPr>
                   </pic:nvPicPr>
                   <pic:blipFill>
-                    <a:blip r:embed="rId6"/>
+                    <a:blip r:embed="rId3"/>
                     <a:stretch>
                       <a:fillRect/>
                     </a:stretch>
                   </pic:blipFill>
-                  <pic:spPr>
+                  <pic:spPr bwMode="auto">
                     <a:xfrm>
                       <a:off x="0" y="0"/>
-                      <a:ext cx="2101290" cy="2004942"/>
+                      <a:ext cx="2097405" cy="2001520"/>
                     </a:xfrm>
                     <a:prstGeom prst="rect">
                       <a:avLst/>
@@ -405,13 +432,19 @@
     </w:p>
     <w:p>
       <w:pPr>
-        <w:spacing w:after="0"/>
+        <w:pStyle w:val="Normal"/>
+        <w:spacing w:before="0" w:after="0"/>
         <w:jc w:val="both"/>
-      </w:pPr>
-    </w:p>
-    <w:p>
-      <w:pPr>
-        <w:spacing w:after="0"/>
+        <w:rPr/>
+      </w:pPr>
+      <w:r>
+        <w:rPr/>
+      </w:r>
+    </w:p>
+    <w:p>
+      <w:pPr>
+        <w:pStyle w:val="Normal"/>
+        <w:spacing w:before="0" w:after="0"/>
         <w:jc w:val="both"/>
         <w:rPr>
           <w:b/>
@@ -429,114 +462,284 @@
     <w:tbl>
       <w:tblPr>
         <w:tblStyle w:val="ae"/>
-        <w:tblW w:w="0" w:type="auto"/>
-        <w:tblLook w:val="04A0" w:firstRow="1" w:lastRow="0" w:firstColumn="1" w:lastColumn="0" w:noHBand="0" w:noVBand="1"/>
+        <w:tblW w:w="9344" w:type="dxa"/>
+        <w:jc w:val="left"/>
+        <w:tblInd w:w="0" w:type="dxa"/>
+        <w:tblLayout w:type="fixed"/>
+        <w:tblCellMar>
+          <w:top w:w="0" w:type="dxa"/>
+          <w:left w:w="108" w:type="dxa"/>
+          <w:bottom w:w="0" w:type="dxa"/>
+          <w:right w:w="108" w:type="dxa"/>
+        </w:tblCellMar>
+        <w:tblLook w:firstRow="1" w:noVBand="1" w:lastRow="0" w:firstColumn="1" w:lastColumn="0" w:noHBand="0" w:val="04a0"/>
       </w:tblPr>
       <w:tblGrid>
         <w:gridCol w:w="4672"/>
-        <w:gridCol w:w="4672"/>
+        <w:gridCol w:w="4671"/>
       </w:tblGrid>
       <w:tr>
+        <w:trPr/>
         <w:tc>
           <w:tcPr>
             <w:tcW w:w="4672" w:type="dxa"/>
-          </w:tcPr>
-          <w:p>
-            <w:r>
+            <w:tcBorders/>
+          </w:tcPr>
+          <w:p>
+            <w:pPr>
+              <w:pStyle w:val="Normal"/>
+              <w:widowControl/>
+              <w:spacing w:before="0" w:after="0"/>
+              <w:jc w:val="left"/>
+              <w:rPr>
+                <w:rFonts w:eastAsia="Aptos" w:cs=""/>
+                <w:kern w:val="0"/>
+                <w:szCs w:val="22"/>
+                <w:lang w:val="ru-RU" w:eastAsia="en-US" w:bidi="ar-SA"/>
+              </w:rPr>
+            </w:pPr>
+            <w:r>
+              <w:rPr>
+                <w:rFonts w:eastAsia="Aptos" w:cs=""/>
+                <w:kern w:val="0"/>
+                <w:szCs w:val="22"/>
+                <w:lang w:val="ru-RU" w:eastAsia="en-US" w:bidi="ar-SA"/>
+              </w:rPr>
               <w:t>Включает в себя целые и дробные числа. Разделительный знак для дробного числа — «.» (точка).</w:t>
             </w:r>
           </w:p>
         </w:tc>
         <w:tc>
           <w:tcPr>
-            <w:tcW w:w="4672" w:type="dxa"/>
-          </w:tcPr>
-          <w:p>
-            <w:r>
+            <w:tcW w:w="4671" w:type="dxa"/>
+            <w:tcBorders/>
+          </w:tcPr>
+          <w:p>
+            <w:pPr>
+              <w:pStyle w:val="Normal"/>
+              <w:widowControl/>
+              <w:spacing w:before="0" w:after="0"/>
+              <w:jc w:val="left"/>
+              <w:rPr>
+                <w:rFonts w:eastAsia="Aptos" w:cs=""/>
+                <w:kern w:val="0"/>
+                <w:szCs w:val="22"/>
+                <w:lang w:val="ru-RU" w:eastAsia="en-US" w:bidi="ar-SA"/>
+              </w:rPr>
+            </w:pPr>
+            <w:r>
+              <w:rPr>
+                <w:rFonts w:eastAsia="Aptos" w:cs=""/>
+                <w:kern w:val="0"/>
+                <w:szCs w:val="22"/>
+                <w:lang w:val="ru-RU" w:eastAsia="en-US" w:bidi="ar-SA"/>
+              </w:rPr>
               <w:t>1, 2.9, 0.01</w:t>
             </w:r>
           </w:p>
         </w:tc>
       </w:tr>
       <w:tr>
+        <w:trPr/>
         <w:tc>
           <w:tcPr>
             <w:tcW w:w="4672" w:type="dxa"/>
-          </w:tcPr>
-          <w:p>
-            <w:r>
-              <w:lastRenderedPageBreak/>
+            <w:tcBorders/>
+          </w:tcPr>
+          <w:p>
+            <w:pPr>
+              <w:pStyle w:val="Normal"/>
+              <w:widowControl/>
+              <w:spacing w:before="0" w:after="0"/>
+              <w:jc w:val="left"/>
+              <w:rPr>
+                <w:rFonts w:eastAsia="Aptos" w:cs=""/>
+                <w:kern w:val="0"/>
+                <w:szCs w:val="22"/>
+                <w:lang w:val="ru-RU" w:eastAsia="en-US" w:bidi="ar-SA"/>
+              </w:rPr>
+            </w:pPr>
+            <w:r>
+              <w:rPr>
+                <w:rFonts w:eastAsia="Aptos" w:cs=""/>
+                <w:kern w:val="0"/>
+                <w:szCs w:val="22"/>
+                <w:lang w:val="ru-RU" w:eastAsia="en-US" w:bidi="ar-SA"/>
+              </w:rPr>
               <w:t>Может иметь только целую, дробную часть или обе сразу.</w:t>
             </w:r>
           </w:p>
         </w:tc>
         <w:tc>
           <w:tcPr>
-            <w:tcW w:w="4672" w:type="dxa"/>
-          </w:tcPr>
-          <w:p>
-            <w:pPr>
+            <w:tcW w:w="4671" w:type="dxa"/>
+            <w:tcBorders/>
+          </w:tcPr>
+          <w:p>
+            <w:pPr>
+              <w:pStyle w:val="Normal"/>
+              <w:widowControl/>
               <w:tabs>
-                <w:tab w:val="left" w:pos="2781"/>
+                <w:tab w:val="clear" w:pos="708"/>
+                <w:tab w:val="left" w:pos="2781" w:leader="none"/>
               </w:tabs>
-            </w:pPr>
-            <w:r>
+              <w:spacing w:before="0" w:after="0"/>
+              <w:jc w:val="left"/>
+              <w:rPr>
+                <w:rFonts w:eastAsia="Aptos" w:cs=""/>
+                <w:kern w:val="0"/>
+                <w:szCs w:val="22"/>
+                <w:lang w:val="ru-RU" w:eastAsia="en-US" w:bidi="ar-SA"/>
+              </w:rPr>
+            </w:pPr>
+            <w:r>
+              <w:rPr>
+                <w:rFonts w:eastAsia="Aptos" w:cs=""/>
+                <w:kern w:val="0"/>
+                <w:szCs w:val="22"/>
+                <w:lang w:val="ru-RU" w:eastAsia="en-US" w:bidi="ar-SA"/>
+              </w:rPr>
               <w:t>.2, 1.1, 10</w:t>
-            </w:r>
-            <w:r>
               <w:tab/>
             </w:r>
           </w:p>
         </w:tc>
       </w:tr>
       <w:tr>
+        <w:trPr/>
         <w:tc>
           <w:tcPr>
             <w:tcW w:w="4672" w:type="dxa"/>
-          </w:tcPr>
-          <w:p>
-            <w:r>
+            <w:tcBorders/>
+          </w:tcPr>
+          <w:p>
+            <w:pPr>
+              <w:pStyle w:val="Normal"/>
+              <w:widowControl/>
+              <w:spacing w:before="0" w:after="0"/>
+              <w:jc w:val="left"/>
+              <w:rPr>
+                <w:rFonts w:eastAsia="Aptos" w:cs=""/>
+                <w:kern w:val="0"/>
+                <w:szCs w:val="22"/>
+                <w:lang w:val="ru-RU" w:eastAsia="en-US" w:bidi="ar-SA"/>
+              </w:rPr>
+            </w:pPr>
+            <w:r>
+              <w:rPr>
+                <w:rFonts w:eastAsia="Aptos" w:cs=""/>
+                <w:kern w:val="0"/>
+                <w:szCs w:val="22"/>
+                <w:lang w:val="ru-RU" w:eastAsia="en-US" w:bidi="ar-SA"/>
+              </w:rPr>
               <w:t>Может быть положительным и отрицательным числом (для положительного числа совсем не обязательно указывать знак).</w:t>
             </w:r>
           </w:p>
         </w:tc>
         <w:tc>
           <w:tcPr>
-            <w:tcW w:w="4672" w:type="dxa"/>
-          </w:tcPr>
-          <w:p>
-            <w:r>
+            <w:tcW w:w="4671" w:type="dxa"/>
+            <w:tcBorders/>
+          </w:tcPr>
+          <w:p>
+            <w:pPr>
+              <w:pStyle w:val="Normal"/>
+              <w:widowControl/>
+              <w:spacing w:before="0" w:after="0"/>
+              <w:jc w:val="left"/>
+              <w:rPr>
+                <w:rFonts w:eastAsia="Aptos" w:cs=""/>
+                <w:kern w:val="0"/>
+                <w:szCs w:val="22"/>
+                <w:lang w:val="ru-RU" w:eastAsia="en-US" w:bidi="ar-SA"/>
+              </w:rPr>
+            </w:pPr>
+            <w:r>
+              <w:rPr>
+                <w:rFonts w:eastAsia="Aptos" w:cs=""/>
+                <w:kern w:val="0"/>
+                <w:szCs w:val="22"/>
+                <w:lang w:val="ru-RU" w:eastAsia="en-US" w:bidi="ar-SA"/>
+              </w:rPr>
               <w:t>+1, -10, -2.2</w:t>
             </w:r>
           </w:p>
         </w:tc>
       </w:tr>
       <w:tr>
+        <w:trPr/>
         <w:tc>
           <w:tcPr>
             <w:tcW w:w="4672" w:type="dxa"/>
-          </w:tcPr>
-          <w:p>
-            <w:r>
+            <w:tcBorders/>
+          </w:tcPr>
+          <w:p>
+            <w:pPr>
+              <w:pStyle w:val="Normal"/>
+              <w:widowControl/>
+              <w:spacing w:before="0" w:after="0"/>
+              <w:jc w:val="left"/>
+              <w:rPr>
+                <w:rFonts w:eastAsia="Aptos" w:cs=""/>
+                <w:kern w:val="0"/>
+                <w:szCs w:val="22"/>
+                <w:lang w:val="ru-RU" w:eastAsia="en-US" w:bidi="ar-SA"/>
+              </w:rPr>
+            </w:pPr>
+            <w:r>
+              <w:rPr>
+                <w:rFonts w:eastAsia="Aptos" w:cs=""/>
+                <w:kern w:val="0"/>
+                <w:szCs w:val="22"/>
+                <w:lang w:val="ru-RU" w:eastAsia="en-US" w:bidi="ar-SA"/>
+              </w:rPr>
               <w:t>Могут быть представлены в экспоненциальном виде.</w:t>
             </w:r>
           </w:p>
         </w:tc>
         <w:tc>
           <w:tcPr>
-            <w:tcW w:w="4672" w:type="dxa"/>
-          </w:tcPr>
-          <w:p>
-            <w:r>
+            <w:tcW w:w="4671" w:type="dxa"/>
+            <w:tcBorders/>
+          </w:tcPr>
+          <w:p>
+            <w:pPr>
+              <w:pStyle w:val="Normal"/>
+              <w:widowControl/>
+              <w:spacing w:before="0" w:after="0"/>
+              <w:jc w:val="left"/>
+              <w:rPr>
+                <w:rFonts w:eastAsia="Aptos" w:cs=""/>
+                <w:kern w:val="0"/>
+                <w:szCs w:val="22"/>
+                <w:lang w:val="ru-RU" w:eastAsia="en-US" w:bidi="ar-SA"/>
+              </w:rPr>
+            </w:pPr>
+            <w:r>
+              <w:rPr>
+                <w:rFonts w:eastAsia="Aptos" w:cs=""/>
+                <w:kern w:val="0"/>
+                <w:szCs w:val="22"/>
+                <w:lang w:val="ru-RU" w:eastAsia="en-US" w:bidi="ar-SA"/>
+              </w:rPr>
               <w:t>1e3 (=1000) 1e-3 (=0.001)</w:t>
             </w:r>
           </w:p>
         </w:tc>
       </w:tr>
     </w:tbl>
-    <w:p/>
-    <w:p>
-      <w:pPr>
+    <w:p>
+      <w:pPr>
+        <w:pStyle w:val="Normal"/>
+        <w:rPr/>
+      </w:pPr>
+      <w:r>
+        <w:rPr/>
+      </w:r>
+    </w:p>
+    <w:p>
+      <w:pPr>
+        <w:pStyle w:val="Normal"/>
         <w:rPr>
           <w:b/>
           <w:bCs/>
@@ -553,8 +756,17 @@
     <w:tbl>
       <w:tblPr>
         <w:tblStyle w:val="ae"/>
-        <w:tblW w:w="0" w:type="auto"/>
-        <w:tblLook w:val="04A0" w:firstRow="1" w:lastRow="0" w:firstColumn="1" w:lastColumn="0" w:noHBand="0" w:noVBand="1"/>
+        <w:tblW w:w="9344" w:type="dxa"/>
+        <w:jc w:val="left"/>
+        <w:tblInd w:w="0" w:type="dxa"/>
+        <w:tblLayout w:type="fixed"/>
+        <w:tblCellMar>
+          <w:top w:w="0" w:type="dxa"/>
+          <w:left w:w="108" w:type="dxa"/>
+          <w:bottom w:w="0" w:type="dxa"/>
+          <w:right w:w="108" w:type="dxa"/>
+        </w:tblCellMar>
+        <w:tblLook w:firstRow="1" w:noVBand="1" w:lastRow="0" w:firstColumn="1" w:lastColumn="0" w:noHBand="0" w:val="04a0"/>
       </w:tblPr>
       <w:tblGrid>
         <w:gridCol w:w="3114"/>
@@ -562,12 +774,32 @@
         <w:gridCol w:w="3115"/>
       </w:tblGrid>
       <w:tr>
+        <w:trPr/>
         <w:tc>
           <w:tcPr>
             <w:tcW w:w="3114" w:type="dxa"/>
-          </w:tcPr>
-          <w:p>
-            <w:r>
+            <w:tcBorders/>
+          </w:tcPr>
+          <w:p>
+            <w:pPr>
+              <w:pStyle w:val="Normal"/>
+              <w:widowControl/>
+              <w:spacing w:before="0" w:after="0"/>
+              <w:jc w:val="left"/>
+              <w:rPr>
+                <w:rFonts w:eastAsia="Aptos" w:cs=""/>
+                <w:kern w:val="0"/>
+                <w:szCs w:val="22"/>
+                <w:lang w:val="ru-RU" w:eastAsia="en-US" w:bidi="ar-SA"/>
+              </w:rPr>
+            </w:pPr>
+            <w:r>
+              <w:rPr>
+                <w:rFonts w:eastAsia="Aptos" w:cs=""/>
+                <w:kern w:val="0"/>
+                <w:szCs w:val="22"/>
+                <w:lang w:val="ru-RU" w:eastAsia="en-US" w:bidi="ar-SA"/>
+              </w:rPr>
               <w:t>%</w:t>
             </w:r>
           </w:p>
@@ -575,39 +807,93 @@
         <w:tc>
           <w:tcPr>
             <w:tcW w:w="3115" w:type="dxa"/>
-          </w:tcPr>
-          <w:p>
-            <w:r>
-              <w:t>Деление по модулю</w:t>
-            </w:r>
-            <w:r>
-              <w:t xml:space="preserve"> (остаток от деления)</w:t>
+            <w:tcBorders/>
+          </w:tcPr>
+          <w:p>
+            <w:pPr>
+              <w:pStyle w:val="Normal"/>
+              <w:widowControl/>
+              <w:spacing w:before="0" w:after="0"/>
+              <w:jc w:val="left"/>
+              <w:rPr>
+                <w:rFonts w:eastAsia="Aptos" w:cs=""/>
+                <w:kern w:val="0"/>
+                <w:szCs w:val="22"/>
+                <w:lang w:val="ru-RU" w:eastAsia="en-US" w:bidi="ar-SA"/>
+              </w:rPr>
+            </w:pPr>
+            <w:r>
+              <w:rPr>
+                <w:rFonts w:eastAsia="Aptos" w:cs=""/>
+                <w:kern w:val="0"/>
+                <w:szCs w:val="22"/>
+                <w:lang w:val="ru-RU" w:eastAsia="en-US" w:bidi="ar-SA"/>
+              </w:rPr>
+              <w:t>Деление по модулю (остаток от деления)</w:t>
             </w:r>
           </w:p>
         </w:tc>
         <w:tc>
           <w:tcPr>
             <w:tcW w:w="3115" w:type="dxa"/>
-          </w:tcPr>
-          <w:p>
-            <w:r>
+            <w:tcBorders/>
+          </w:tcPr>
+          <w:p>
+            <w:pPr>
+              <w:pStyle w:val="Normal"/>
+              <w:widowControl/>
+              <w:spacing w:before="0" w:after="0"/>
+              <w:jc w:val="left"/>
+              <w:rPr>
+                <w:rFonts w:eastAsia="Aptos" w:cs=""/>
+                <w:kern w:val="0"/>
+                <w:szCs w:val="22"/>
+                <w:lang w:val="ru-RU" w:eastAsia="en-US" w:bidi="ar-SA"/>
+              </w:rPr>
+            </w:pPr>
+            <w:r>
+              <w:rPr>
+                <w:rFonts w:eastAsia="Aptos" w:cs=""/>
+                <w:kern w:val="0"/>
+                <w:szCs w:val="22"/>
+                <w:lang w:val="ru-RU" w:eastAsia="en-US" w:bidi="ar-SA"/>
+              </w:rPr>
               <w:t>11 % 5 = 1</w:t>
             </w:r>
           </w:p>
         </w:tc>
       </w:tr>
       <w:tr>
+        <w:trPr/>
         <w:tc>
           <w:tcPr>
             <w:tcW w:w="3114" w:type="dxa"/>
-          </w:tcPr>
-          <w:p>
-            <w:pPr>
+            <w:tcBorders/>
+          </w:tcPr>
+          <w:p>
+            <w:pPr>
+              <w:pStyle w:val="Normal"/>
+              <w:widowControl/>
               <w:tabs>
-                <w:tab w:val="left" w:pos="889"/>
+                <w:tab w:val="clear" w:pos="708"/>
+                <w:tab w:val="left" w:pos="889" w:leader="none"/>
               </w:tabs>
-            </w:pPr>
-            <w:r>
+              <w:spacing w:before="0" w:after="0"/>
+              <w:jc w:val="left"/>
+              <w:rPr>
+                <w:rFonts w:eastAsia="Aptos" w:cs=""/>
+                <w:kern w:val="0"/>
+                <w:szCs w:val="22"/>
+                <w:lang w:val="ru-RU" w:eastAsia="en-US" w:bidi="ar-SA"/>
+              </w:rPr>
+            </w:pPr>
+            <w:r>
+              <w:rPr>
+                <w:rFonts w:eastAsia="Aptos" w:cs=""/>
+                <w:kern w:val="0"/>
+                <w:szCs w:val="22"/>
+                <w:lang w:val="ru-RU" w:eastAsia="en-US" w:bidi="ar-SA"/>
+              </w:rPr>
               <w:t>*</w:t>
             </w:r>
           </w:p>
@@ -615,9 +901,28 @@
         <w:tc>
           <w:tcPr>
             <w:tcW w:w="3115" w:type="dxa"/>
-          </w:tcPr>
-          <w:p>
-            <w:r>
+            <w:tcBorders/>
+          </w:tcPr>
+          <w:p>
+            <w:pPr>
+              <w:pStyle w:val="Normal"/>
+              <w:widowControl/>
+              <w:spacing w:before="0" w:after="0"/>
+              <w:jc w:val="left"/>
+              <w:rPr>
+                <w:rFonts w:eastAsia="Aptos" w:cs=""/>
+                <w:kern w:val="0"/>
+                <w:szCs w:val="22"/>
+                <w:lang w:val="ru-RU" w:eastAsia="en-US" w:bidi="ar-SA"/>
+              </w:rPr>
+            </w:pPr>
+            <w:r>
+              <w:rPr>
+                <w:rFonts w:eastAsia="Aptos" w:cs=""/>
+                <w:kern w:val="0"/>
+                <w:szCs w:val="22"/>
+                <w:lang w:val="ru-RU" w:eastAsia="en-US" w:bidi="ar-SA"/>
+              </w:rPr>
               <w:t>Умножение</w:t>
             </w:r>
           </w:p>
@@ -625,21 +930,60 @@
         <w:tc>
           <w:tcPr>
             <w:tcW w:w="3115" w:type="dxa"/>
-          </w:tcPr>
-          <w:p>
-            <w:r>
+            <w:tcBorders/>
+          </w:tcPr>
+          <w:p>
+            <w:pPr>
+              <w:pStyle w:val="Normal"/>
+              <w:widowControl/>
+              <w:spacing w:before="0" w:after="0"/>
+              <w:jc w:val="left"/>
+              <w:rPr>
+                <w:rFonts w:eastAsia="Aptos" w:cs=""/>
+                <w:kern w:val="0"/>
+                <w:szCs w:val="22"/>
+                <w:lang w:val="ru-RU" w:eastAsia="en-US" w:bidi="ar-SA"/>
+              </w:rPr>
+            </w:pPr>
+            <w:r>
+              <w:rPr>
+                <w:rFonts w:eastAsia="Aptos" w:cs=""/>
+                <w:kern w:val="0"/>
+                <w:szCs w:val="22"/>
+                <w:lang w:val="ru-RU" w:eastAsia="en-US" w:bidi="ar-SA"/>
+              </w:rPr>
               <w:t>10 * 16 = 160</w:t>
             </w:r>
           </w:p>
         </w:tc>
       </w:tr>
       <w:tr>
+        <w:trPr/>
         <w:tc>
           <w:tcPr>
             <w:tcW w:w="3114" w:type="dxa"/>
-          </w:tcPr>
-          <w:p>
-            <w:r>
+            <w:tcBorders/>
+          </w:tcPr>
+          <w:p>
+            <w:pPr>
+              <w:pStyle w:val="Normal"/>
+              <w:widowControl/>
+              <w:spacing w:before="0" w:after="0"/>
+              <w:jc w:val="left"/>
+              <w:rPr>
+                <w:rFonts w:eastAsia="Aptos" w:cs=""/>
+                <w:kern w:val="0"/>
+                <w:szCs w:val="22"/>
+                <w:lang w:val="ru-RU" w:eastAsia="en-US" w:bidi="ar-SA"/>
+              </w:rPr>
+            </w:pPr>
+            <w:r>
+              <w:rPr>
+                <w:rFonts w:eastAsia="Aptos" w:cs=""/>
+                <w:kern w:val="0"/>
+                <w:szCs w:val="22"/>
+                <w:lang w:val="ru-RU" w:eastAsia="en-US" w:bidi="ar-SA"/>
+              </w:rPr>
               <w:t>+</w:t>
             </w:r>
           </w:p>
@@ -647,9 +991,28 @@
         <w:tc>
           <w:tcPr>
             <w:tcW w:w="3115" w:type="dxa"/>
-          </w:tcPr>
-          <w:p>
-            <w:r>
+            <w:tcBorders/>
+          </w:tcPr>
+          <w:p>
+            <w:pPr>
+              <w:pStyle w:val="Normal"/>
+              <w:widowControl/>
+              <w:spacing w:before="0" w:after="0"/>
+              <w:jc w:val="left"/>
+              <w:rPr>
+                <w:rFonts w:eastAsia="Aptos" w:cs=""/>
+                <w:kern w:val="0"/>
+                <w:szCs w:val="22"/>
+                <w:lang w:val="ru-RU" w:eastAsia="en-US" w:bidi="ar-SA"/>
+              </w:rPr>
+            </w:pPr>
+            <w:r>
+              <w:rPr>
+                <w:rFonts w:eastAsia="Aptos" w:cs=""/>
+                <w:kern w:val="0"/>
+                <w:szCs w:val="22"/>
+                <w:lang w:val="ru-RU" w:eastAsia="en-US" w:bidi="ar-SA"/>
+              </w:rPr>
               <w:t>Сложение</w:t>
             </w:r>
           </w:p>
@@ -657,21 +1020,60 @@
         <w:tc>
           <w:tcPr>
             <w:tcW w:w="3115" w:type="dxa"/>
-          </w:tcPr>
-          <w:p>
-            <w:r>
+            <w:tcBorders/>
+          </w:tcPr>
+          <w:p>
+            <w:pPr>
+              <w:pStyle w:val="Normal"/>
+              <w:widowControl/>
+              <w:spacing w:before="0" w:after="0"/>
+              <w:jc w:val="left"/>
+              <w:rPr>
+                <w:rFonts w:eastAsia="Aptos" w:cs=""/>
+                <w:kern w:val="0"/>
+                <w:szCs w:val="22"/>
+                <w:lang w:val="ru-RU" w:eastAsia="en-US" w:bidi="ar-SA"/>
+              </w:rPr>
+            </w:pPr>
+            <w:r>
+              <w:rPr>
+                <w:rFonts w:eastAsia="Aptos" w:cs=""/>
+                <w:kern w:val="0"/>
+                <w:szCs w:val="22"/>
+                <w:lang w:val="ru-RU" w:eastAsia="en-US" w:bidi="ar-SA"/>
+              </w:rPr>
               <w:t>98 + 2 = 100</w:t>
             </w:r>
           </w:p>
         </w:tc>
       </w:tr>
       <w:tr>
+        <w:trPr/>
         <w:tc>
           <w:tcPr>
             <w:tcW w:w="3114" w:type="dxa"/>
-          </w:tcPr>
-          <w:p>
-            <w:r>
+            <w:tcBorders/>
+          </w:tcPr>
+          <w:p>
+            <w:pPr>
+              <w:pStyle w:val="Normal"/>
+              <w:widowControl/>
+              <w:spacing w:before="0" w:after="0"/>
+              <w:jc w:val="left"/>
+              <w:rPr>
+                <w:rFonts w:eastAsia="Aptos" w:cs=""/>
+                <w:kern w:val="0"/>
+                <w:szCs w:val="22"/>
+                <w:lang w:val="ru-RU" w:eastAsia="en-US" w:bidi="ar-SA"/>
+              </w:rPr>
+            </w:pPr>
+            <w:r>
+              <w:rPr>
+                <w:rFonts w:eastAsia="Aptos" w:cs=""/>
+                <w:kern w:val="0"/>
+                <w:szCs w:val="22"/>
+                <w:lang w:val="ru-RU" w:eastAsia="en-US" w:bidi="ar-SA"/>
+              </w:rPr>
               <w:t>-</w:t>
             </w:r>
           </w:p>
@@ -679,9 +1081,28 @@
         <w:tc>
           <w:tcPr>
             <w:tcW w:w="3115" w:type="dxa"/>
-          </w:tcPr>
-          <w:p>
-            <w:r>
+            <w:tcBorders/>
+          </w:tcPr>
+          <w:p>
+            <w:pPr>
+              <w:pStyle w:val="Normal"/>
+              <w:widowControl/>
+              <w:spacing w:before="0" w:after="0"/>
+              <w:jc w:val="left"/>
+              <w:rPr>
+                <w:rFonts w:eastAsia="Aptos" w:cs=""/>
+                <w:kern w:val="0"/>
+                <w:szCs w:val="22"/>
+                <w:lang w:val="ru-RU" w:eastAsia="en-US" w:bidi="ar-SA"/>
+              </w:rPr>
+            </w:pPr>
+            <w:r>
+              <w:rPr>
+                <w:rFonts w:eastAsia="Aptos" w:cs=""/>
+                <w:kern w:val="0"/>
+                <w:szCs w:val="22"/>
+                <w:lang w:val="ru-RU" w:eastAsia="en-US" w:bidi="ar-SA"/>
+              </w:rPr>
               <w:t>Вычитание</w:t>
             </w:r>
           </w:p>
@@ -689,21 +1110,60 @@
         <w:tc>
           <w:tcPr>
             <w:tcW w:w="3115" w:type="dxa"/>
-          </w:tcPr>
-          <w:p>
-            <w:r>
+            <w:tcBorders/>
+          </w:tcPr>
+          <w:p>
+            <w:pPr>
+              <w:pStyle w:val="Normal"/>
+              <w:widowControl/>
+              <w:spacing w:before="0" w:after="0"/>
+              <w:jc w:val="left"/>
+              <w:rPr>
+                <w:rFonts w:eastAsia="Aptos" w:cs=""/>
+                <w:kern w:val="0"/>
+                <w:szCs w:val="22"/>
+                <w:lang w:val="ru-RU" w:eastAsia="en-US" w:bidi="ar-SA"/>
+              </w:rPr>
+            </w:pPr>
+            <w:r>
+              <w:rPr>
+                <w:rFonts w:eastAsia="Aptos" w:cs=""/>
+                <w:kern w:val="0"/>
+                <w:szCs w:val="22"/>
+                <w:lang w:val="ru-RU" w:eastAsia="en-US" w:bidi="ar-SA"/>
+              </w:rPr>
               <w:t>50 - 51 = -1</w:t>
             </w:r>
           </w:p>
         </w:tc>
       </w:tr>
       <w:tr>
+        <w:trPr/>
         <w:tc>
           <w:tcPr>
             <w:tcW w:w="3114" w:type="dxa"/>
-          </w:tcPr>
-          <w:p>
-            <w:r>
+            <w:tcBorders/>
+          </w:tcPr>
+          <w:p>
+            <w:pPr>
+              <w:pStyle w:val="Normal"/>
+              <w:widowControl/>
+              <w:spacing w:before="0" w:after="0"/>
+              <w:jc w:val="left"/>
+              <w:rPr>
+                <w:rFonts w:eastAsia="Aptos" w:cs=""/>
+                <w:kern w:val="0"/>
+                <w:szCs w:val="22"/>
+                <w:lang w:val="ru-RU" w:eastAsia="en-US" w:bidi="ar-SA"/>
+              </w:rPr>
+            </w:pPr>
+            <w:r>
+              <w:rPr>
+                <w:rFonts w:eastAsia="Aptos" w:cs=""/>
+                <w:kern w:val="0"/>
+                <w:szCs w:val="22"/>
+                <w:lang w:val="ru-RU" w:eastAsia="en-US" w:bidi="ar-SA"/>
+              </w:rPr>
               <w:t>/</w:t>
             </w:r>
           </w:p>
@@ -711,9 +1171,28 @@
         <w:tc>
           <w:tcPr>
             <w:tcW w:w="3115" w:type="dxa"/>
-          </w:tcPr>
-          <w:p>
-            <w:r>
+            <w:tcBorders/>
+          </w:tcPr>
+          <w:p>
+            <w:pPr>
+              <w:pStyle w:val="Normal"/>
+              <w:widowControl/>
+              <w:spacing w:before="0" w:after="0"/>
+              <w:jc w:val="left"/>
+              <w:rPr>
+                <w:rFonts w:eastAsia="Aptos" w:cs=""/>
+                <w:kern w:val="0"/>
+                <w:szCs w:val="22"/>
+                <w:lang w:val="ru-RU" w:eastAsia="en-US" w:bidi="ar-SA"/>
+              </w:rPr>
+            </w:pPr>
+            <w:r>
+              <w:rPr>
+                <w:rFonts w:eastAsia="Aptos" w:cs=""/>
+                <w:kern w:val="0"/>
+                <w:szCs w:val="22"/>
+                <w:lang w:val="ru-RU" w:eastAsia="en-US" w:bidi="ar-SA"/>
+              </w:rPr>
               <w:t>Деление</w:t>
             </w:r>
           </w:p>
@@ -721,9 +1200,28 @@
         <w:tc>
           <w:tcPr>
             <w:tcW w:w="3115" w:type="dxa"/>
-          </w:tcPr>
-          <w:p>
-            <w:r>
+            <w:tcBorders/>
+          </w:tcPr>
+          <w:p>
+            <w:pPr>
+              <w:pStyle w:val="Normal"/>
+              <w:widowControl/>
+              <w:spacing w:before="0" w:after="0"/>
+              <w:jc w:val="left"/>
+              <w:rPr>
+                <w:rFonts w:eastAsia="Aptos" w:cs=""/>
+                <w:kern w:val="0"/>
+                <w:szCs w:val="22"/>
+                <w:lang w:val="ru-RU" w:eastAsia="en-US" w:bidi="ar-SA"/>
+              </w:rPr>
+            </w:pPr>
+            <w:r>
+              <w:rPr>
+                <w:rFonts w:eastAsia="Aptos" w:cs=""/>
+                <w:kern w:val="0"/>
+                <w:szCs w:val="22"/>
+                <w:lang w:val="ru-RU" w:eastAsia="en-US" w:bidi="ar-SA"/>
+              </w:rPr>
               <w:t>1 / 2 = 0.5</w:t>
             </w:r>
           </w:p>
@@ -731,12 +1229,13 @@
       </w:tr>
     </w:tbl>
     <w:p>
-      <w:r>
-        <w:rPr>
-          <w:noProof/>
-        </w:rPr>
+      <w:pPr>
+        <w:pStyle w:val="Normal"/>
+        <w:rPr/>
+      </w:pPr>
+      <w:r>
         <w:drawing>
-          <wp:anchor distT="0" distB="0" distL="114300" distR="114300" simplePos="0" relativeHeight="251659264" behindDoc="1" locked="0" layoutInCell="1" allowOverlap="1" wp14:anchorId="0AC6E8E1" wp14:editId="7E049EE8">
+          <wp:anchor behindDoc="0" distT="0" distB="0" distL="0" distR="114300" simplePos="0" locked="0" layoutInCell="0" allowOverlap="1" relativeHeight="5">
             <wp:simplePos x="0" y="0"/>
             <wp:positionH relativeFrom="margin">
               <wp:align>left</wp:align>
@@ -745,17 +1244,17 @@
               <wp:posOffset>55245</wp:posOffset>
             </wp:positionV>
             <wp:extent cx="1819275" cy="1065530"/>
-            <wp:effectExtent l="0" t="0" r="9525" b="1270"/>
+            <wp:effectExtent l="0" t="0" r="0" b="0"/>
             <wp:wrapTight wrapText="bothSides">
               <wp:wrapPolygon edited="0">
-                <wp:start x="0" y="0"/>
-                <wp:lineTo x="0" y="21240"/>
-                <wp:lineTo x="21487" y="21240"/>
-                <wp:lineTo x="21487" y="0"/>
-                <wp:lineTo x="0" y="0"/>
+                <wp:start x="-64" y="0"/>
+                <wp:lineTo x="-64" y="21093"/>
+                <wp:lineTo x="21469" y="21093"/>
+                <wp:lineTo x="21469" y="0"/>
+                <wp:lineTo x="-64" y="0"/>
               </wp:wrapPolygon>
             </wp:wrapTight>
-            <wp:docPr id="2085789679" name="Рисунок 1"/>
+            <wp:docPr id="3" name="Изображение3" descr=""/>
             <wp:cNvGraphicFramePr>
               <a:graphicFrameLocks xmlns:a="http://schemas.openxmlformats.org/drawingml/2006/main" noChangeAspect="1"/>
             </wp:cNvGraphicFramePr>
@@ -763,22 +1262,18 @@
               <a:graphicData uri="http://schemas.openxmlformats.org/drawingml/2006/picture">
                 <pic:pic xmlns:pic="http://schemas.openxmlformats.org/drawingml/2006/picture">
                   <pic:nvPicPr>
-                    <pic:cNvPr id="2085789679" name=""/>
-                    <pic:cNvPicPr/>
+                    <pic:cNvPr id="3" name="Изображение3" descr=""/>
+                    <pic:cNvPicPr>
+                      <a:picLocks noChangeAspect="1" noChangeArrowheads="1"/>
+                    </pic:cNvPicPr>
                   </pic:nvPicPr>
                   <pic:blipFill>
-                    <a:blip r:embed="rId7">
-                      <a:extLst>
-                        <a:ext uri="{28A0092B-C50C-407E-A947-70E740481C1C}">
-                          <a14:useLocalDpi xmlns:a14="http://schemas.microsoft.com/office/drawing/2010/main" val="0"/>
-                        </a:ext>
-                      </a:extLst>
-                    </a:blip>
+                    <a:blip r:embed="rId4"/>
                     <a:stretch>
                       <a:fillRect/>
                     </a:stretch>
                   </pic:blipFill>
-                  <pic:spPr>
+                  <pic:spPr bwMode="auto">
                     <a:xfrm>
                       <a:off x="0" y="0"/>
                       <a:ext cx="1819275" cy="1065530"/>
@@ -794,13 +1289,31 @@
         </w:drawing>
       </w:r>
       <w:r>
+        <w:rPr/>
         <w:t>Используя эти операторы, можно построить любое арифметическое выражение, применяя стандартные правила арифметики.</w:t>
       </w:r>
     </w:p>
-    <w:p/>
-    <w:p/>
-    <w:p>
-      <w:pPr>
+    <w:p>
+      <w:pPr>
+        <w:pStyle w:val="Normal"/>
+        <w:rPr/>
+      </w:pPr>
+      <w:r>
+        <w:rPr/>
+      </w:r>
+    </w:p>
+    <w:p>
+      <w:pPr>
+        <w:pStyle w:val="Normal"/>
+        <w:rPr/>
+      </w:pPr>
+      <w:r>
+        <w:rPr/>
+      </w:r>
+    </w:p>
+    <w:p>
+      <w:pPr>
+        <w:pStyle w:val="Normal"/>
         <w:rPr>
           <w:b/>
           <w:bCs/>
@@ -815,69 +1328,85 @@
       </w:r>
     </w:p>
     <w:p>
-      <w:r>
+      <w:pPr>
+        <w:pStyle w:val="Normal"/>
+        <w:rPr/>
+      </w:pPr>
+      <w:r>
+        <w:rPr/>
         <w:t>Результатом сравнения может быть:</w:t>
       </w:r>
     </w:p>
     <w:p>
       <w:pPr>
+        <w:pStyle w:val="Normal"/>
         <w:numPr>
           <w:ilvl w:val="0"/>
           <w:numId w:val="2"/>
         </w:numPr>
-      </w:pPr>
-      <w:proofErr w:type="spellStart"/>
-      <w:r>
-        <w:t>true</w:t>
-      </w:r>
-      <w:proofErr w:type="spellEnd"/>
-      <w:r>
-        <w:t> (это то же самое, что 1)</w:t>
-      </w:r>
-    </w:p>
-    <w:p>
-      <w:pPr>
+        <w:rPr/>
+      </w:pPr>
+      <w:r>
+        <w:rPr/>
+        <w:t>true (это то же самое, что 1)</w:t>
+      </w:r>
+    </w:p>
+    <w:p>
+      <w:pPr>
+        <w:pStyle w:val="Normal"/>
         <w:numPr>
           <w:ilvl w:val="0"/>
           <w:numId w:val="2"/>
         </w:numPr>
-      </w:pPr>
-      <w:proofErr w:type="spellStart"/>
-      <w:r>
-        <w:t>false</w:t>
-      </w:r>
-      <w:proofErr w:type="spellEnd"/>
-      <w:r>
-        <w:t> (то же, что 0)</w:t>
-      </w:r>
-    </w:p>
-    <w:p>
-      <w:pPr>
+        <w:rPr/>
+      </w:pPr>
+      <w:r>
+        <w:rPr/>
+        <w:t>false (то же, что 0)</w:t>
+      </w:r>
+    </w:p>
+    <w:p>
+      <w:pPr>
+        <w:pStyle w:val="Normal"/>
         <w:numPr>
           <w:ilvl w:val="0"/>
           <w:numId w:val="2"/>
         </w:numPr>
-      </w:pPr>
-      <w:r>
+        <w:rPr/>
+      </w:pPr>
+      <w:r>
+        <w:rPr/>
         <w:t>NULL (если результат сравнения не определён, например, при сравнении с NULL)</w:t>
       </w:r>
     </w:p>
     <w:p>
       <w:pPr>
+        <w:pStyle w:val="Normal"/>
         <w:numPr>
           <w:ilvl w:val="0"/>
           <w:numId w:val="2"/>
         </w:numPr>
-      </w:pPr>
-      <w:r>
+        <w:rPr/>
+      </w:pPr>
+      <w:r>
+        <w:rPr/>
         <w:t>Результатом сравнения любого значения с NULL является NULL. Исключением является оператор эквивалентности.</w:t>
       </w:r>
     </w:p>
     <w:tbl>
       <w:tblPr>
         <w:tblStyle w:val="ae"/>
-        <w:tblW w:w="0" w:type="auto"/>
-        <w:tblLook w:val="04A0" w:firstRow="1" w:lastRow="0" w:firstColumn="1" w:lastColumn="0" w:noHBand="0" w:noVBand="1"/>
+        <w:tblW w:w="9344" w:type="dxa"/>
+        <w:jc w:val="left"/>
+        <w:tblInd w:w="0" w:type="dxa"/>
+        <w:tblLayout w:type="fixed"/>
+        <w:tblCellMar>
+          <w:top w:w="0" w:type="dxa"/>
+          <w:left w:w="108" w:type="dxa"/>
+          <w:bottom w:w="0" w:type="dxa"/>
+          <w:right w:w="108" w:type="dxa"/>
+        </w:tblCellMar>
+        <w:tblLook w:firstRow="1" w:noVBand="1" w:lastRow="0" w:firstColumn="1" w:lastColumn="0" w:noHBand="0" w:val="04a0"/>
       </w:tblPr>
       <w:tblGrid>
         <w:gridCol w:w="2276"/>
@@ -885,271 +1414,767 @@
         <w:gridCol w:w="6342"/>
       </w:tblGrid>
       <w:tr>
-        <w:tc>
-          <w:tcPr>
-            <w:tcW w:w="1838" w:type="dxa"/>
-          </w:tcPr>
-          <w:p>
-            <w:r>
+        <w:trPr/>
+        <w:tc>
+          <w:tcPr>
+            <w:tcW w:w="2276" w:type="dxa"/>
+            <w:tcBorders/>
+          </w:tcPr>
+          <w:p>
+            <w:pPr>
+              <w:pStyle w:val="Normal"/>
+              <w:widowControl/>
+              <w:spacing w:before="0" w:after="0"/>
+              <w:jc w:val="left"/>
+              <w:rPr>
+                <w:rFonts w:eastAsia="Aptos" w:cs=""/>
+                <w:kern w:val="0"/>
+                <w:szCs w:val="22"/>
+                <w:lang w:val="ru-RU" w:eastAsia="en-US" w:bidi="ar-SA"/>
+              </w:rPr>
+            </w:pPr>
+            <w:r>
+              <w:rPr>
+                <w:rFonts w:eastAsia="Aptos" w:cs=""/>
+                <w:kern w:val="0"/>
+                <w:szCs w:val="22"/>
+                <w:lang w:val="ru-RU" w:eastAsia="en-US" w:bidi="ar-SA"/>
+              </w:rPr>
               <w:t>Равенство</w:t>
             </w:r>
           </w:p>
         </w:tc>
         <w:tc>
           <w:tcPr>
-            <w:tcW w:w="567" w:type="dxa"/>
-          </w:tcPr>
-          <w:p>
-            <w:r>
+            <w:tcW w:w="726" w:type="dxa"/>
+            <w:tcBorders/>
+          </w:tcPr>
+          <w:p>
+            <w:pPr>
+              <w:pStyle w:val="Normal"/>
+              <w:widowControl/>
+              <w:spacing w:before="0" w:after="0"/>
+              <w:jc w:val="left"/>
+              <w:rPr>
+                <w:rFonts w:eastAsia="Aptos" w:cs=""/>
+                <w:kern w:val="0"/>
+                <w:szCs w:val="22"/>
+                <w:lang w:val="ru-RU" w:eastAsia="en-US" w:bidi="ar-SA"/>
+              </w:rPr>
+            </w:pPr>
+            <w:r>
+              <w:rPr>
+                <w:rFonts w:eastAsia="Aptos" w:cs=""/>
+                <w:kern w:val="0"/>
+                <w:szCs w:val="22"/>
+                <w:lang w:val="ru-RU" w:eastAsia="en-US" w:bidi="ar-SA"/>
+              </w:rPr>
               <w:t>=</w:t>
             </w:r>
           </w:p>
         </w:tc>
         <w:tc>
           <w:tcPr>
-            <w:tcW w:w="6939" w:type="dxa"/>
-          </w:tcPr>
-          <w:p>
-            <w:r>
+            <w:tcW w:w="6342" w:type="dxa"/>
+            <w:tcBorders/>
+          </w:tcPr>
+          <w:p>
+            <w:pPr>
+              <w:pStyle w:val="Normal"/>
+              <w:widowControl/>
+              <w:spacing w:before="0" w:after="0"/>
+              <w:jc w:val="left"/>
+              <w:rPr>
+                <w:rFonts w:eastAsia="Aptos" w:cs=""/>
+                <w:kern w:val="0"/>
+                <w:szCs w:val="22"/>
+                <w:lang w:val="ru-RU" w:eastAsia="en-US" w:bidi="ar-SA"/>
+              </w:rPr>
+            </w:pPr>
+            <w:r>
+              <w:rPr>
+                <w:rFonts w:eastAsia="Aptos" w:cs=""/>
+                <w:kern w:val="0"/>
+                <w:szCs w:val="22"/>
+                <w:lang w:val="ru-RU" w:eastAsia="en-US" w:bidi="ar-SA"/>
+              </w:rPr>
               <w:t>Если оба значения равны, то результат будет равен 1, иначе 0</w:t>
             </w:r>
           </w:p>
         </w:tc>
       </w:tr>
       <w:tr>
-        <w:tc>
-          <w:tcPr>
-            <w:tcW w:w="1838" w:type="dxa"/>
-          </w:tcPr>
-          <w:p>
-            <w:r>
+        <w:trPr/>
+        <w:tc>
+          <w:tcPr>
+            <w:tcW w:w="2276" w:type="dxa"/>
+            <w:tcBorders/>
+          </w:tcPr>
+          <w:p>
+            <w:pPr>
+              <w:pStyle w:val="Normal"/>
+              <w:widowControl/>
+              <w:spacing w:before="0" w:after="0"/>
+              <w:jc w:val="left"/>
+              <w:rPr>
+                <w:rFonts w:eastAsia="Aptos" w:cs=""/>
+                <w:kern w:val="0"/>
+                <w:szCs w:val="22"/>
+                <w:lang w:val="ru-RU" w:eastAsia="en-US" w:bidi="ar-SA"/>
+              </w:rPr>
+            </w:pPr>
+            <w:r>
+              <w:rPr>
+                <w:rFonts w:eastAsia="Aptos" w:cs=""/>
+                <w:kern w:val="0"/>
+                <w:szCs w:val="22"/>
+                <w:lang w:val="ru-RU" w:eastAsia="en-US" w:bidi="ar-SA"/>
+              </w:rPr>
               <w:t>Эквивалентность</w:t>
             </w:r>
           </w:p>
           <w:p>
-            <w:r>
+            <w:pPr>
+              <w:pStyle w:val="Normal"/>
+              <w:widowControl/>
+              <w:spacing w:before="0" w:after="0"/>
+              <w:jc w:val="left"/>
+              <w:rPr>
+                <w:rFonts w:eastAsia="Aptos" w:cs=""/>
+                <w:kern w:val="0"/>
+                <w:szCs w:val="22"/>
+                <w:lang w:val="ru-RU" w:eastAsia="en-US" w:bidi="ar-SA"/>
+              </w:rPr>
+            </w:pPr>
+            <w:r>
+              <w:rPr>
+                <w:rFonts w:eastAsia="Aptos" w:cs=""/>
+                <w:kern w:val="0"/>
+                <w:szCs w:val="22"/>
+                <w:lang w:val="ru-RU" w:eastAsia="en-US" w:bidi="ar-SA"/>
+              </w:rPr>
               <w:t xml:space="preserve">Только в </w:t>
             </w:r>
-            <w:proofErr w:type="spellStart"/>
-            <w:r>
-              <w:rPr>
-                <w:lang w:val="en-US"/>
+            <w:r>
+              <w:rPr>
+                <w:rFonts w:eastAsia="Aptos" w:cs=""/>
+                <w:kern w:val="0"/>
+                <w:szCs w:val="22"/>
+                <w:lang w:val="en-US" w:eastAsia="en-US" w:bidi="ar-SA"/>
               </w:rPr>
               <w:t>mySQL</w:t>
             </w:r>
-            <w:proofErr w:type="spellEnd"/>
-          </w:p>
-          <w:p>
-            <w:r>
+          </w:p>
+          <w:p>
+            <w:pPr>
+              <w:pStyle w:val="Normal"/>
+              <w:widowControl/>
+              <w:spacing w:before="0" w:after="0"/>
+              <w:jc w:val="left"/>
+              <w:rPr>
+                <w:rFonts w:eastAsia="Aptos" w:cs=""/>
+                <w:kern w:val="0"/>
+                <w:szCs w:val="22"/>
+                <w:lang w:val="ru-RU" w:eastAsia="en-US" w:bidi="ar-SA"/>
+              </w:rPr>
+            </w:pPr>
+            <w:r>
+              <w:rPr>
+                <w:rFonts w:eastAsia="Aptos" w:cs=""/>
+                <w:kern w:val="0"/>
+                <w:szCs w:val="22"/>
+                <w:lang w:val="ru-RU" w:eastAsia="en-US" w:bidi="ar-SA"/>
+              </w:rPr>
               <w:t xml:space="preserve">В </w:t>
             </w:r>
             <w:r>
               <w:rPr>
-                <w:lang w:val="en-US"/>
+                <w:rFonts w:eastAsia="Aptos" w:cs=""/>
+                <w:kern w:val="0"/>
+                <w:szCs w:val="22"/>
+                <w:lang w:val="en-US" w:eastAsia="en-US" w:bidi="ar-SA"/>
               </w:rPr>
               <w:t>PostgreSQL</w:t>
             </w:r>
             <w:r>
+              <w:rPr>
+                <w:rFonts w:eastAsia="Aptos" w:cs=""/>
+                <w:kern w:val="0"/>
+                <w:szCs w:val="22"/>
+                <w:lang w:val="ru-RU" w:eastAsia="en-US" w:bidi="ar-SA"/>
+              </w:rPr>
               <w:t xml:space="preserve"> нет.</w:t>
             </w:r>
           </w:p>
         </w:tc>
         <w:tc>
           <w:tcPr>
-            <w:tcW w:w="567" w:type="dxa"/>
-          </w:tcPr>
-          <w:p>
-            <w:r>
+            <w:tcW w:w="726" w:type="dxa"/>
+            <w:tcBorders/>
+          </w:tcPr>
+          <w:p>
+            <w:pPr>
+              <w:pStyle w:val="Normal"/>
+              <w:widowControl/>
+              <w:spacing w:before="0" w:after="0"/>
+              <w:jc w:val="left"/>
+              <w:rPr>
+                <w:rFonts w:eastAsia="Aptos" w:cs=""/>
+                <w:kern w:val="0"/>
+                <w:szCs w:val="22"/>
+                <w:lang w:val="ru-RU" w:eastAsia="en-US" w:bidi="ar-SA"/>
+              </w:rPr>
+            </w:pPr>
+            <w:r>
+              <w:rPr>
+                <w:rFonts w:eastAsia="Aptos" w:cs=""/>
+                <w:kern w:val="0"/>
+                <w:szCs w:val="22"/>
+                <w:lang w:val="ru-RU" w:eastAsia="en-US" w:bidi="ar-SA"/>
+              </w:rPr>
               <w:t>&lt;=&gt;</w:t>
             </w:r>
           </w:p>
         </w:tc>
         <w:tc>
           <w:tcPr>
-            <w:tcW w:w="6939" w:type="dxa"/>
-          </w:tcPr>
-          <w:p>
-            <w:r>
+            <w:tcW w:w="6342" w:type="dxa"/>
+            <w:tcBorders/>
+          </w:tcPr>
+          <w:p>
+            <w:pPr>
+              <w:pStyle w:val="Normal"/>
+              <w:widowControl/>
+              <w:spacing w:before="0" w:after="0"/>
+              <w:jc w:val="left"/>
+              <w:rPr>
+                <w:rFonts w:eastAsia="Aptos" w:cs=""/>
+                <w:kern w:val="0"/>
+                <w:szCs w:val="22"/>
+                <w:lang w:val="ru-RU" w:eastAsia="en-US" w:bidi="ar-SA"/>
+              </w:rPr>
+            </w:pPr>
+            <w:r>
+              <w:rPr>
+                <w:rFonts w:eastAsia="Aptos" w:cs=""/>
+                <w:kern w:val="0"/>
+                <w:szCs w:val="22"/>
+                <w:lang w:val="ru-RU" w:eastAsia="en-US" w:bidi="ar-SA"/>
+              </w:rPr>
               <w:t>Аналогичен оператору равенства, за исключением того, что результат будет равен 1 в случае сравнения NULL с NULL и 0, когда идёт сравнение любого значения с NULL</w:t>
             </w:r>
           </w:p>
         </w:tc>
       </w:tr>
       <w:tr>
-        <w:tc>
-          <w:tcPr>
-            <w:tcW w:w="1838" w:type="dxa"/>
-          </w:tcPr>
-          <w:p>
-            <w:r>
+        <w:trPr/>
+        <w:tc>
+          <w:tcPr>
+            <w:tcW w:w="2276" w:type="dxa"/>
+            <w:tcBorders/>
+          </w:tcPr>
+          <w:p>
+            <w:pPr>
+              <w:pStyle w:val="Normal"/>
+              <w:widowControl/>
+              <w:spacing w:before="0" w:after="0"/>
+              <w:jc w:val="left"/>
+              <w:rPr>
+                <w:rFonts w:eastAsia="Aptos" w:cs=""/>
+                <w:kern w:val="0"/>
+                <w:szCs w:val="22"/>
+                <w:lang w:val="ru-RU" w:eastAsia="en-US" w:bidi="ar-SA"/>
+              </w:rPr>
+            </w:pPr>
+            <w:r>
+              <w:rPr>
+                <w:rFonts w:eastAsia="Aptos" w:cs=""/>
+                <w:kern w:val="0"/>
+                <w:szCs w:val="22"/>
+                <w:lang w:val="ru-RU" w:eastAsia="en-US" w:bidi="ar-SA"/>
+              </w:rPr>
               <w:t>Неравенство</w:t>
             </w:r>
           </w:p>
         </w:tc>
         <w:tc>
           <w:tcPr>
-            <w:tcW w:w="567" w:type="dxa"/>
-          </w:tcPr>
-          <w:p>
-            <w:r>
+            <w:tcW w:w="726" w:type="dxa"/>
+            <w:tcBorders/>
+          </w:tcPr>
+          <w:p>
+            <w:pPr>
+              <w:pStyle w:val="Normal"/>
+              <w:widowControl/>
+              <w:spacing w:before="0" w:after="0"/>
+              <w:jc w:val="left"/>
+              <w:rPr>
+                <w:rFonts w:eastAsia="Aptos" w:cs=""/>
+                <w:kern w:val="0"/>
+                <w:szCs w:val="22"/>
+                <w:lang w:val="ru-RU" w:eastAsia="en-US" w:bidi="ar-SA"/>
+              </w:rPr>
+            </w:pPr>
+            <w:r>
+              <w:rPr>
+                <w:rFonts w:eastAsia="Aptos" w:cs=""/>
+                <w:kern w:val="0"/>
+                <w:szCs w:val="22"/>
+                <w:lang w:val="ru-RU" w:eastAsia="en-US" w:bidi="ar-SA"/>
+              </w:rPr>
               <w:t>&lt;&gt; </w:t>
             </w:r>
           </w:p>
           <w:p>
-            <w:r>
+            <w:pPr>
+              <w:pStyle w:val="Normal"/>
+              <w:widowControl/>
+              <w:spacing w:before="0" w:after="0"/>
+              <w:jc w:val="left"/>
+              <w:rPr>
+                <w:rFonts w:eastAsia="Aptos" w:cs=""/>
+                <w:kern w:val="0"/>
+                <w:szCs w:val="22"/>
+                <w:lang w:val="ru-RU" w:eastAsia="en-US" w:bidi="ar-SA"/>
+              </w:rPr>
+            </w:pPr>
+            <w:r>
+              <w:rPr>
+                <w:rFonts w:eastAsia="Aptos" w:cs=""/>
+                <w:kern w:val="0"/>
+                <w:szCs w:val="22"/>
+                <w:lang w:val="ru-RU" w:eastAsia="en-US" w:bidi="ar-SA"/>
+              </w:rPr>
               <w:t>или </w:t>
             </w:r>
           </w:p>
           <w:p>
-            <w:r>
+            <w:pPr>
+              <w:pStyle w:val="Normal"/>
+              <w:widowControl/>
+              <w:spacing w:before="0" w:after="0"/>
+              <w:jc w:val="left"/>
+              <w:rPr>
+                <w:rFonts w:eastAsia="Aptos" w:cs=""/>
+                <w:kern w:val="0"/>
+                <w:szCs w:val="22"/>
+                <w:lang w:val="ru-RU" w:eastAsia="en-US" w:bidi="ar-SA"/>
+              </w:rPr>
+            </w:pPr>
+            <w:r>
+              <w:rPr>
+                <w:rFonts w:eastAsia="Aptos" w:cs=""/>
+                <w:kern w:val="0"/>
+                <w:szCs w:val="22"/>
+                <w:lang w:val="ru-RU" w:eastAsia="en-US" w:bidi="ar-SA"/>
+              </w:rPr>
               <w:t>!=</w:t>
             </w:r>
           </w:p>
         </w:tc>
         <w:tc>
           <w:tcPr>
-            <w:tcW w:w="6939" w:type="dxa"/>
-          </w:tcPr>
-          <w:p>
-            <w:r>
+            <w:tcW w:w="6342" w:type="dxa"/>
+            <w:tcBorders/>
+          </w:tcPr>
+          <w:p>
+            <w:pPr>
+              <w:pStyle w:val="Normal"/>
+              <w:widowControl/>
+              <w:spacing w:before="0" w:after="0"/>
+              <w:jc w:val="left"/>
+              <w:rPr>
+                <w:rFonts w:eastAsia="Aptos" w:cs=""/>
+                <w:kern w:val="0"/>
+                <w:szCs w:val="22"/>
+                <w:lang w:val="ru-RU" w:eastAsia="en-US" w:bidi="ar-SA"/>
+              </w:rPr>
+            </w:pPr>
+            <w:r>
+              <w:rPr>
+                <w:rFonts w:eastAsia="Aptos" w:cs=""/>
+                <w:kern w:val="0"/>
+                <w:szCs w:val="22"/>
+                <w:lang w:val="ru-RU" w:eastAsia="en-US" w:bidi="ar-SA"/>
+              </w:rPr>
               <w:t>Если оба значения не равны, то результат будет равен 1, иначе 0</w:t>
             </w:r>
           </w:p>
         </w:tc>
       </w:tr>
       <w:tr>
-        <w:tc>
-          <w:tcPr>
-            <w:tcW w:w="1838" w:type="dxa"/>
-          </w:tcPr>
-          <w:p>
-            <w:r>
-              <w:lastRenderedPageBreak/>
+        <w:trPr/>
+        <w:tc>
+          <w:tcPr>
+            <w:tcW w:w="2276" w:type="dxa"/>
+            <w:tcBorders/>
+          </w:tcPr>
+          <w:p>
+            <w:pPr>
+              <w:pStyle w:val="Normal"/>
+              <w:widowControl/>
+              <w:spacing w:before="0" w:after="0"/>
+              <w:jc w:val="left"/>
+              <w:rPr>
+                <w:rFonts w:eastAsia="Aptos" w:cs=""/>
+                <w:kern w:val="0"/>
+                <w:szCs w:val="22"/>
+                <w:lang w:val="ru-RU" w:eastAsia="en-US" w:bidi="ar-SA"/>
+              </w:rPr>
+            </w:pPr>
+            <w:r>
+              <w:rPr>
+                <w:rFonts w:eastAsia="Aptos" w:cs=""/>
+                <w:kern w:val="0"/>
+                <w:szCs w:val="22"/>
+                <w:lang w:val="ru-RU" w:eastAsia="en-US" w:bidi="ar-SA"/>
+              </w:rPr>
               <w:t>Меньше</w:t>
             </w:r>
           </w:p>
         </w:tc>
         <w:tc>
           <w:tcPr>
-            <w:tcW w:w="567" w:type="dxa"/>
-          </w:tcPr>
-          <w:p>
-            <w:r>
+            <w:tcW w:w="726" w:type="dxa"/>
+            <w:tcBorders/>
+          </w:tcPr>
+          <w:p>
+            <w:pPr>
+              <w:pStyle w:val="Normal"/>
+              <w:widowControl/>
+              <w:spacing w:before="0" w:after="0"/>
+              <w:jc w:val="left"/>
+              <w:rPr>
+                <w:rFonts w:eastAsia="Aptos" w:cs=""/>
+                <w:kern w:val="0"/>
+                <w:szCs w:val="22"/>
+                <w:lang w:val="ru-RU" w:eastAsia="en-US" w:bidi="ar-SA"/>
+              </w:rPr>
+            </w:pPr>
+            <w:r>
+              <w:rPr>
+                <w:rFonts w:eastAsia="Aptos" w:cs=""/>
+                <w:kern w:val="0"/>
+                <w:szCs w:val="22"/>
+                <w:lang w:val="ru-RU" w:eastAsia="en-US" w:bidi="ar-SA"/>
+              </w:rPr>
               <w:t>&lt;</w:t>
             </w:r>
           </w:p>
         </w:tc>
         <w:tc>
           <w:tcPr>
-            <w:tcW w:w="6939" w:type="dxa"/>
-          </w:tcPr>
-          <w:p>
-            <w:r>
+            <w:tcW w:w="6342" w:type="dxa"/>
+            <w:tcBorders/>
+          </w:tcPr>
+          <w:p>
+            <w:pPr>
+              <w:pStyle w:val="Normal"/>
+              <w:widowControl/>
+              <w:spacing w:before="0" w:after="0"/>
+              <w:jc w:val="left"/>
+              <w:rPr>
+                <w:rFonts w:eastAsia="Aptos" w:cs=""/>
+                <w:kern w:val="0"/>
+                <w:szCs w:val="22"/>
+                <w:lang w:val="ru-RU" w:eastAsia="en-US" w:bidi="ar-SA"/>
+              </w:rPr>
+            </w:pPr>
+            <w:r>
+              <w:rPr>
+                <w:rFonts w:eastAsia="Aptos" w:cs=""/>
+                <w:kern w:val="0"/>
+                <w:szCs w:val="22"/>
+                <w:lang w:val="ru-RU" w:eastAsia="en-US" w:bidi="ar-SA"/>
+              </w:rPr>
               <w:t>Если одно значение меньше другого, то результат будет равен 1, иначе 0</w:t>
             </w:r>
           </w:p>
         </w:tc>
       </w:tr>
       <w:tr>
-        <w:tc>
-          <w:tcPr>
-            <w:tcW w:w="1838" w:type="dxa"/>
-          </w:tcPr>
-          <w:p>
-            <w:r>
+        <w:trPr/>
+        <w:tc>
+          <w:tcPr>
+            <w:tcW w:w="2276" w:type="dxa"/>
+            <w:tcBorders/>
+          </w:tcPr>
+          <w:p>
+            <w:pPr>
+              <w:pStyle w:val="Normal"/>
+              <w:widowControl/>
+              <w:spacing w:before="0" w:after="0"/>
+              <w:jc w:val="left"/>
+              <w:rPr>
+                <w:rFonts w:eastAsia="Aptos" w:cs=""/>
+                <w:kern w:val="0"/>
+                <w:szCs w:val="22"/>
+                <w:lang w:val="ru-RU" w:eastAsia="en-US" w:bidi="ar-SA"/>
+              </w:rPr>
+            </w:pPr>
+            <w:r>
+              <w:rPr>
+                <w:rFonts w:eastAsia="Aptos" w:cs=""/>
+                <w:kern w:val="0"/>
+                <w:szCs w:val="22"/>
+                <w:lang w:val="ru-RU" w:eastAsia="en-US" w:bidi="ar-SA"/>
+              </w:rPr>
               <w:t>Меньше или равно</w:t>
             </w:r>
           </w:p>
         </w:tc>
         <w:tc>
           <w:tcPr>
-            <w:tcW w:w="567" w:type="dxa"/>
-          </w:tcPr>
-          <w:p>
-            <w:r>
+            <w:tcW w:w="726" w:type="dxa"/>
+            <w:tcBorders/>
+          </w:tcPr>
+          <w:p>
+            <w:pPr>
+              <w:pStyle w:val="Normal"/>
+              <w:widowControl/>
+              <w:spacing w:before="0" w:after="0"/>
+              <w:jc w:val="left"/>
+              <w:rPr>
+                <w:rFonts w:eastAsia="Aptos" w:cs=""/>
+                <w:kern w:val="0"/>
+                <w:szCs w:val="22"/>
+                <w:lang w:val="ru-RU" w:eastAsia="en-US" w:bidi="ar-SA"/>
+              </w:rPr>
+            </w:pPr>
+            <w:r>
+              <w:rPr>
+                <w:rFonts w:eastAsia="Aptos" w:cs=""/>
+                <w:kern w:val="0"/>
+                <w:szCs w:val="22"/>
+                <w:lang w:val="ru-RU" w:eastAsia="en-US" w:bidi="ar-SA"/>
+              </w:rPr>
               <w:t>&lt;=</w:t>
             </w:r>
           </w:p>
         </w:tc>
         <w:tc>
           <w:tcPr>
-            <w:tcW w:w="6939" w:type="dxa"/>
-          </w:tcPr>
-          <w:p>
-            <w:r>
+            <w:tcW w:w="6342" w:type="dxa"/>
+            <w:tcBorders/>
+          </w:tcPr>
+          <w:p>
+            <w:pPr>
+              <w:pStyle w:val="Normal"/>
+              <w:widowControl/>
+              <w:spacing w:before="0" w:after="0"/>
+              <w:jc w:val="left"/>
+              <w:rPr>
+                <w:rFonts w:eastAsia="Aptos" w:cs=""/>
+                <w:kern w:val="0"/>
+                <w:szCs w:val="22"/>
+                <w:lang w:val="ru-RU" w:eastAsia="en-US" w:bidi="ar-SA"/>
+              </w:rPr>
+            </w:pPr>
+            <w:r>
+              <w:rPr>
+                <w:rFonts w:eastAsia="Aptos" w:cs=""/>
+                <w:kern w:val="0"/>
+                <w:szCs w:val="22"/>
+                <w:lang w:val="ru-RU" w:eastAsia="en-US" w:bidi="ar-SA"/>
+              </w:rPr>
               <w:t>Если одно значение меньше или равно другому, то результат будет равен 1, иначе 0</w:t>
             </w:r>
           </w:p>
         </w:tc>
       </w:tr>
       <w:tr>
-        <w:tc>
-          <w:tcPr>
-            <w:tcW w:w="1838" w:type="dxa"/>
-          </w:tcPr>
-          <w:p>
-            <w:r>
+        <w:trPr/>
+        <w:tc>
+          <w:tcPr>
+            <w:tcW w:w="2276" w:type="dxa"/>
+            <w:tcBorders/>
+          </w:tcPr>
+          <w:p>
+            <w:pPr>
+              <w:pStyle w:val="Normal"/>
+              <w:widowControl/>
+              <w:spacing w:before="0" w:after="0"/>
+              <w:jc w:val="left"/>
+              <w:rPr>
+                <w:rFonts w:eastAsia="Aptos" w:cs=""/>
+                <w:kern w:val="0"/>
+                <w:szCs w:val="22"/>
+                <w:lang w:val="ru-RU" w:eastAsia="en-US" w:bidi="ar-SA"/>
+              </w:rPr>
+            </w:pPr>
+            <w:r>
+              <w:rPr>
+                <w:rFonts w:eastAsia="Aptos" w:cs=""/>
+                <w:kern w:val="0"/>
+                <w:szCs w:val="22"/>
+                <w:lang w:val="ru-RU" w:eastAsia="en-US" w:bidi="ar-SA"/>
+              </w:rPr>
               <w:t>Больше</w:t>
             </w:r>
           </w:p>
         </w:tc>
         <w:tc>
           <w:tcPr>
-            <w:tcW w:w="567" w:type="dxa"/>
-          </w:tcPr>
-          <w:p>
-            <w:r>
+            <w:tcW w:w="726" w:type="dxa"/>
+            <w:tcBorders/>
+          </w:tcPr>
+          <w:p>
+            <w:pPr>
+              <w:pStyle w:val="Normal"/>
+              <w:widowControl/>
+              <w:spacing w:before="0" w:after="0"/>
+              <w:jc w:val="left"/>
+              <w:rPr>
+                <w:rFonts w:eastAsia="Aptos" w:cs=""/>
+                <w:kern w:val="0"/>
+                <w:szCs w:val="22"/>
+                <w:lang w:val="ru-RU" w:eastAsia="en-US" w:bidi="ar-SA"/>
+              </w:rPr>
+            </w:pPr>
+            <w:r>
+              <w:rPr>
+                <w:rFonts w:eastAsia="Aptos" w:cs=""/>
+                <w:kern w:val="0"/>
+                <w:szCs w:val="22"/>
+                <w:lang w:val="ru-RU" w:eastAsia="en-US" w:bidi="ar-SA"/>
+              </w:rPr>
               <w:t>&gt;</w:t>
             </w:r>
           </w:p>
         </w:tc>
         <w:tc>
           <w:tcPr>
-            <w:tcW w:w="6939" w:type="dxa"/>
-          </w:tcPr>
-          <w:p>
-            <w:r>
+            <w:tcW w:w="6342" w:type="dxa"/>
+            <w:tcBorders/>
+          </w:tcPr>
+          <w:p>
+            <w:pPr>
+              <w:pStyle w:val="Normal"/>
+              <w:widowControl/>
+              <w:spacing w:before="0" w:after="0"/>
+              <w:jc w:val="left"/>
+              <w:rPr>
+                <w:rFonts w:eastAsia="Aptos" w:cs=""/>
+                <w:kern w:val="0"/>
+                <w:szCs w:val="22"/>
+                <w:lang w:val="ru-RU" w:eastAsia="en-US" w:bidi="ar-SA"/>
+              </w:rPr>
+            </w:pPr>
+            <w:r>
+              <w:rPr>
+                <w:rFonts w:eastAsia="Aptos" w:cs=""/>
+                <w:kern w:val="0"/>
+                <w:szCs w:val="22"/>
+                <w:lang w:val="ru-RU" w:eastAsia="en-US" w:bidi="ar-SA"/>
+              </w:rPr>
               <w:t>Если одно значение больше другого, то результат будет равен 1, иначе 0</w:t>
             </w:r>
           </w:p>
         </w:tc>
       </w:tr>
       <w:tr>
-        <w:tc>
-          <w:tcPr>
-            <w:tcW w:w="1838" w:type="dxa"/>
-          </w:tcPr>
-          <w:p>
-            <w:r>
+        <w:trPr/>
+        <w:tc>
+          <w:tcPr>
+            <w:tcW w:w="2276" w:type="dxa"/>
+            <w:tcBorders/>
+          </w:tcPr>
+          <w:p>
+            <w:pPr>
+              <w:pStyle w:val="Normal"/>
+              <w:widowControl/>
+              <w:spacing w:before="0" w:after="0"/>
+              <w:jc w:val="left"/>
+              <w:rPr>
+                <w:rFonts w:eastAsia="Aptos" w:cs=""/>
+                <w:kern w:val="0"/>
+                <w:szCs w:val="22"/>
+                <w:lang w:val="ru-RU" w:eastAsia="en-US" w:bidi="ar-SA"/>
+              </w:rPr>
+            </w:pPr>
+            <w:r>
+              <w:rPr>
+                <w:rFonts w:eastAsia="Aptos" w:cs=""/>
+                <w:kern w:val="0"/>
+                <w:szCs w:val="22"/>
+                <w:lang w:val="ru-RU" w:eastAsia="en-US" w:bidi="ar-SA"/>
+              </w:rPr>
               <w:t>Больше или равно</w:t>
             </w:r>
           </w:p>
         </w:tc>
         <w:tc>
           <w:tcPr>
-            <w:tcW w:w="567" w:type="dxa"/>
-          </w:tcPr>
-          <w:p>
-            <w:r>
+            <w:tcW w:w="726" w:type="dxa"/>
+            <w:tcBorders/>
+          </w:tcPr>
+          <w:p>
+            <w:pPr>
+              <w:pStyle w:val="Normal"/>
+              <w:widowControl/>
+              <w:spacing w:before="0" w:after="0"/>
+              <w:jc w:val="left"/>
+              <w:rPr>
+                <w:rFonts w:eastAsia="Aptos" w:cs=""/>
+                <w:kern w:val="0"/>
+                <w:szCs w:val="22"/>
+                <w:lang w:val="ru-RU" w:eastAsia="en-US" w:bidi="ar-SA"/>
+              </w:rPr>
+            </w:pPr>
+            <w:r>
+              <w:rPr>
+                <w:rFonts w:eastAsia="Aptos" w:cs=""/>
+                <w:kern w:val="0"/>
+                <w:szCs w:val="22"/>
+                <w:lang w:val="ru-RU" w:eastAsia="en-US" w:bidi="ar-SA"/>
+              </w:rPr>
               <w:t>&gt;=</w:t>
             </w:r>
           </w:p>
         </w:tc>
         <w:tc>
           <w:tcPr>
-            <w:tcW w:w="6939" w:type="dxa"/>
-          </w:tcPr>
-          <w:p>
-            <w:r>
+            <w:tcW w:w="6342" w:type="dxa"/>
+            <w:tcBorders/>
+          </w:tcPr>
+          <w:p>
+            <w:pPr>
+              <w:pStyle w:val="Normal"/>
+              <w:widowControl/>
+              <w:spacing w:before="0" w:after="0"/>
+              <w:jc w:val="left"/>
+              <w:rPr>
+                <w:rFonts w:eastAsia="Aptos" w:cs=""/>
+                <w:kern w:val="0"/>
+                <w:szCs w:val="22"/>
+                <w:lang w:val="ru-RU" w:eastAsia="en-US" w:bidi="ar-SA"/>
+              </w:rPr>
+            </w:pPr>
+            <w:r>
+              <w:rPr>
+                <w:rFonts w:eastAsia="Aptos" w:cs=""/>
+                <w:kern w:val="0"/>
+                <w:szCs w:val="22"/>
+                <w:lang w:val="ru-RU" w:eastAsia="en-US" w:bidi="ar-SA"/>
+              </w:rPr>
               <w:t>Если одно значение больше или равно другому, то результат будет равен 1, иначе 0</w:t>
             </w:r>
           </w:p>
         </w:tc>
       </w:tr>
     </w:tbl>
-    <w:p/>
-    <w:p>
-      <w:pPr>
+    <w:p>
+      <w:pPr>
+        <w:pStyle w:val="Normal"/>
+        <w:rPr/>
+      </w:pPr>
+      <w:r>
+        <w:rPr/>
+      </w:r>
+    </w:p>
+    <w:p>
+      <w:pPr>
+        <w:pStyle w:val="Normal"/>
         <w:rPr>
           <w:b/>
           <w:bCs/>
@@ -1164,259 +2189,277 @@
       </w:r>
     </w:p>
     <w:p>
-      <w:r>
+      <w:pPr>
+        <w:pStyle w:val="Normal"/>
+        <w:rPr/>
+      </w:pPr>
+      <w:r>
+        <w:rPr/>
         <w:t>AND — оба условия должны быть верны.</w:t>
       </w:r>
     </w:p>
     <w:p>
-      <w:r>
+      <w:pPr>
+        <w:pStyle w:val="Normal"/>
+        <w:rPr/>
+      </w:pPr>
+      <w:r>
+        <w:rPr/>
         <w:t>OR — достаточно, чтобы выполнилось хотя бы одно условие.</w:t>
       </w:r>
     </w:p>
     <w:p>
-      <w:r>
+      <w:pPr>
+        <w:pStyle w:val="Normal"/>
+        <w:rPr/>
+      </w:pPr>
+      <w:r>
+        <w:rPr/>
         <w:t>NOT — условие становится противоположным.</w:t>
       </w:r>
     </w:p>
     <w:tbl>
       <w:tblPr>
-        <w:tblpPr w:leftFromText="180" w:rightFromText="180" w:vertAnchor="text" w:horzAnchor="margin" w:tblpXSpec="center" w:tblpY="700"/>
+        <w:tblpPr w:vertAnchor="text" w:horzAnchor="margin" w:tblpXSpec="center" w:leftFromText="180" w:rightFromText="180" w:tblpY="700"/>
         <w:tblW w:w="8834" w:type="dxa"/>
-        <w:tblCellSpacing w:w="15" w:type="dxa"/>
-        <w:tblBorders>
-          <w:top w:val="single" w:sz="4" w:space="0" w:color="333333"/>
-          <w:left w:val="single" w:sz="4" w:space="0" w:color="333333"/>
-          <w:bottom w:val="single" w:sz="4" w:space="0" w:color="333333"/>
-          <w:right w:val="single" w:sz="4" w:space="0" w:color="333333"/>
-        </w:tblBorders>
+        <w:jc w:val="center"/>
+        <w:tblInd w:w="0" w:type="dxa"/>
+        <w:tblLayout w:type="fixed"/>
         <w:tblCellMar>
-          <w:top w:w="15" w:type="dxa"/>
-          <w:left w:w="15" w:type="dxa"/>
-          <w:bottom w:w="15" w:type="dxa"/>
-          <w:right w:w="15" w:type="dxa"/>
+          <w:top w:w="180" w:type="dxa"/>
+          <w:left w:w="180" w:type="dxa"/>
+          <w:bottom w:w="180" w:type="dxa"/>
+          <w:right w:w="180" w:type="dxa"/>
         </w:tblCellMar>
-        <w:tblLook w:val="04A0" w:firstRow="1" w:lastRow="0" w:firstColumn="1" w:lastColumn="0" w:noHBand="0" w:noVBand="1"/>
+        <w:tblLook w:firstRow="1" w:noVBand="1" w:lastRow="0" w:firstColumn="1" w:lastColumn="0" w:noHBand="0" w:val="04a0"/>
       </w:tblPr>
       <w:tblGrid>
-        <w:gridCol w:w="864"/>
+        <w:gridCol w:w="863"/>
         <w:gridCol w:w="849"/>
         <w:gridCol w:w="1168"/>
         <w:gridCol w:w="5953"/>
       </w:tblGrid>
       <w:tr>
         <w:trPr>
-          <w:trHeight w:val="438"/>
-          <w:tblCellSpacing w:w="15" w:type="dxa"/>
+          <w:trHeight w:val="438" w:hRule="atLeast"/>
         </w:trPr>
         <w:tc>
           <w:tcPr>
-            <w:tcW w:w="0" w:type="auto"/>
+            <w:tcW w:w="863" w:type="dxa"/>
             <w:tcBorders>
-              <w:top w:val="nil"/>
-              <w:left w:val="nil"/>
               <w:bottom w:val="single" w:sz="4" w:space="0" w:color="424242"/>
               <w:right w:val="single" w:sz="4" w:space="0" w:color="424242"/>
             </w:tcBorders>
-            <w:tcMar>
-              <w:top w:w="180" w:type="dxa"/>
-              <w:left w:w="180" w:type="dxa"/>
-              <w:bottom w:w="180" w:type="dxa"/>
-              <w:right w:w="180" w:type="dxa"/>
-            </w:tcMar>
             <w:vAlign w:val="center"/>
-            <w:hideMark/>
-          </w:tcPr>
-          <w:p>
-            <w:r>
+          </w:tcPr>
+          <w:p>
+            <w:pPr>
+              <w:pStyle w:val="Normal"/>
+              <w:widowControl/>
+              <w:bidi w:val="0"/>
+              <w:spacing w:lineRule="auto" w:line="240" w:before="0" w:after="160"/>
+              <w:jc w:val="left"/>
+              <w:rPr/>
+            </w:pPr>
+            <w:r>
+              <w:rPr/>
               <w:t>Да</w:t>
             </w:r>
           </w:p>
         </w:tc>
         <w:tc>
           <w:tcPr>
-            <w:tcW w:w="0" w:type="auto"/>
+            <w:tcW w:w="849" w:type="dxa"/>
             <w:tcBorders>
-              <w:top w:val="nil"/>
-              <w:left w:val="nil"/>
               <w:bottom w:val="single" w:sz="4" w:space="0" w:color="424242"/>
               <w:right w:val="single" w:sz="4" w:space="0" w:color="424242"/>
             </w:tcBorders>
-            <w:tcMar>
-              <w:top w:w="180" w:type="dxa"/>
-              <w:left w:w="180" w:type="dxa"/>
-              <w:bottom w:w="180" w:type="dxa"/>
-              <w:right w:w="180" w:type="dxa"/>
-            </w:tcMar>
             <w:vAlign w:val="center"/>
-            <w:hideMark/>
-          </w:tcPr>
-          <w:p>
-            <w:r>
+          </w:tcPr>
+          <w:p>
+            <w:pPr>
+              <w:pStyle w:val="Normal"/>
+              <w:widowControl/>
+              <w:bidi w:val="0"/>
+              <w:spacing w:lineRule="auto" w:line="240" w:before="0" w:after="160"/>
+              <w:jc w:val="left"/>
+              <w:rPr/>
+            </w:pPr>
+            <w:r>
+              <w:rPr/>
               <w:t>Нет</w:t>
             </w:r>
           </w:p>
         </w:tc>
         <w:tc>
           <w:tcPr>
-            <w:tcW w:w="0" w:type="auto"/>
+            <w:tcW w:w="1168" w:type="dxa"/>
             <w:tcBorders>
-              <w:top w:val="nil"/>
-              <w:left w:val="nil"/>
               <w:bottom w:val="single" w:sz="4" w:space="0" w:color="424242"/>
               <w:right w:val="single" w:sz="4" w:space="0" w:color="424242"/>
             </w:tcBorders>
+            <w:vAlign w:val="center"/>
+          </w:tcPr>
+          <w:p>
+            <w:pPr>
+              <w:pStyle w:val="Normal"/>
+              <w:widowControl/>
+              <w:bidi w:val="0"/>
+              <w:spacing w:lineRule="auto" w:line="240" w:before="0" w:after="160"/>
+              <w:jc w:val="left"/>
+              <w:rPr/>
+            </w:pPr>
+            <w:r>
+              <w:rPr>
+                <w:rFonts w:cs="Segoe UI Emoji" w:ascii="Segoe UI Emoji" w:hAnsi="Segoe UI Emoji"/>
+              </w:rPr>
+              <w:t>✅</w:t>
+            </w:r>
+            <w:r>
+              <w:rPr/>
+              <w:t xml:space="preserve"> </w:t>
+            </w:r>
+            <w:r>
+              <w:rPr/>
+              <w:t>Да</w:t>
+            </w:r>
+          </w:p>
+        </w:tc>
+        <w:tc>
+          <w:tcPr>
+            <w:tcW w:w="5953" w:type="dxa"/>
+            <w:tcBorders>
+              <w:bottom w:val="single" w:sz="4" w:space="0" w:color="424242"/>
+            </w:tcBorders>
             <w:tcMar>
-              <w:top w:w="180" w:type="dxa"/>
-              <w:left w:w="180" w:type="dxa"/>
-              <w:bottom w:w="180" w:type="dxa"/>
-              <w:right w:w="180" w:type="dxa"/>
+              <w:left w:w="225" w:type="dxa"/>
             </w:tcMar>
             <w:vAlign w:val="center"/>
-            <w:hideMark/>
-          </w:tcPr>
-          <w:p>
-            <w:r>
-              <w:rPr>
-                <w:rFonts w:ascii="Segoe UI Emoji" w:hAnsi="Segoe UI Emoji" w:cs="Segoe UI Emoji"/>
-              </w:rPr>
-              <w:t>✅</w:t>
-            </w:r>
-            <w:r>
-              <w:t xml:space="preserve"> Да</w:t>
-            </w:r>
-          </w:p>
-        </w:tc>
-        <w:tc>
-          <w:tcPr>
-            <w:tcW w:w="0" w:type="auto"/>
-            <w:tcBorders>
-              <w:top w:val="nil"/>
-              <w:left w:val="nil"/>
-              <w:bottom w:val="single" w:sz="4" w:space="0" w:color="424242"/>
-              <w:right w:val="nil"/>
-            </w:tcBorders>
-            <w:tcMar>
-              <w:top w:w="180" w:type="dxa"/>
-              <w:left w:w="225" w:type="dxa"/>
-              <w:bottom w:w="180" w:type="dxa"/>
-              <w:right w:w="180" w:type="dxa"/>
-            </w:tcMar>
-            <w:vAlign w:val="center"/>
-            <w:hideMark/>
-          </w:tcPr>
-          <w:p>
-            <w:r>
-              <w:t>Выполняется только первое услови</w:t>
-            </w:r>
-            <w:r>
-              <w:t>е</w:t>
+          </w:tcPr>
+          <w:p>
+            <w:pPr>
+              <w:pStyle w:val="Normal"/>
+              <w:widowControl/>
+              <w:bidi w:val="0"/>
+              <w:spacing w:lineRule="auto" w:line="240" w:before="0" w:after="160"/>
+              <w:jc w:val="left"/>
+              <w:rPr/>
+            </w:pPr>
+            <w:r>
+              <w:rPr/>
+              <w:t>Выполняется только первое условие</w:t>
             </w:r>
           </w:p>
         </w:tc>
       </w:tr>
       <w:tr>
         <w:trPr>
-          <w:trHeight w:val="432"/>
-          <w:tblCellSpacing w:w="15" w:type="dxa"/>
+          <w:trHeight w:val="432" w:hRule="atLeast"/>
         </w:trPr>
         <w:tc>
           <w:tcPr>
-            <w:tcW w:w="0" w:type="auto"/>
+            <w:tcW w:w="863" w:type="dxa"/>
             <w:tcBorders>
-              <w:top w:val="nil"/>
-              <w:left w:val="nil"/>
               <w:bottom w:val="single" w:sz="4" w:space="0" w:color="424242"/>
               <w:right w:val="single" w:sz="4" w:space="0" w:color="424242"/>
             </w:tcBorders>
-            <w:tcMar>
-              <w:top w:w="180" w:type="dxa"/>
-              <w:left w:w="180" w:type="dxa"/>
-              <w:bottom w:w="180" w:type="dxa"/>
-              <w:right w:w="180" w:type="dxa"/>
-            </w:tcMar>
             <w:vAlign w:val="center"/>
-            <w:hideMark/>
-          </w:tcPr>
-          <w:p>
-            <w:r>
+          </w:tcPr>
+          <w:p>
+            <w:pPr>
+              <w:pStyle w:val="Normal"/>
+              <w:widowControl/>
+              <w:bidi w:val="0"/>
+              <w:spacing w:lineRule="auto" w:line="240" w:before="0" w:after="160"/>
+              <w:jc w:val="left"/>
+              <w:rPr/>
+            </w:pPr>
+            <w:r>
+              <w:rPr/>
               <w:t>Нет</w:t>
             </w:r>
           </w:p>
         </w:tc>
         <w:tc>
           <w:tcPr>
-            <w:tcW w:w="0" w:type="auto"/>
+            <w:tcW w:w="849" w:type="dxa"/>
             <w:tcBorders>
-              <w:top w:val="nil"/>
-              <w:left w:val="nil"/>
               <w:bottom w:val="single" w:sz="4" w:space="0" w:color="424242"/>
               <w:right w:val="single" w:sz="4" w:space="0" w:color="424242"/>
             </w:tcBorders>
-            <w:tcMar>
-              <w:top w:w="180" w:type="dxa"/>
-              <w:left w:w="180" w:type="dxa"/>
-              <w:bottom w:w="180" w:type="dxa"/>
-              <w:right w:w="180" w:type="dxa"/>
-            </w:tcMar>
             <w:vAlign w:val="center"/>
-            <w:hideMark/>
-          </w:tcPr>
-          <w:p>
-            <w:r>
+          </w:tcPr>
+          <w:p>
+            <w:pPr>
+              <w:pStyle w:val="Normal"/>
+              <w:widowControl/>
+              <w:bidi w:val="0"/>
+              <w:spacing w:lineRule="auto" w:line="240" w:before="0" w:after="160"/>
+              <w:jc w:val="left"/>
+              <w:rPr/>
+            </w:pPr>
+            <w:r>
+              <w:rPr/>
               <w:t>Да</w:t>
             </w:r>
           </w:p>
         </w:tc>
         <w:tc>
           <w:tcPr>
-            <w:tcW w:w="0" w:type="auto"/>
+            <w:tcW w:w="1168" w:type="dxa"/>
             <w:tcBorders>
-              <w:top w:val="nil"/>
-              <w:left w:val="nil"/>
               <w:bottom w:val="single" w:sz="4" w:space="0" w:color="424242"/>
               <w:right w:val="single" w:sz="4" w:space="0" w:color="424242"/>
             </w:tcBorders>
+            <w:vAlign w:val="center"/>
+          </w:tcPr>
+          <w:p>
+            <w:pPr>
+              <w:pStyle w:val="Normal"/>
+              <w:widowControl/>
+              <w:bidi w:val="0"/>
+              <w:spacing w:lineRule="auto" w:line="240" w:before="0" w:after="160"/>
+              <w:jc w:val="left"/>
+              <w:rPr/>
+            </w:pPr>
+            <w:r>
+              <w:rPr>
+                <w:rFonts w:cs="Segoe UI Emoji" w:ascii="Segoe UI Emoji" w:hAnsi="Segoe UI Emoji"/>
+              </w:rPr>
+              <w:t>✅</w:t>
+            </w:r>
+            <w:r>
+              <w:rPr/>
+              <w:t xml:space="preserve"> </w:t>
+            </w:r>
+            <w:r>
+              <w:rPr/>
+              <w:t>Да</w:t>
+            </w:r>
+          </w:p>
+        </w:tc>
+        <w:tc>
+          <w:tcPr>
+            <w:tcW w:w="5953" w:type="dxa"/>
+            <w:tcBorders>
+              <w:bottom w:val="single" w:sz="4" w:space="0" w:color="424242"/>
+            </w:tcBorders>
             <w:tcMar>
-              <w:top w:w="180" w:type="dxa"/>
-              <w:left w:w="180" w:type="dxa"/>
-              <w:bottom w:w="180" w:type="dxa"/>
-              <w:right w:w="180" w:type="dxa"/>
+              <w:left w:w="225" w:type="dxa"/>
             </w:tcMar>
             <w:vAlign w:val="center"/>
-            <w:hideMark/>
-          </w:tcPr>
-          <w:p>
-            <w:r>
-              <w:rPr>
-                <w:rFonts w:ascii="Segoe UI Emoji" w:hAnsi="Segoe UI Emoji" w:cs="Segoe UI Emoji"/>
-              </w:rPr>
-              <w:t>✅</w:t>
-            </w:r>
-            <w:r>
-              <w:t xml:space="preserve"> Да</w:t>
-            </w:r>
-          </w:p>
-        </w:tc>
-        <w:tc>
-          <w:tcPr>
-            <w:tcW w:w="0" w:type="auto"/>
-            <w:tcBorders>
-              <w:top w:val="nil"/>
-              <w:left w:val="nil"/>
-              <w:bottom w:val="single" w:sz="4" w:space="0" w:color="424242"/>
-              <w:right w:val="nil"/>
-            </w:tcBorders>
-            <w:tcMar>
-              <w:top w:w="180" w:type="dxa"/>
-              <w:left w:w="225" w:type="dxa"/>
-              <w:bottom w:w="180" w:type="dxa"/>
-              <w:right w:w="180" w:type="dxa"/>
-            </w:tcMar>
-            <w:vAlign w:val="center"/>
-            <w:hideMark/>
-          </w:tcPr>
-          <w:p>
-            <w:r>
+          </w:tcPr>
+          <w:p>
+            <w:pPr>
+              <w:pStyle w:val="Normal"/>
+              <w:widowControl/>
+              <w:bidi w:val="0"/>
+              <w:spacing w:lineRule="auto" w:line="240" w:before="0" w:after="160"/>
+              <w:jc w:val="left"/>
+              <w:rPr/>
+            </w:pPr>
+            <w:r>
+              <w:rPr/>
               <w:t>Выполняется только второе условие</w:t>
             </w:r>
           </w:p>
@@ -1424,107 +2467,112 @@
       </w:tr>
       <w:tr>
         <w:trPr>
-          <w:trHeight w:val="692"/>
-          <w:tblCellSpacing w:w="15" w:type="dxa"/>
+          <w:trHeight w:val="692" w:hRule="atLeast"/>
         </w:trPr>
         <w:tc>
           <w:tcPr>
-            <w:tcW w:w="0" w:type="auto"/>
+            <w:tcW w:w="863" w:type="dxa"/>
             <w:tcBorders>
-              <w:top w:val="nil"/>
-              <w:left w:val="nil"/>
               <w:bottom w:val="single" w:sz="4" w:space="0" w:color="424242"/>
               <w:right w:val="single" w:sz="4" w:space="0" w:color="424242"/>
             </w:tcBorders>
-            <w:tcMar>
-              <w:top w:w="180" w:type="dxa"/>
-              <w:left w:w="180" w:type="dxa"/>
-              <w:bottom w:w="180" w:type="dxa"/>
-              <w:right w:w="180" w:type="dxa"/>
-            </w:tcMar>
             <w:vAlign w:val="center"/>
-            <w:hideMark/>
-          </w:tcPr>
-          <w:p>
-            <w:r>
+          </w:tcPr>
+          <w:p>
+            <w:pPr>
+              <w:pStyle w:val="Normal"/>
+              <w:widowControl/>
+              <w:bidi w:val="0"/>
+              <w:spacing w:lineRule="auto" w:line="240" w:before="0" w:after="160"/>
+              <w:jc w:val="left"/>
+              <w:rPr/>
+            </w:pPr>
+            <w:r>
+              <w:rPr/>
               <w:t>Да</w:t>
             </w:r>
           </w:p>
         </w:tc>
         <w:tc>
           <w:tcPr>
-            <w:tcW w:w="0" w:type="auto"/>
+            <w:tcW w:w="849" w:type="dxa"/>
             <w:tcBorders>
-              <w:top w:val="nil"/>
-              <w:left w:val="nil"/>
               <w:bottom w:val="single" w:sz="4" w:space="0" w:color="424242"/>
               <w:right w:val="single" w:sz="4" w:space="0" w:color="424242"/>
             </w:tcBorders>
-            <w:tcMar>
-              <w:top w:w="180" w:type="dxa"/>
-              <w:left w:w="180" w:type="dxa"/>
-              <w:bottom w:w="180" w:type="dxa"/>
-              <w:right w:w="180" w:type="dxa"/>
-            </w:tcMar>
             <w:vAlign w:val="center"/>
-            <w:hideMark/>
-          </w:tcPr>
-          <w:p>
-            <w:r>
+          </w:tcPr>
+          <w:p>
+            <w:pPr>
+              <w:pStyle w:val="Normal"/>
+              <w:widowControl/>
+              <w:bidi w:val="0"/>
+              <w:spacing w:lineRule="auto" w:line="240" w:before="0" w:after="160"/>
+              <w:jc w:val="left"/>
+              <w:rPr/>
+            </w:pPr>
+            <w:r>
+              <w:rPr/>
               <w:t>Да</w:t>
             </w:r>
           </w:p>
         </w:tc>
         <w:tc>
           <w:tcPr>
-            <w:tcW w:w="0" w:type="auto"/>
+            <w:tcW w:w="1168" w:type="dxa"/>
             <w:tcBorders>
-              <w:top w:val="nil"/>
-              <w:left w:val="nil"/>
               <w:bottom w:val="single" w:sz="4" w:space="0" w:color="424242"/>
               <w:right w:val="single" w:sz="4" w:space="0" w:color="424242"/>
             </w:tcBorders>
+            <w:vAlign w:val="center"/>
+          </w:tcPr>
+          <w:p>
+            <w:pPr>
+              <w:pStyle w:val="Normal"/>
+              <w:widowControl/>
+              <w:bidi w:val="0"/>
+              <w:spacing w:lineRule="auto" w:line="240" w:before="0" w:after="160"/>
+              <w:jc w:val="left"/>
+              <w:rPr/>
+            </w:pPr>
+            <w:r>
+              <w:rPr>
+                <w:rFonts w:cs="Segoe UI Emoji" w:ascii="Segoe UI Emoji" w:hAnsi="Segoe UI Emoji"/>
+              </w:rPr>
+              <w:t>❌</w:t>
+            </w:r>
+            <w:r>
+              <w:rPr/>
+              <w:t xml:space="preserve"> </w:t>
+            </w:r>
+            <w:r>
+              <w:rPr/>
+              <w:t>Нет</w:t>
+            </w:r>
+          </w:p>
+        </w:tc>
+        <w:tc>
+          <w:tcPr>
+            <w:tcW w:w="5953" w:type="dxa"/>
+            <w:tcBorders>
+              <w:bottom w:val="single" w:sz="4" w:space="0" w:color="424242"/>
+            </w:tcBorders>
             <w:tcMar>
-              <w:top w:w="180" w:type="dxa"/>
-              <w:left w:w="180" w:type="dxa"/>
-              <w:bottom w:w="180" w:type="dxa"/>
-              <w:right w:w="180" w:type="dxa"/>
+              <w:left w:w="225" w:type="dxa"/>
             </w:tcMar>
             <w:vAlign w:val="center"/>
-            <w:hideMark/>
-          </w:tcPr>
-          <w:p>
-            <w:r>
-              <w:rPr>
-                <w:rFonts w:ascii="Segoe UI Emoji" w:hAnsi="Segoe UI Emoji" w:cs="Segoe UI Emoji"/>
-              </w:rPr>
-              <w:t>❌</w:t>
-            </w:r>
-            <w:r>
-              <w:t xml:space="preserve"> Нет</w:t>
-            </w:r>
-          </w:p>
-        </w:tc>
-        <w:tc>
-          <w:tcPr>
-            <w:tcW w:w="0" w:type="auto"/>
-            <w:tcBorders>
-              <w:top w:val="nil"/>
-              <w:left w:val="nil"/>
-              <w:bottom w:val="single" w:sz="4" w:space="0" w:color="424242"/>
-              <w:right w:val="nil"/>
-            </w:tcBorders>
-            <w:tcMar>
-              <w:top w:w="180" w:type="dxa"/>
-              <w:left w:w="225" w:type="dxa"/>
-              <w:bottom w:w="180" w:type="dxa"/>
-              <w:right w:w="180" w:type="dxa"/>
-            </w:tcMar>
-            <w:vAlign w:val="center"/>
-            <w:hideMark/>
-          </w:tcPr>
-          <w:p>
-            <w:r>
+          </w:tcPr>
+          <w:p>
+            <w:pPr>
+              <w:pStyle w:val="Normal"/>
+              <w:widowControl/>
+              <w:bidi w:val="0"/>
+              <w:spacing w:lineRule="auto" w:line="240" w:before="0" w:after="160"/>
+              <w:jc w:val="left"/>
+              <w:rPr/>
+            </w:pPr>
+            <w:r>
+              <w:rPr/>
               <w:t>Выполняются оба условия — XOR исключает такие случаи</w:t>
             </w:r>
           </w:p>
@@ -1532,107 +2580,107 @@
       </w:tr>
       <w:tr>
         <w:trPr>
-          <w:trHeight w:val="697"/>
-          <w:tblCellSpacing w:w="15" w:type="dxa"/>
+          <w:trHeight w:val="697" w:hRule="atLeast"/>
         </w:trPr>
         <w:tc>
           <w:tcPr>
-            <w:tcW w:w="0" w:type="auto"/>
+            <w:tcW w:w="863" w:type="dxa"/>
             <w:tcBorders>
-              <w:top w:val="nil"/>
-              <w:left w:val="nil"/>
-              <w:bottom w:val="nil"/>
               <w:right w:val="single" w:sz="4" w:space="0" w:color="424242"/>
             </w:tcBorders>
+            <w:vAlign w:val="center"/>
+          </w:tcPr>
+          <w:p>
+            <w:pPr>
+              <w:pStyle w:val="Normal"/>
+              <w:widowControl/>
+              <w:bidi w:val="0"/>
+              <w:spacing w:lineRule="auto" w:line="240" w:before="0" w:after="160"/>
+              <w:jc w:val="left"/>
+              <w:rPr/>
+            </w:pPr>
+            <w:r>
+              <w:rPr/>
+              <w:t>Нет</w:t>
+            </w:r>
+          </w:p>
+        </w:tc>
+        <w:tc>
+          <w:tcPr>
+            <w:tcW w:w="849" w:type="dxa"/>
+            <w:tcBorders>
+              <w:right w:val="single" w:sz="4" w:space="0" w:color="424242"/>
+            </w:tcBorders>
+            <w:vAlign w:val="center"/>
+          </w:tcPr>
+          <w:p>
+            <w:pPr>
+              <w:pStyle w:val="Normal"/>
+              <w:widowControl/>
+              <w:bidi w:val="0"/>
+              <w:spacing w:lineRule="auto" w:line="240" w:before="0" w:after="160"/>
+              <w:jc w:val="left"/>
+              <w:rPr/>
+            </w:pPr>
+            <w:r>
+              <w:rPr/>
+              <w:t>Нет</w:t>
+            </w:r>
+          </w:p>
+        </w:tc>
+        <w:tc>
+          <w:tcPr>
+            <w:tcW w:w="1168" w:type="dxa"/>
+            <w:tcBorders>
+              <w:right w:val="single" w:sz="4" w:space="0" w:color="424242"/>
+            </w:tcBorders>
+            <w:vAlign w:val="center"/>
+          </w:tcPr>
+          <w:p>
+            <w:pPr>
+              <w:pStyle w:val="Normal"/>
+              <w:widowControl/>
+              <w:bidi w:val="0"/>
+              <w:spacing w:lineRule="auto" w:line="240" w:before="0" w:after="160"/>
+              <w:jc w:val="left"/>
+              <w:rPr/>
+            </w:pPr>
+            <w:r>
+              <w:rPr>
+                <w:rFonts w:cs="Segoe UI Emoji" w:ascii="Segoe UI Emoji" w:hAnsi="Segoe UI Emoji"/>
+              </w:rPr>
+              <w:t>❌</w:t>
+            </w:r>
+            <w:r>
+              <w:rPr/>
+              <w:t xml:space="preserve"> </w:t>
+            </w:r>
+            <w:r>
+              <w:rPr/>
+              <w:t>Нет</w:t>
+            </w:r>
+          </w:p>
+        </w:tc>
+        <w:tc>
+          <w:tcPr>
+            <w:tcW w:w="5953" w:type="dxa"/>
+            <w:tcBorders/>
             <w:tcMar>
-              <w:top w:w="180" w:type="dxa"/>
-              <w:left w:w="180" w:type="dxa"/>
-              <w:bottom w:w="180" w:type="dxa"/>
-              <w:right w:w="180" w:type="dxa"/>
+              <w:left w:w="225" w:type="dxa"/>
             </w:tcMar>
             <w:vAlign w:val="center"/>
-            <w:hideMark/>
-          </w:tcPr>
-          <w:p>
-            <w:r>
-              <w:t>Нет</w:t>
-            </w:r>
-          </w:p>
-        </w:tc>
-        <w:tc>
-          <w:tcPr>
-            <w:tcW w:w="0" w:type="auto"/>
-            <w:tcBorders>
-              <w:top w:val="nil"/>
-              <w:left w:val="nil"/>
-              <w:bottom w:val="nil"/>
-              <w:right w:val="single" w:sz="4" w:space="0" w:color="424242"/>
-            </w:tcBorders>
-            <w:tcMar>
-              <w:top w:w="180" w:type="dxa"/>
-              <w:left w:w="180" w:type="dxa"/>
-              <w:bottom w:w="180" w:type="dxa"/>
-              <w:right w:w="180" w:type="dxa"/>
-            </w:tcMar>
-            <w:vAlign w:val="center"/>
-            <w:hideMark/>
-          </w:tcPr>
-          <w:p>
-            <w:r>
-              <w:t>Нет</w:t>
-            </w:r>
-          </w:p>
-        </w:tc>
-        <w:tc>
-          <w:tcPr>
-            <w:tcW w:w="0" w:type="auto"/>
-            <w:tcBorders>
-              <w:top w:val="nil"/>
-              <w:left w:val="nil"/>
-              <w:bottom w:val="nil"/>
-              <w:right w:val="single" w:sz="4" w:space="0" w:color="424242"/>
-            </w:tcBorders>
-            <w:tcMar>
-              <w:top w:w="180" w:type="dxa"/>
-              <w:left w:w="180" w:type="dxa"/>
-              <w:bottom w:w="180" w:type="dxa"/>
-              <w:right w:w="180" w:type="dxa"/>
-            </w:tcMar>
-            <w:vAlign w:val="center"/>
-            <w:hideMark/>
-          </w:tcPr>
-          <w:p>
-            <w:r>
-              <w:rPr>
-                <w:rFonts w:ascii="Segoe UI Emoji" w:hAnsi="Segoe UI Emoji" w:cs="Segoe UI Emoji"/>
-              </w:rPr>
-              <w:t>❌</w:t>
-            </w:r>
-            <w:r>
-              <w:t xml:space="preserve"> Нет</w:t>
-            </w:r>
-          </w:p>
-        </w:tc>
-        <w:tc>
-          <w:tcPr>
-            <w:tcW w:w="0" w:type="auto"/>
-            <w:tcBorders>
-              <w:top w:val="nil"/>
-              <w:left w:val="nil"/>
-              <w:bottom w:val="nil"/>
-              <w:right w:val="nil"/>
-            </w:tcBorders>
-            <w:tcMar>
-              <w:top w:w="180" w:type="dxa"/>
-              <w:left w:w="225" w:type="dxa"/>
-              <w:bottom w:w="180" w:type="dxa"/>
-              <w:right w:w="180" w:type="dxa"/>
-            </w:tcMar>
-            <w:vAlign w:val="center"/>
-            <w:hideMark/>
-          </w:tcPr>
-          <w:p>
-            <w:r>
+          </w:tcPr>
+          <w:p>
+            <w:pPr>
+              <w:pStyle w:val="Normal"/>
+              <w:widowControl/>
+              <w:bidi w:val="0"/>
+              <w:spacing w:lineRule="auto" w:line="240" w:before="0" w:after="160"/>
+              <w:jc w:val="left"/>
+              <w:rPr/>
+            </w:pPr>
+            <w:r>
+              <w:rPr/>
               <w:t>Не выполняется ни одно условие</w:t>
             </w:r>
           </w:p>
@@ -1640,33 +2688,38 @@
       </w:tr>
     </w:tbl>
     <w:p>
-      <w:r>
+      <w:pPr>
+        <w:pStyle w:val="Normal"/>
+        <w:rPr/>
+      </w:pPr>
+      <w:r/>
+      <w:r>
+        <w:rPr/>
         <w:t>XOR — это оператор, который помогает выбрать строки, где выполняется только одно из двух условий, но не оба сразу.</w:t>
       </w:r>
     </w:p>
     <w:p>
-      <w:r>
-        <w:t xml:space="preserve">В </w:t>
-      </w:r>
-      <w:proofErr w:type="spellStart"/>
-      <w:r>
-        <w:t>PostgreSQL</w:t>
-      </w:r>
-      <w:proofErr w:type="spellEnd"/>
-      <w:r>
-        <w:t xml:space="preserve"> нет оператора XOR, поэтому используется комбинация AND и OR для достижения того же результата.</w:t>
-      </w:r>
-    </w:p>
-    <w:p>
-      <w:r>
-        <w:rPr>
-          <w:noProof/>
-        </w:rPr>
+      <w:pPr>
+        <w:pStyle w:val="Normal"/>
+        <w:rPr/>
+      </w:pPr>
+      <w:r>
+        <w:rPr/>
+        <w:t>В PostgreSQL нет оператора XOR, поэтому используется комбинация AND и OR для достижения того же результата.</w:t>
+      </w:r>
+    </w:p>
+    <w:p>
+      <w:pPr>
+        <w:pStyle w:val="Normal"/>
+        <w:rPr/>
+      </w:pPr>
+      <w:r>
+        <w:rPr/>
         <w:drawing>
-          <wp:inline distT="0" distB="0" distL="0" distR="0" wp14:anchorId="0B61D92F" wp14:editId="43D599EB">
+          <wp:inline distT="0" distB="0" distL="0" distR="0">
             <wp:extent cx="5686425" cy="1581150"/>
-            <wp:effectExtent l="0" t="0" r="9525" b="0"/>
-            <wp:docPr id="1984917867" name="Рисунок 1"/>
+            <wp:effectExtent l="0" t="0" r="0" b="0"/>
+            <wp:docPr id="4" name="Изображение4" descr=""/>
             <wp:cNvGraphicFramePr>
               <a:graphicFrameLocks xmlns:a="http://schemas.openxmlformats.org/drawingml/2006/main" noChangeAspect="1"/>
             </wp:cNvGraphicFramePr>
@@ -1674,16 +2727,18 @@
               <a:graphicData uri="http://schemas.openxmlformats.org/drawingml/2006/picture">
                 <pic:pic xmlns:pic="http://schemas.openxmlformats.org/drawingml/2006/picture">
                   <pic:nvPicPr>
-                    <pic:cNvPr id="1984917867" name=""/>
-                    <pic:cNvPicPr/>
+                    <pic:cNvPr id="4" name="Изображение4" descr=""/>
+                    <pic:cNvPicPr>
+                      <a:picLocks noChangeAspect="1" noChangeArrowheads="1"/>
+                    </pic:cNvPicPr>
                   </pic:nvPicPr>
                   <pic:blipFill>
-                    <a:blip r:embed="rId8"/>
+                    <a:blip r:embed="rId5"/>
                     <a:stretch>
                       <a:fillRect/>
                     </a:stretch>
                   </pic:blipFill>
-                  <pic:spPr>
+                  <pic:spPr bwMode="auto">
                     <a:xfrm>
                       <a:off x="0" y="0"/>
                       <a:ext cx="5686425" cy="1581150"/>
@@ -1699,9 +2754,18 @@
         </w:drawing>
       </w:r>
     </w:p>
-    <w:p/>
-    <w:p>
-      <w:pPr>
+    <w:p>
+      <w:pPr>
+        <w:pStyle w:val="Normal"/>
+        <w:rPr/>
+      </w:pPr>
+      <w:r>
+        <w:rPr/>
+      </w:r>
+    </w:p>
+    <w:p>
+      <w:pPr>
+        <w:pStyle w:val="Normal"/>
         <w:rPr>
           <w:b/>
           <w:bCs/>
@@ -1712,56 +2776,72 @@
           <w:b/>
           <w:bCs/>
         </w:rPr>
-        <w:lastRenderedPageBreak/>
         <w:t>Приоритет логических операторов</w:t>
       </w:r>
     </w:p>
     <w:p>
       <w:pPr>
+        <w:pStyle w:val="Normal"/>
         <w:numPr>
           <w:ilvl w:val="0"/>
           <w:numId w:val="3"/>
         </w:numPr>
-      </w:pPr>
-      <w:r>
+        <w:rPr/>
+      </w:pPr>
+      <w:r>
+        <w:rPr/>
         <w:t>Сначала — NOT</w:t>
       </w:r>
     </w:p>
     <w:p>
       <w:pPr>
+        <w:pStyle w:val="Normal"/>
         <w:numPr>
           <w:ilvl w:val="0"/>
           <w:numId w:val="3"/>
         </w:numPr>
-      </w:pPr>
-      <w:r>
+        <w:rPr/>
+      </w:pPr>
+      <w:r>
+        <w:rPr/>
         <w:t>Затем — AND</w:t>
       </w:r>
     </w:p>
     <w:p>
       <w:pPr>
+        <w:pStyle w:val="Normal"/>
         <w:numPr>
           <w:ilvl w:val="0"/>
           <w:numId w:val="3"/>
         </w:numPr>
-      </w:pPr>
-      <w:r>
+        <w:rPr/>
+      </w:pPr>
+      <w:r>
+        <w:rPr/>
         <w:t>Потом — XOR</w:t>
       </w:r>
     </w:p>
     <w:p>
       <w:pPr>
+        <w:pStyle w:val="Normal"/>
         <w:numPr>
           <w:ilvl w:val="0"/>
           <w:numId w:val="3"/>
         </w:numPr>
-      </w:pPr>
-      <w:r>
+        <w:rPr/>
+      </w:pPr>
+      <w:r>
+        <w:rPr/>
         <w:t>В конце — OR</w:t>
       </w:r>
     </w:p>
     <w:p>
-      <w:r>
+      <w:pPr>
+        <w:pStyle w:val="Normal"/>
+        <w:rPr/>
+      </w:pPr>
+      <w:r>
+        <w:rPr/>
         <w:t>Если вы хотите изменить порядок проверки условий или сделать его более понятным, используйте </w:t>
       </w:r>
       <w:r>
@@ -1772,11 +2852,13 @@
         <w:t>скобки</w:t>
       </w:r>
       <w:r>
+        <w:rPr/>
         <w:t>. Всё, что в скобках, выполняется в первую очередь. </w:t>
       </w:r>
     </w:p>
     <w:p>
       <w:pPr>
+        <w:pStyle w:val="Normal"/>
         <w:rPr>
           <w:b/>
           <w:bCs/>
@@ -1791,42 +2873,82 @@
       </w:r>
     </w:p>
     <w:p>
-      <w:r>
+      <w:pPr>
+        <w:pStyle w:val="Normal"/>
+        <w:rPr/>
+      </w:pPr>
+      <w:r>
+        <w:rPr/>
         <w:t>Значения даты и времени могут быть представлены в формате строки или числа.</w:t>
       </w:r>
     </w:p>
     <w:p>
-      <w:r>
+      <w:pPr>
+        <w:pStyle w:val="Normal"/>
+        <w:rPr/>
+      </w:pPr>
+      <w:r>
+        <w:rPr/>
         <w:t>Например, если мы хотим указать какую-то дату в запросе, то мы можем это сделать с помощью строки "1970-12-30", "19701230" или же числа 19701230. В обоих случаях эти значения будут интерпретироваться как дата «30 декабря 1970 года».</w:t>
       </w:r>
     </w:p>
     <w:p>
-      <w:r>
+      <w:pPr>
+        <w:pStyle w:val="Normal"/>
+        <w:rPr/>
+      </w:pPr>
+      <w:r>
+        <w:rPr/>
         <w:t>Кроме самой даты, мы можем также указывать отдельно время или же всё вместе.</w:t>
       </w:r>
     </w:p>
     <w:tbl>
       <w:tblPr>
         <w:tblStyle w:val="ae"/>
-        <w:tblW w:w="0" w:type="auto"/>
+        <w:tblW w:w="9344" w:type="dxa"/>
+        <w:jc w:val="left"/>
+        <w:tblInd w:w="0" w:type="dxa"/>
         <w:tblLayout w:type="fixed"/>
-        <w:tblLook w:val="04A0" w:firstRow="1" w:lastRow="0" w:firstColumn="1" w:lastColumn="0" w:noHBand="0" w:noVBand="1"/>
+        <w:tblCellMar>
+          <w:top w:w="0" w:type="dxa"/>
+          <w:left w:w="108" w:type="dxa"/>
+          <w:bottom w:w="0" w:type="dxa"/>
+          <w:right w:w="108" w:type="dxa"/>
+        </w:tblCellMar>
+        <w:tblLook w:firstRow="1" w:noVBand="1" w:lastRow="0" w:firstColumn="1" w:lastColumn="0" w:noHBand="0" w:val="04a0"/>
       </w:tblPr>
       <w:tblGrid>
-        <w:gridCol w:w="974"/>
+        <w:gridCol w:w="973"/>
         <w:gridCol w:w="2707"/>
-        <w:gridCol w:w="5663"/>
+        <w:gridCol w:w="5664"/>
       </w:tblGrid>
       <w:tr>
-        <w:tc>
-          <w:tcPr>
-            <w:tcW w:w="974" w:type="dxa"/>
-          </w:tcPr>
-          <w:p>
-            <w:pPr>
+        <w:trPr/>
+        <w:tc>
+          <w:tcPr>
+            <w:tcW w:w="973" w:type="dxa"/>
+            <w:tcBorders/>
+          </w:tcPr>
+          <w:p>
+            <w:pPr>
+              <w:pStyle w:val="Normal"/>
+              <w:widowControl/>
+              <w:spacing w:before="0" w:after="0"/>
               <w:jc w:val="center"/>
-            </w:pPr>
-            <w:r>
+              <w:rPr>
+                <w:rFonts w:eastAsia="Aptos" w:cs=""/>
+                <w:kern w:val="0"/>
+                <w:szCs w:val="22"/>
+                <w:lang w:val="ru-RU" w:eastAsia="en-US" w:bidi="ar-SA"/>
+              </w:rPr>
+            </w:pPr>
+            <w:r>
+              <w:rPr>
+                <w:rFonts w:eastAsia="Aptos" w:cs=""/>
+                <w:kern w:val="0"/>
+                <w:szCs w:val="22"/>
+                <w:lang w:val="ru-RU" w:eastAsia="en-US" w:bidi="ar-SA"/>
+              </w:rPr>
               <w:t>Дата</w:t>
             </w:r>
           </w:p>
@@ -1834,41 +2956,87 @@
         <w:tc>
           <w:tcPr>
             <w:tcW w:w="2707" w:type="dxa"/>
-          </w:tcPr>
-          <w:p>
-            <w:r>
+            <w:tcBorders/>
+          </w:tcPr>
+          <w:p>
+            <w:pPr>
+              <w:pStyle w:val="Normal"/>
+              <w:widowControl/>
+              <w:spacing w:before="0" w:after="0"/>
+              <w:jc w:val="left"/>
+              <w:rPr>
+                <w:rFonts w:eastAsia="Aptos" w:cs=""/>
+                <w:kern w:val="0"/>
+                <w:szCs w:val="22"/>
+                <w:lang w:val="ru-RU" w:eastAsia="en-US" w:bidi="ar-SA"/>
+              </w:rPr>
+            </w:pPr>
+            <w:r>
+              <w:rPr>
+                <w:rFonts w:eastAsia="Aptos" w:cs=""/>
+                <w:kern w:val="0"/>
+                <w:szCs w:val="22"/>
+                <w:lang w:val="ru-RU" w:eastAsia="en-US" w:bidi="ar-SA"/>
+              </w:rPr>
               <w:t>Интерпретируется как дата со временем, равным нулю</w:t>
             </w:r>
           </w:p>
         </w:tc>
         <w:tc>
           <w:tcPr>
-            <w:tcW w:w="5663" w:type="dxa"/>
-          </w:tcPr>
-          <w:p>
-            <w:r>
+            <w:tcW w:w="5664" w:type="dxa"/>
+            <w:tcBorders/>
+          </w:tcPr>
+          <w:p>
+            <w:pPr>
+              <w:pStyle w:val="Normal"/>
+              <w:widowControl/>
+              <w:spacing w:before="0" w:after="0"/>
+              <w:jc w:val="left"/>
+              <w:rPr>
+                <w:rFonts w:eastAsia="Aptos" w:cs=""/>
+                <w:kern w:val="0"/>
+                <w:szCs w:val="22"/>
+                <w:lang w:val="ru-RU" w:eastAsia="en-US" w:bidi="ar-SA"/>
+              </w:rPr>
+            </w:pPr>
+            <w:r>
+              <w:rPr>
+                <w:rFonts w:eastAsia="Aptos" w:cs=""/>
+                <w:kern w:val="0"/>
+                <w:szCs w:val="22"/>
+                <w:lang w:val="ru-RU" w:eastAsia="en-US" w:bidi="ar-SA"/>
+              </w:rPr>
               <w:t>YYYY-MM-DD</w:t>
             </w:r>
           </w:p>
           <w:p>
-            <w:r>
+            <w:pPr>
+              <w:pStyle w:val="Normal"/>
+              <w:widowControl/>
+              <w:spacing w:before="0" w:after="0"/>
+              <w:jc w:val="left"/>
+              <w:rPr>
+                <w:rFonts w:eastAsia="Aptos" w:cs=""/>
+                <w:kern w:val="0"/>
+                <w:szCs w:val="22"/>
+                <w:lang w:val="ru-RU" w:eastAsia="en-US" w:bidi="ar-SA"/>
+              </w:rPr>
+            </w:pPr>
+            <w:r>
+              <w:rPr>
+                <w:rFonts w:eastAsia="Aptos" w:cs=""/>
+                <w:kern w:val="0"/>
+                <w:szCs w:val="22"/>
+                <w:lang w:val="ru-RU" w:eastAsia="en-US" w:bidi="ar-SA"/>
+              </w:rPr>
               <w:t>YYYYMMDD</w:t>
-            </w:r>
-            <w:r>
               <w:br/>
-            </w:r>
-            <w:r>
               <w:br/>
               <w:t>Вместо разделителя "-" можно использовать любой знак препинания.</w:t>
-            </w:r>
-            <w:r>
               <w:br/>
-            </w:r>
-            <w:r>
               <w:br/>
               <w:t>Например:</w:t>
-            </w:r>
-            <w:r>
               <w:br/>
               <w:t>'2020-01-01' = 1 января 2020, 00:00:00</w:t>
             </w:r>
@@ -1876,12 +3044,32 @@
         </w:tc>
       </w:tr>
       <w:tr>
-        <w:tc>
-          <w:tcPr>
-            <w:tcW w:w="974" w:type="dxa"/>
-          </w:tcPr>
-          <w:p>
-            <w:r>
+        <w:trPr/>
+        <w:tc>
+          <w:tcPr>
+            <w:tcW w:w="973" w:type="dxa"/>
+            <w:tcBorders/>
+          </w:tcPr>
+          <w:p>
+            <w:pPr>
+              <w:pStyle w:val="Normal"/>
+              <w:widowControl/>
+              <w:spacing w:before="0" w:after="0"/>
+              <w:jc w:val="left"/>
+              <w:rPr>
+                <w:rFonts w:eastAsia="Aptos" w:cs=""/>
+                <w:kern w:val="0"/>
+                <w:szCs w:val="22"/>
+                <w:lang w:val="ru-RU" w:eastAsia="en-US" w:bidi="ar-SA"/>
+              </w:rPr>
+            </w:pPr>
+            <w:r>
+              <w:rPr>
+                <w:rFonts w:eastAsia="Aptos" w:cs=""/>
+                <w:kern w:val="0"/>
+                <w:szCs w:val="22"/>
+                <w:lang w:val="ru-RU" w:eastAsia="en-US" w:bidi="ar-SA"/>
+              </w:rPr>
               <w:t>Время</w:t>
             </w:r>
           </w:p>
@@ -1889,83 +3077,124 @@
         <w:tc>
           <w:tcPr>
             <w:tcW w:w="2707" w:type="dxa"/>
-          </w:tcPr>
-          <w:p>
-            <w:r>
+            <w:tcBorders/>
+          </w:tcPr>
+          <w:p>
+            <w:pPr>
+              <w:pStyle w:val="Normal"/>
+              <w:widowControl/>
+              <w:spacing w:before="0" w:after="0"/>
+              <w:jc w:val="left"/>
+              <w:rPr>
+                <w:rFonts w:eastAsia="Aptos" w:cs=""/>
+                <w:kern w:val="0"/>
+                <w:szCs w:val="22"/>
+                <w:lang w:val="ru-RU" w:eastAsia="en-US" w:bidi="ar-SA"/>
+              </w:rPr>
+            </w:pPr>
+            <w:r>
+              <w:rPr>
+                <w:rFonts w:eastAsia="Aptos" w:cs=""/>
+                <w:kern w:val="0"/>
+                <w:szCs w:val="22"/>
+                <w:lang w:val="ru-RU" w:eastAsia="en-US" w:bidi="ar-SA"/>
+              </w:rPr>
               <w:t>Содержит только время без конкретной даты</w:t>
             </w:r>
           </w:p>
         </w:tc>
         <w:tc>
           <w:tcPr>
-            <w:tcW w:w="5663" w:type="dxa"/>
-          </w:tcPr>
-          <w:p>
-            <w:pPr>
+            <w:tcW w:w="5664" w:type="dxa"/>
+            <w:tcBorders/>
+          </w:tcPr>
+          <w:p>
+            <w:pPr>
+              <w:pStyle w:val="Normal"/>
+              <w:widowControl/>
+              <w:spacing w:before="0" w:after="0"/>
+              <w:jc w:val="left"/>
               <w:rPr>
                 <w:lang w:val="en-US"/>
               </w:rPr>
             </w:pPr>
-            <w:proofErr w:type="spellStart"/>
-            <w:r>
+            <w:r>
+              <w:rPr>
+                <w:rFonts w:eastAsia="Aptos" w:cs=""/>
+                <w:kern w:val="0"/>
+                <w:szCs w:val="22"/>
+                <w:lang w:val="en-US" w:eastAsia="en-US" w:bidi="ar-SA"/>
+              </w:rPr>
+              <w:t>hh:mm:ss</w:t>
+            </w:r>
+          </w:p>
+          <w:p>
+            <w:pPr>
+              <w:pStyle w:val="Normal"/>
+              <w:widowControl/>
+              <w:spacing w:before="0" w:after="0"/>
+              <w:jc w:val="left"/>
               <w:rPr>
                 <w:lang w:val="en-US"/>
               </w:rPr>
-              <w:t>hh:mm:ss</w:t>
-            </w:r>
-            <w:proofErr w:type="spellEnd"/>
-          </w:p>
-          <w:p>
-            <w:pPr>
+            </w:pPr>
+            <w:r>
+              <w:rPr>
+                <w:rFonts w:eastAsia="Aptos" w:cs=""/>
+                <w:kern w:val="0"/>
+                <w:szCs w:val="22"/>
+                <w:lang w:val="en-US" w:eastAsia="en-US" w:bidi="ar-SA"/>
+              </w:rPr>
+              <w:t>hh:mm</w:t>
+            </w:r>
+          </w:p>
+          <w:p>
+            <w:pPr>
+              <w:pStyle w:val="Normal"/>
+              <w:widowControl/>
+              <w:spacing w:before="0" w:after="0"/>
+              <w:jc w:val="left"/>
               <w:rPr>
                 <w:lang w:val="en-US"/>
               </w:rPr>
             </w:pPr>
-            <w:proofErr w:type="spellStart"/>
-            <w:r>
-              <w:rPr>
-                <w:lang w:val="en-US"/>
-              </w:rPr>
-              <w:t>hh:mm</w:t>
-            </w:r>
-            <w:proofErr w:type="spellEnd"/>
-          </w:p>
-          <w:p>
-            <w:pPr>
-              <w:rPr>
-                <w:lang w:val="en-US"/>
-              </w:rPr>
-            </w:pPr>
-            <w:proofErr w:type="spellStart"/>
-            <w:r>
-              <w:rPr>
-                <w:lang w:val="en-US"/>
+            <w:r>
+              <w:rPr>
+                <w:rFonts w:eastAsia="Aptos" w:cs=""/>
+                <w:kern w:val="0"/>
+                <w:szCs w:val="22"/>
+                <w:lang w:val="en-US" w:eastAsia="en-US" w:bidi="ar-SA"/>
               </w:rPr>
               <w:t>hh</w:t>
             </w:r>
-            <w:proofErr w:type="spellEnd"/>
-          </w:p>
-          <w:p>
-            <w:proofErr w:type="spellStart"/>
-            <w:r>
+          </w:p>
+          <w:p>
+            <w:pPr>
+              <w:pStyle w:val="Normal"/>
+              <w:widowControl/>
+              <w:spacing w:before="0" w:after="0"/>
+              <w:jc w:val="left"/>
+              <w:rPr>
+                <w:rFonts w:eastAsia="Aptos" w:cs=""/>
+                <w:kern w:val="0"/>
+                <w:szCs w:val="22"/>
+                <w:lang w:val="ru-RU" w:eastAsia="en-US" w:bidi="ar-SA"/>
+              </w:rPr>
+            </w:pPr>
+            <w:r>
+              <w:rPr>
+                <w:rFonts w:eastAsia="Aptos" w:cs=""/>
+                <w:kern w:val="0"/>
+                <w:szCs w:val="22"/>
+                <w:lang w:val="ru-RU" w:eastAsia="en-US" w:bidi="ar-SA"/>
+              </w:rPr>
               <w:t>ss</w:t>
-            </w:r>
-            <w:proofErr w:type="spellEnd"/>
-            <w:r>
               <w:br/>
-            </w:r>
-            <w:r>
               <w:br/>
               <w:t>Разделитель тоже можно опустить.</w:t>
-            </w:r>
-            <w:r>
               <w:br/>
-            </w:r>
-            <w:r>
               <w:br/>
               <w:t>Например:</w:t>
-            </w:r>
-            <w:r>
               <w:br/>
               <w:t>12:11 = 12:11:00</w:t>
             </w:r>
@@ -1973,12 +3202,32 @@
         </w:tc>
       </w:tr>
       <w:tr>
-        <w:tc>
-          <w:tcPr>
-            <w:tcW w:w="974" w:type="dxa"/>
-          </w:tcPr>
-          <w:p>
-            <w:r>
+        <w:trPr/>
+        <w:tc>
+          <w:tcPr>
+            <w:tcW w:w="973" w:type="dxa"/>
+            <w:tcBorders/>
+          </w:tcPr>
+          <w:p>
+            <w:pPr>
+              <w:pStyle w:val="Normal"/>
+              <w:widowControl/>
+              <w:spacing w:before="0" w:after="0"/>
+              <w:jc w:val="left"/>
+              <w:rPr>
+                <w:rFonts w:eastAsia="Aptos" w:cs=""/>
+                <w:kern w:val="0"/>
+                <w:szCs w:val="22"/>
+                <w:lang w:val="ru-RU" w:eastAsia="en-US" w:bidi="ar-SA"/>
+              </w:rPr>
+            </w:pPr>
+            <w:r>
+              <w:rPr>
+                <w:rFonts w:eastAsia="Aptos" w:cs=""/>
+                <w:kern w:val="0"/>
+                <w:szCs w:val="22"/>
+                <w:lang w:val="ru-RU" w:eastAsia="en-US" w:bidi="ar-SA"/>
+              </w:rPr>
               <w:t>Дата и время</w:t>
             </w:r>
           </w:p>
@@ -1986,52 +3235,81 @@
         <w:tc>
           <w:tcPr>
             <w:tcW w:w="2707" w:type="dxa"/>
-          </w:tcPr>
-          <w:p>
-            <w:r>
+            <w:tcBorders/>
+          </w:tcPr>
+          <w:p>
+            <w:pPr>
+              <w:pStyle w:val="Normal"/>
+              <w:widowControl/>
+              <w:spacing w:before="0" w:after="0"/>
+              <w:jc w:val="left"/>
+              <w:rPr>
+                <w:rFonts w:eastAsia="Aptos" w:cs=""/>
+                <w:kern w:val="0"/>
+                <w:szCs w:val="22"/>
+                <w:lang w:val="ru-RU" w:eastAsia="en-US" w:bidi="ar-SA"/>
+              </w:rPr>
+            </w:pPr>
+            <w:r>
+              <w:rPr>
+                <w:rFonts w:eastAsia="Aptos" w:cs=""/>
+                <w:kern w:val="0"/>
+                <w:szCs w:val="22"/>
+                <w:lang w:val="ru-RU" w:eastAsia="en-US" w:bidi="ar-SA"/>
+              </w:rPr>
               <w:t>Дата с возможностью задать конкретное время</w:t>
             </w:r>
           </w:p>
         </w:tc>
         <w:tc>
           <w:tcPr>
-            <w:tcW w:w="5663" w:type="dxa"/>
-          </w:tcPr>
-          <w:p>
-            <w:pPr>
+            <w:tcW w:w="5664" w:type="dxa"/>
+            <w:tcBorders/>
+          </w:tcPr>
+          <w:p>
+            <w:pPr>
+              <w:pStyle w:val="Normal"/>
+              <w:widowControl/>
+              <w:spacing w:before="0" w:after="0"/>
+              <w:jc w:val="left"/>
               <w:rPr>
                 <w:lang w:val="en-US"/>
               </w:rPr>
             </w:pPr>
             <w:r>
               <w:rPr>
-                <w:lang w:val="en-US"/>
-              </w:rPr>
-              <w:t xml:space="preserve">YYYY-MM-DD </w:t>
-            </w:r>
-            <w:proofErr w:type="spellStart"/>
-            <w:r>
-              <w:rPr>
-                <w:lang w:val="en-US"/>
-              </w:rPr>
-              <w:t>hh:mm:ss</w:t>
-            </w:r>
-            <w:proofErr w:type="spellEnd"/>
-          </w:p>
-          <w:p>
-            <w:proofErr w:type="spellStart"/>
-            <w:r>
+                <w:rFonts w:eastAsia="Aptos" w:cs=""/>
+                <w:kern w:val="0"/>
+                <w:szCs w:val="22"/>
+                <w:lang w:val="en-US" w:eastAsia="en-US" w:bidi="ar-SA"/>
+              </w:rPr>
+              <w:t>YYYY-MM-DD hh:mm:ss</w:t>
+            </w:r>
+          </w:p>
+          <w:p>
+            <w:pPr>
+              <w:pStyle w:val="Normal"/>
+              <w:widowControl/>
+              <w:spacing w:before="0" w:after="0"/>
+              <w:jc w:val="left"/>
+              <w:rPr>
+                <w:rFonts w:eastAsia="Aptos" w:cs=""/>
+                <w:kern w:val="0"/>
+                <w:szCs w:val="22"/>
+                <w:lang w:val="ru-RU" w:eastAsia="en-US" w:bidi="ar-SA"/>
+              </w:rPr>
+            </w:pPr>
+            <w:r>
+              <w:rPr>
+                <w:rFonts w:eastAsia="Aptos" w:cs=""/>
+                <w:kern w:val="0"/>
+                <w:szCs w:val="22"/>
+                <w:lang w:val="ru-RU" w:eastAsia="en-US" w:bidi="ar-SA"/>
+              </w:rPr>
               <w:t>YYYYMMDDhhmmss</w:t>
-            </w:r>
-            <w:proofErr w:type="spellEnd"/>
-            <w:r>
               <w:br/>
-            </w:r>
-            <w:r>
               <w:br/>
               <w:t>Например:</w:t>
-            </w:r>
-            <w:r>
               <w:br/>
               <w:t>'20200101183030' = 1 января 2020, 18:30:30</w:t>
             </w:r>
@@ -2039,9 +3317,18 @@
         </w:tc>
       </w:tr>
     </w:tbl>
-    <w:p/>
-    <w:p>
-      <w:pPr>
+    <w:p>
+      <w:pPr>
+        <w:pStyle w:val="Normal"/>
+        <w:rPr/>
+      </w:pPr>
+      <w:r>
+        <w:rPr/>
+      </w:r>
+    </w:p>
+    <w:p>
+      <w:pPr>
+        <w:pStyle w:val="Normal"/>
         <w:rPr>
           <w:b/>
           <w:bCs/>
@@ -2052,23 +3339,41 @@
           <w:b/>
           <w:bCs/>
         </w:rPr>
-        <w:lastRenderedPageBreak/>
         <w:t>Логические литералы</w:t>
       </w:r>
     </w:p>
     <w:p>
-      <w:r>
+      <w:pPr>
+        <w:pStyle w:val="Normal"/>
+        <w:rPr/>
+      </w:pPr>
+      <w:r>
+        <w:rPr/>
         <w:t>Логический литерал - значения TRUE и FALSE, означающие истинность и ошибочность какого-либо утверждения.</w:t>
       </w:r>
     </w:p>
     <w:p>
-      <w:r>
+      <w:pPr>
+        <w:pStyle w:val="Normal"/>
+        <w:rPr/>
+      </w:pPr>
+      <w:r>
+        <w:rPr/>
         <w:t>При интерпретации запроса, MySQL преобразует их в числа: TRUE и FALSE становятся 1 и 0 соответственно.</w:t>
       </w:r>
     </w:p>
-    <w:p/>
-    <w:p>
-      <w:pPr>
+    <w:p>
+      <w:pPr>
+        <w:pStyle w:val="Normal"/>
+        <w:rPr/>
+      </w:pPr>
+      <w:r>
+        <w:rPr/>
+      </w:r>
+    </w:p>
+    <w:p>
+      <w:pPr>
+        <w:pStyle w:val="Normal"/>
         <w:rPr>
           <w:b/>
           <w:bCs/>
@@ -2083,27 +3388,44 @@
       </w:r>
     </w:p>
     <w:p>
-      <w:r>
+      <w:pPr>
+        <w:pStyle w:val="Normal"/>
+        <w:rPr/>
+      </w:pPr>
+      <w:r>
+        <w:rPr/>
         <w:t>Значение NULL означает "нет данных", "нет значения". Оно нужно, чтобы отличать визуально пустые значения, такие как строка нулевой длины или "пробел", от того, когда значения вообще нет, даже пустого.</w:t>
       </w:r>
     </w:p>
-    <w:p/>
+    <w:p>
+      <w:pPr>
+        <w:pStyle w:val="Normal"/>
+        <w:widowControl/>
+        <w:bidi w:val="0"/>
+        <w:spacing w:lineRule="auto" w:line="240" w:before="0" w:after="160"/>
+        <w:jc w:val="left"/>
+        <w:rPr/>
+      </w:pPr>
+      <w:r>
+        <w:rPr/>
+      </w:r>
+    </w:p>
     <w:sectPr>
-      <w:pgSz w:w="11906" w:h="16838" w:code="9"/>
-      <w:pgMar w:top="1134" w:right="851" w:bottom="1134" w:left="1701" w:header="709" w:footer="709" w:gutter="0"/>
-      <w:cols w:space="708"/>
-      <w:docGrid w:linePitch="360"/>
+      <w:type w:val="nextPage"/>
+      <w:pgSz w:w="11906" w:h="16838"/>
+      <w:pgMar w:left="1701" w:right="851" w:gutter="0" w:header="0" w:top="1134" w:footer="0" w:bottom="1134"/>
+      <w:pgNumType w:fmt="decimal"/>
+      <w:formProt w:val="false"/>
+      <w:textDirection w:val="lrTb"/>
+      <w:docGrid w:type="default" w:linePitch="360" w:charSpace="0"/>
     </w:sectPr>
   </w:body>
 </w:document>
 </file>
 
 <file path=word/numbering.xml><?xml version="1.0" encoding="utf-8"?>
-<w:numbering xmlns:wpc="http://schemas.microsoft.com/office/word/2010/wordprocessingCanvas" xmlns:cx="http://schemas.microsoft.com/office/drawing/2014/chartex" xmlns:cx1="http://schemas.microsoft.com/office/drawing/2015/9/8/chartex" xmlns:cx2="http://schemas.microsoft.com/office/drawing/2015/10/21/chartex" xmlns:cx3="http://schemas.microsoft.com/office/drawing/2016/5/9/chartex" xmlns:cx4="http://schemas.microsoft.com/office/drawing/2016/5/10/chartex" xmlns:cx5="http://schemas.microsoft.com/office/drawing/2016/5/11/chartex" xmlns:cx6="http://schemas.microsoft.com/office/drawing/2016/5/12/chartex" xmlns:cx7="http://schemas.microsoft.com/office/drawing/2016/5/13/chartex" xmlns:cx8="http://schemas.microsoft.com/office/drawing/2016/5/14/chartex" xmlns:mc="http://schemas.openxmlformats.org/markup-compatibility/2006" xmlns:aink="http://schemas.microsoft.com/office/drawing/2016/ink" xmlns:am3d="http://schemas.microsoft.com/office/drawing/2017/model3d" xmlns:o="urn:schemas-microsoft-com:office:office" xmlns:oel="http://schemas.microsoft.com/office/2019/extlst" xmlns:r="http://schemas.openxmlformats.org/officeDocument/2006/relationships" xmlns:m="http://schemas.openxmlformats.org/officeDocument/2006/math" xmlns:v="urn:schemas-microsoft-com:vml" xmlns:wp14="http://schemas.microsoft.com/office/word/2010/wordprocessingDrawing" xmlns:wp="http://schemas.openxmlformats.org/drawingml/2006/wordprocessingDrawing" xmlns:w10="urn:schemas-microsoft-com:office:word" xmlns:w="http://schemas.openxmlformats.org/wordprocessingml/2006/main" xmlns:w14="http://schemas.microsoft.com/office/word/2010/wordml" xmlns:w15="http://schemas.microsoft.com/office/word/2012/wordml" xmlns:w16cex="http://schemas.microsoft.com/office/word/2018/wordml/cex" xmlns:w16cid="http://schemas.microsoft.com/office/word/2016/wordml/cid" xmlns:w16="http://schemas.microsoft.com/office/word/2018/wordml" xmlns:w16du="http://schemas.microsoft.com/office/word/2023/wordml/word16du" xmlns:w16sdtdh="http://schemas.microsoft.com/office/word/2020/wordml/sdtdatahash" xmlns:w16sdtfl="http://schemas.microsoft.com/office/word/2024/wordml/sdtformatlock" xmlns:w16se="http://schemas.microsoft.com/office/word/2015/wordml/symex" xmlns:wpg="http://schemas.microsoft.com/office/word/2010/wordprocessingGroup" xmlns:wpi="http://schemas.microsoft.com/office/word/2010/wordprocessingInk" xmlns:wne="http://schemas.microsoft.com/office/word/2006/wordml" xmlns:wps="http://schemas.microsoft.com/office/word/2010/wordprocessingShape" mc:Ignorable="w14 w15 w16se w16cid w16 w16cex w16sdtdh w16sdtfl w16du wp14">
-  <w:abstractNum w:abstractNumId="0" w15:restartNumberingAfterBreak="0">
-    <w:nsid w:val="25EC0809"/>
-    <w:multiLevelType w:val="multilevel"/>
-    <w:tmpl w:val="E6F87198"/>
+<w:numbering xmlns:w="http://schemas.openxmlformats.org/wordprocessingml/2006/main" xmlns:o="urn:schemas-microsoft-com:office:office" xmlns:r="http://schemas.openxmlformats.org/officeDocument/2006/relationships" xmlns:v="urn:schemas-microsoft-com:vml" xmlns:mc="http://schemas.openxmlformats.org/markup-compatibility/2006" xmlns:w14="http://schemas.microsoft.com/office/word/2010/wordml" mc:Ignorable="w14">
+  <w:abstractNum w:abstractNumId="1">
     <w:lvl w:ilvl="0">
       <w:start w:val="1"/>
       <w:numFmt w:val="bullet"/>
@@ -2116,11 +3438,11 @@
         <w:ind w:left="720" w:hanging="360"/>
       </w:pPr>
       <w:rPr>
-        <w:rFonts w:ascii="Symbol" w:hAnsi="Symbol" w:hint="default"/>
+        <w:rFonts w:ascii="Symbol" w:hAnsi="Symbol" w:cs="Symbol" w:hint="default"/>
         <w:sz w:val="20"/>
       </w:rPr>
     </w:lvl>
-    <w:lvl w:ilvl="1" w:tentative="1">
+    <w:lvl w:ilvl="1">
       <w:start w:val="1"/>
       <w:numFmt w:val="bullet"/>
       <w:lvlText w:val="o"/>
@@ -2132,11 +3454,11 @@
         <w:ind w:left="1440" w:hanging="360"/>
       </w:pPr>
       <w:rPr>
-        <w:rFonts w:ascii="Courier New" w:hAnsi="Courier New" w:hint="default"/>
+        <w:rFonts w:ascii="Courier New" w:hAnsi="Courier New" w:cs="Courier New" w:hint="default"/>
         <w:sz w:val="20"/>
       </w:rPr>
     </w:lvl>
-    <w:lvl w:ilvl="2" w:tentative="1">
+    <w:lvl w:ilvl="2">
       <w:start w:val="1"/>
       <w:numFmt w:val="bullet"/>
       <w:lvlText w:val=""/>
@@ -2148,11 +3470,11 @@
         <w:ind w:left="2160" w:hanging="360"/>
       </w:pPr>
       <w:rPr>
-        <w:rFonts w:ascii="Wingdings" w:hAnsi="Wingdings" w:hint="default"/>
+        <w:rFonts w:ascii="Wingdings" w:hAnsi="Wingdings" w:cs="Wingdings" w:hint="default"/>
         <w:sz w:val="20"/>
       </w:rPr>
     </w:lvl>
-    <w:lvl w:ilvl="3" w:tentative="1">
+    <w:lvl w:ilvl="3">
       <w:start w:val="1"/>
       <w:numFmt w:val="bullet"/>
       <w:lvlText w:val=""/>
@@ -2164,11 +3486,11 @@
         <w:ind w:left="2880" w:hanging="360"/>
       </w:pPr>
       <w:rPr>
-        <w:rFonts w:ascii="Wingdings" w:hAnsi="Wingdings" w:hint="default"/>
+        <w:rFonts w:ascii="Wingdings" w:hAnsi="Wingdings" w:cs="Wingdings" w:hint="default"/>
         <w:sz w:val="20"/>
       </w:rPr>
     </w:lvl>
-    <w:lvl w:ilvl="4" w:tentative="1">
+    <w:lvl w:ilvl="4">
       <w:start w:val="1"/>
       <w:numFmt w:val="bullet"/>
       <w:lvlText w:val=""/>
@@ -2180,11 +3502,11 @@
         <w:ind w:left="3600" w:hanging="360"/>
       </w:pPr>
       <w:rPr>
-        <w:rFonts w:ascii="Wingdings" w:hAnsi="Wingdings" w:hint="default"/>
+        <w:rFonts w:ascii="Wingdings" w:hAnsi="Wingdings" w:cs="Wingdings" w:hint="default"/>
         <w:sz w:val="20"/>
       </w:rPr>
     </w:lvl>
-    <w:lvl w:ilvl="5" w:tentative="1">
+    <w:lvl w:ilvl="5">
       <w:start w:val="1"/>
       <w:numFmt w:val="bullet"/>
       <w:lvlText w:val=""/>
@@ -2196,11 +3518,11 @@
         <w:ind w:left="4320" w:hanging="360"/>
       </w:pPr>
       <w:rPr>
-        <w:rFonts w:ascii="Wingdings" w:hAnsi="Wingdings" w:hint="default"/>
+        <w:rFonts w:ascii="Wingdings" w:hAnsi="Wingdings" w:cs="Wingdings" w:hint="default"/>
         <w:sz w:val="20"/>
       </w:rPr>
     </w:lvl>
-    <w:lvl w:ilvl="6" w:tentative="1">
+    <w:lvl w:ilvl="6">
       <w:start w:val="1"/>
       <w:numFmt w:val="bullet"/>
       <w:lvlText w:val=""/>
@@ -2212,11 +3534,11 @@
         <w:ind w:left="5040" w:hanging="360"/>
       </w:pPr>
       <w:rPr>
-        <w:rFonts w:ascii="Wingdings" w:hAnsi="Wingdings" w:hint="default"/>
+        <w:rFonts w:ascii="Wingdings" w:hAnsi="Wingdings" w:cs="Wingdings" w:hint="default"/>
         <w:sz w:val="20"/>
       </w:rPr>
     </w:lvl>
-    <w:lvl w:ilvl="7" w:tentative="1">
+    <w:lvl w:ilvl="7">
       <w:start w:val="1"/>
       <w:numFmt w:val="bullet"/>
       <w:lvlText w:val=""/>
@@ -2228,11 +3550,11 @@
         <w:ind w:left="5760" w:hanging="360"/>
       </w:pPr>
       <w:rPr>
-        <w:rFonts w:ascii="Wingdings" w:hAnsi="Wingdings" w:hint="default"/>
+        <w:rFonts w:ascii="Wingdings" w:hAnsi="Wingdings" w:cs="Wingdings" w:hint="default"/>
         <w:sz w:val="20"/>
       </w:rPr>
     </w:lvl>
-    <w:lvl w:ilvl="8" w:tentative="1">
+    <w:lvl w:ilvl="8">
       <w:start w:val="1"/>
       <w:numFmt w:val="bullet"/>
       <w:lvlText w:val=""/>
@@ -2244,15 +3566,12 @@
         <w:ind w:left="6480" w:hanging="360"/>
       </w:pPr>
       <w:rPr>
-        <w:rFonts w:ascii="Wingdings" w:hAnsi="Wingdings" w:hint="default"/>
+        <w:rFonts w:ascii="Wingdings" w:hAnsi="Wingdings" w:cs="Wingdings" w:hint="default"/>
         <w:sz w:val="20"/>
       </w:rPr>
     </w:lvl>
   </w:abstractNum>
-  <w:abstractNum w:abstractNumId="1" w15:restartNumberingAfterBreak="0">
-    <w:nsid w:val="770E1841"/>
-    <w:multiLevelType w:val="multilevel"/>
-    <w:tmpl w:val="411C311E"/>
+  <w:abstractNum w:abstractNumId="2">
     <w:lvl w:ilvl="0">
       <w:start w:val="1"/>
       <w:numFmt w:val="bullet"/>
@@ -2265,11 +3584,11 @@
         <w:ind w:left="720" w:hanging="360"/>
       </w:pPr>
       <w:rPr>
-        <w:rFonts w:ascii="Symbol" w:hAnsi="Symbol" w:hint="default"/>
+        <w:rFonts w:ascii="Symbol" w:hAnsi="Symbol" w:cs="Symbol" w:hint="default"/>
         <w:sz w:val="20"/>
       </w:rPr>
     </w:lvl>
-    <w:lvl w:ilvl="1" w:tentative="1">
+    <w:lvl w:ilvl="1">
       <w:start w:val="1"/>
       <w:numFmt w:val="bullet"/>
       <w:lvlText w:val="o"/>
@@ -2281,11 +3600,11 @@
         <w:ind w:left="1440" w:hanging="360"/>
       </w:pPr>
       <w:rPr>
-        <w:rFonts w:ascii="Courier New" w:hAnsi="Courier New" w:hint="default"/>
+        <w:rFonts w:ascii="Courier New" w:hAnsi="Courier New" w:cs="Courier New" w:hint="default"/>
         <w:sz w:val="20"/>
       </w:rPr>
     </w:lvl>
-    <w:lvl w:ilvl="2" w:tentative="1">
+    <w:lvl w:ilvl="2">
       <w:start w:val="1"/>
       <w:numFmt w:val="bullet"/>
       <w:lvlText w:val=""/>
@@ -2297,11 +3616,11 @@
         <w:ind w:left="2160" w:hanging="360"/>
       </w:pPr>
       <w:rPr>
-        <w:rFonts w:ascii="Wingdings" w:hAnsi="Wingdings" w:hint="default"/>
+        <w:rFonts w:ascii="Wingdings" w:hAnsi="Wingdings" w:cs="Wingdings" w:hint="default"/>
         <w:sz w:val="20"/>
       </w:rPr>
     </w:lvl>
-    <w:lvl w:ilvl="3" w:tentative="1">
+    <w:lvl w:ilvl="3">
       <w:start w:val="1"/>
       <w:numFmt w:val="bullet"/>
       <w:lvlText w:val=""/>
@@ -2313,11 +3632,11 @@
         <w:ind w:left="2880" w:hanging="360"/>
       </w:pPr>
       <w:rPr>
-        <w:rFonts w:ascii="Wingdings" w:hAnsi="Wingdings" w:hint="default"/>
+        <w:rFonts w:ascii="Wingdings" w:hAnsi="Wingdings" w:cs="Wingdings" w:hint="default"/>
         <w:sz w:val="20"/>
       </w:rPr>
     </w:lvl>
-    <w:lvl w:ilvl="4" w:tentative="1">
+    <w:lvl w:ilvl="4">
       <w:start w:val="1"/>
       <w:numFmt w:val="bullet"/>
       <w:lvlText w:val=""/>
@@ -2329,11 +3648,11 @@
         <w:ind w:left="3600" w:hanging="360"/>
       </w:pPr>
       <w:rPr>
-        <w:rFonts w:ascii="Wingdings" w:hAnsi="Wingdings" w:hint="default"/>
+        <w:rFonts w:ascii="Wingdings" w:hAnsi="Wingdings" w:cs="Wingdings" w:hint="default"/>
         <w:sz w:val="20"/>
       </w:rPr>
     </w:lvl>
-    <w:lvl w:ilvl="5" w:tentative="1">
+    <w:lvl w:ilvl="5">
       <w:start w:val="1"/>
       <w:numFmt w:val="bullet"/>
       <w:lvlText w:val=""/>
@@ -2345,11 +3664,11 @@
         <w:ind w:left="4320" w:hanging="360"/>
       </w:pPr>
       <w:rPr>
-        <w:rFonts w:ascii="Wingdings" w:hAnsi="Wingdings" w:hint="default"/>
+        <w:rFonts w:ascii="Wingdings" w:hAnsi="Wingdings" w:cs="Wingdings" w:hint="default"/>
         <w:sz w:val="20"/>
       </w:rPr>
     </w:lvl>
-    <w:lvl w:ilvl="6" w:tentative="1">
+    <w:lvl w:ilvl="6">
       <w:start w:val="1"/>
       <w:numFmt w:val="bullet"/>
       <w:lvlText w:val=""/>
@@ -2361,11 +3680,11 @@
         <w:ind w:left="5040" w:hanging="360"/>
       </w:pPr>
       <w:rPr>
-        <w:rFonts w:ascii="Wingdings" w:hAnsi="Wingdings" w:hint="default"/>
+        <w:rFonts w:ascii="Wingdings" w:hAnsi="Wingdings" w:cs="Wingdings" w:hint="default"/>
         <w:sz w:val="20"/>
       </w:rPr>
     </w:lvl>
-    <w:lvl w:ilvl="7" w:tentative="1">
+    <w:lvl w:ilvl="7">
       <w:start w:val="1"/>
       <w:numFmt w:val="bullet"/>
       <w:lvlText w:val=""/>
@@ -2377,11 +3696,11 @@
         <w:ind w:left="5760" w:hanging="360"/>
       </w:pPr>
       <w:rPr>
-        <w:rFonts w:ascii="Wingdings" w:hAnsi="Wingdings" w:hint="default"/>
+        <w:rFonts w:ascii="Wingdings" w:hAnsi="Wingdings" w:cs="Wingdings" w:hint="default"/>
         <w:sz w:val="20"/>
       </w:rPr>
     </w:lvl>
-    <w:lvl w:ilvl="8" w:tentative="1">
+    <w:lvl w:ilvl="8">
       <w:start w:val="1"/>
       <w:numFmt w:val="bullet"/>
       <w:lvlText w:val=""/>
@@ -2393,15 +3712,12 @@
         <w:ind w:left="6480" w:hanging="360"/>
       </w:pPr>
       <w:rPr>
-        <w:rFonts w:ascii="Wingdings" w:hAnsi="Wingdings" w:hint="default"/>
+        <w:rFonts w:ascii="Wingdings" w:hAnsi="Wingdings" w:cs="Wingdings" w:hint="default"/>
         <w:sz w:val="20"/>
       </w:rPr>
     </w:lvl>
   </w:abstractNum>
-  <w:abstractNum w:abstractNumId="2" w15:restartNumberingAfterBreak="0">
-    <w:nsid w:val="77246ECC"/>
-    <w:multiLevelType w:val="multilevel"/>
-    <w:tmpl w:val="9F8E8318"/>
+  <w:abstractNum w:abstractNumId="3">
     <w:lvl w:ilvl="0">
       <w:start w:val="1"/>
       <w:numFmt w:val="bullet"/>
@@ -2414,11 +3730,11 @@
         <w:ind w:left="720" w:hanging="360"/>
       </w:pPr>
       <w:rPr>
-        <w:rFonts w:ascii="Symbol" w:hAnsi="Symbol" w:hint="default"/>
+        <w:rFonts w:ascii="Symbol" w:hAnsi="Symbol" w:cs="Symbol" w:hint="default"/>
         <w:sz w:val="20"/>
       </w:rPr>
     </w:lvl>
-    <w:lvl w:ilvl="1" w:tentative="1">
+    <w:lvl w:ilvl="1">
       <w:start w:val="1"/>
       <w:numFmt w:val="bullet"/>
       <w:lvlText w:val="o"/>
@@ -2430,11 +3746,11 @@
         <w:ind w:left="1440" w:hanging="360"/>
       </w:pPr>
       <w:rPr>
-        <w:rFonts w:ascii="Courier New" w:hAnsi="Courier New" w:hint="default"/>
+        <w:rFonts w:ascii="Courier New" w:hAnsi="Courier New" w:cs="Courier New" w:hint="default"/>
         <w:sz w:val="20"/>
       </w:rPr>
     </w:lvl>
-    <w:lvl w:ilvl="2" w:tentative="1">
+    <w:lvl w:ilvl="2">
       <w:start w:val="1"/>
       <w:numFmt w:val="bullet"/>
       <w:lvlText w:val=""/>
@@ -2446,11 +3762,11 @@
         <w:ind w:left="2160" w:hanging="360"/>
       </w:pPr>
       <w:rPr>
-        <w:rFonts w:ascii="Wingdings" w:hAnsi="Wingdings" w:hint="default"/>
+        <w:rFonts w:ascii="Wingdings" w:hAnsi="Wingdings" w:cs="Wingdings" w:hint="default"/>
         <w:sz w:val="20"/>
       </w:rPr>
     </w:lvl>
-    <w:lvl w:ilvl="3" w:tentative="1">
+    <w:lvl w:ilvl="3">
       <w:start w:val="1"/>
       <w:numFmt w:val="bullet"/>
       <w:lvlText w:val=""/>
@@ -2462,11 +3778,11 @@
         <w:ind w:left="2880" w:hanging="360"/>
       </w:pPr>
       <w:rPr>
-        <w:rFonts w:ascii="Wingdings" w:hAnsi="Wingdings" w:hint="default"/>
+        <w:rFonts w:ascii="Wingdings" w:hAnsi="Wingdings" w:cs="Wingdings" w:hint="default"/>
         <w:sz w:val="20"/>
       </w:rPr>
     </w:lvl>
-    <w:lvl w:ilvl="4" w:tentative="1">
+    <w:lvl w:ilvl="4">
       <w:start w:val="1"/>
       <w:numFmt w:val="bullet"/>
       <w:lvlText w:val=""/>
@@ -2478,11 +3794,11 @@
         <w:ind w:left="3600" w:hanging="360"/>
       </w:pPr>
       <w:rPr>
-        <w:rFonts w:ascii="Wingdings" w:hAnsi="Wingdings" w:hint="default"/>
+        <w:rFonts w:ascii="Wingdings" w:hAnsi="Wingdings" w:cs="Wingdings" w:hint="default"/>
         <w:sz w:val="20"/>
       </w:rPr>
     </w:lvl>
-    <w:lvl w:ilvl="5" w:tentative="1">
+    <w:lvl w:ilvl="5">
       <w:start w:val="1"/>
       <w:numFmt w:val="bullet"/>
       <w:lvlText w:val=""/>
@@ -2494,11 +3810,11 @@
         <w:ind w:left="4320" w:hanging="360"/>
       </w:pPr>
       <w:rPr>
-        <w:rFonts w:ascii="Wingdings" w:hAnsi="Wingdings" w:hint="default"/>
+        <w:rFonts w:ascii="Wingdings" w:hAnsi="Wingdings" w:cs="Wingdings" w:hint="default"/>
         <w:sz w:val="20"/>
       </w:rPr>
     </w:lvl>
-    <w:lvl w:ilvl="6" w:tentative="1">
+    <w:lvl w:ilvl="6">
       <w:start w:val="1"/>
       <w:numFmt w:val="bullet"/>
       <w:lvlText w:val=""/>
@@ -2510,11 +3826,11 @@
         <w:ind w:left="5040" w:hanging="360"/>
       </w:pPr>
       <w:rPr>
-        <w:rFonts w:ascii="Wingdings" w:hAnsi="Wingdings" w:hint="default"/>
+        <w:rFonts w:ascii="Wingdings" w:hAnsi="Wingdings" w:cs="Wingdings" w:hint="default"/>
         <w:sz w:val="20"/>
       </w:rPr>
     </w:lvl>
-    <w:lvl w:ilvl="7" w:tentative="1">
+    <w:lvl w:ilvl="7">
       <w:start w:val="1"/>
       <w:numFmt w:val="bullet"/>
       <w:lvlText w:val=""/>
@@ -2526,11 +3842,11 @@
         <w:ind w:left="5760" w:hanging="360"/>
       </w:pPr>
       <w:rPr>
-        <w:rFonts w:ascii="Wingdings" w:hAnsi="Wingdings" w:hint="default"/>
+        <w:rFonts w:ascii="Wingdings" w:hAnsi="Wingdings" w:cs="Wingdings" w:hint="default"/>
         <w:sz w:val="20"/>
       </w:rPr>
     </w:lvl>
-    <w:lvl w:ilvl="8" w:tentative="1">
+    <w:lvl w:ilvl="8">
       <w:start w:val="1"/>
       <w:numFmt w:val="bullet"/>
       <w:lvlText w:val=""/>
@@ -2542,29 +3858,151 @@
         <w:ind w:left="6480" w:hanging="360"/>
       </w:pPr>
       <w:rPr>
-        <w:rFonts w:ascii="Wingdings" w:hAnsi="Wingdings" w:hint="default"/>
+        <w:rFonts w:ascii="Wingdings" w:hAnsi="Wingdings" w:cs="Wingdings" w:hint="default"/>
         <w:sz w:val="20"/>
       </w:rPr>
     </w:lvl>
   </w:abstractNum>
-  <w:num w:numId="1" w16cid:durableId="974482989">
-    <w:abstractNumId w:val="0"/>
+  <w:abstractNum w:abstractNumId="4">
+    <w:lvl w:ilvl="0">
+      <w:start w:val="1"/>
+      <w:numFmt w:val="none"/>
+      <w:suff w:val="nothing"/>
+      <w:lvlText w:val=""/>
+      <w:lvlJc w:val="left"/>
+      <w:pPr>
+        <w:tabs>
+          <w:tab w:val="num" w:pos="0"/>
+        </w:tabs>
+        <w:ind w:left="0" w:hanging="0"/>
+      </w:pPr>
+    </w:lvl>
+    <w:lvl w:ilvl="1">
+      <w:start w:val="1"/>
+      <w:numFmt w:val="none"/>
+      <w:suff w:val="nothing"/>
+      <w:lvlText w:val=""/>
+      <w:lvlJc w:val="left"/>
+      <w:pPr>
+        <w:tabs>
+          <w:tab w:val="num" w:pos="0"/>
+        </w:tabs>
+        <w:ind w:left="0" w:hanging="0"/>
+      </w:pPr>
+    </w:lvl>
+    <w:lvl w:ilvl="2">
+      <w:start w:val="1"/>
+      <w:numFmt w:val="none"/>
+      <w:suff w:val="nothing"/>
+      <w:lvlText w:val=""/>
+      <w:lvlJc w:val="left"/>
+      <w:pPr>
+        <w:tabs>
+          <w:tab w:val="num" w:pos="0"/>
+        </w:tabs>
+        <w:ind w:left="0" w:hanging="0"/>
+      </w:pPr>
+    </w:lvl>
+    <w:lvl w:ilvl="3">
+      <w:start w:val="1"/>
+      <w:numFmt w:val="none"/>
+      <w:suff w:val="nothing"/>
+      <w:lvlText w:val=""/>
+      <w:lvlJc w:val="left"/>
+      <w:pPr>
+        <w:tabs>
+          <w:tab w:val="num" w:pos="0"/>
+        </w:tabs>
+        <w:ind w:left="0" w:hanging="0"/>
+      </w:pPr>
+    </w:lvl>
+    <w:lvl w:ilvl="4">
+      <w:start w:val="1"/>
+      <w:numFmt w:val="none"/>
+      <w:suff w:val="nothing"/>
+      <w:lvlText w:val=""/>
+      <w:lvlJc w:val="left"/>
+      <w:pPr>
+        <w:tabs>
+          <w:tab w:val="num" w:pos="0"/>
+        </w:tabs>
+        <w:ind w:left="0" w:hanging="0"/>
+      </w:pPr>
+    </w:lvl>
+    <w:lvl w:ilvl="5">
+      <w:start w:val="1"/>
+      <w:numFmt w:val="none"/>
+      <w:suff w:val="nothing"/>
+      <w:lvlText w:val=""/>
+      <w:lvlJc w:val="left"/>
+      <w:pPr>
+        <w:tabs>
+          <w:tab w:val="num" w:pos="0"/>
+        </w:tabs>
+        <w:ind w:left="0" w:hanging="0"/>
+      </w:pPr>
+    </w:lvl>
+    <w:lvl w:ilvl="6">
+      <w:start w:val="1"/>
+      <w:numFmt w:val="none"/>
+      <w:suff w:val="nothing"/>
+      <w:lvlText w:val=""/>
+      <w:lvlJc w:val="left"/>
+      <w:pPr>
+        <w:tabs>
+          <w:tab w:val="num" w:pos="0"/>
+        </w:tabs>
+        <w:ind w:left="0" w:hanging="0"/>
+      </w:pPr>
+    </w:lvl>
+    <w:lvl w:ilvl="7">
+      <w:start w:val="1"/>
+      <w:numFmt w:val="none"/>
+      <w:suff w:val="nothing"/>
+      <w:lvlText w:val=""/>
+      <w:lvlJc w:val="left"/>
+      <w:pPr>
+        <w:tabs>
+          <w:tab w:val="num" w:pos="0"/>
+        </w:tabs>
+        <w:ind w:left="0" w:hanging="0"/>
+      </w:pPr>
+    </w:lvl>
+    <w:lvl w:ilvl="8">
+      <w:start w:val="1"/>
+      <w:numFmt w:val="none"/>
+      <w:suff w:val="nothing"/>
+      <w:lvlText w:val=""/>
+      <w:lvlJc w:val="left"/>
+      <w:pPr>
+        <w:tabs>
+          <w:tab w:val="num" w:pos="0"/>
+        </w:tabs>
+        <w:ind w:left="0" w:hanging="0"/>
+      </w:pPr>
+    </w:lvl>
+  </w:abstractNum>
+  <w:num w:numId="1">
+    <w:abstractNumId w:val="1"/>
   </w:num>
-  <w:num w:numId="2" w16cid:durableId="1691180423">
+  <w:num w:numId="2">
     <w:abstractNumId w:val="2"/>
   </w:num>
-  <w:num w:numId="3" w16cid:durableId="1269124223">
-    <w:abstractNumId w:val="1"/>
+  <w:num w:numId="3">
+    <w:abstractNumId w:val="3"/>
+  </w:num>
+  <w:num w:numId="4">
+    <w:abstractNumId w:val="4"/>
   </w:num>
 </w:numbering>
 </file>
 
 <file path=word/styles.xml><?xml version="1.0" encoding="utf-8"?>
-<w:styles xmlns:mc="http://schemas.openxmlformats.org/markup-compatibility/2006" xmlns:r="http://schemas.openxmlformats.org/officeDocument/2006/relationships" xmlns:w="http://schemas.openxmlformats.org/wordprocessingml/2006/main" xmlns:w14="http://schemas.microsoft.com/office/word/2010/wordml" xmlns:w15="http://schemas.microsoft.com/office/word/2012/wordml" xmlns:w16cex="http://schemas.microsoft.com/office/word/2018/wordml/cex" xmlns:w16cid="http://schemas.microsoft.com/office/word/2016/wordml/cid" xmlns:w16="http://schemas.microsoft.com/office/word/2018/wordml" xmlns:w16du="http://schemas.microsoft.com/office/word/2023/wordml/word16du" xmlns:w16sdtdh="http://schemas.microsoft.com/office/word/2020/wordml/sdtdatahash" xmlns:w16sdtfl="http://schemas.microsoft.com/office/word/2024/wordml/sdtformatlock" xmlns:w16se="http://schemas.microsoft.com/office/word/2015/wordml/symex" mc:Ignorable="w14 w15 w16se w16cid w16 w16cex w16sdtdh w16sdtfl w16du">
+<w:styles xmlns:w="http://schemas.openxmlformats.org/wordprocessingml/2006/main" xmlns:w14="http://schemas.microsoft.com/office/word/2010/wordml" xmlns:mc="http://schemas.openxmlformats.org/markup-compatibility/2006" mc:Ignorable="w14">
   <w:docDefaults>
     <w:rPrDefault>
       <w:rPr>
-        <w:rFonts w:asciiTheme="minorHAnsi" w:eastAsiaTheme="minorHAnsi" w:hAnsiTheme="minorHAnsi" w:cstheme="minorBidi"/>
+        <w:rFonts w:ascii="Aptos" w:hAnsi="Aptos" w:eastAsia="Aptos" w:cs="" w:asciiTheme="minorHAnsi" w:cstheme="minorBidi" w:eastAsiaTheme="minorHAnsi" w:hAnsiTheme="minorHAnsi"/>
         <w:sz w:val="22"/>
         <w:szCs w:val="22"/>
         <w:lang w:val="ru-RU" w:eastAsia="en-US" w:bidi="ar-SA"/>
@@ -2572,21 +4010,21 @@
     </w:rPrDefault>
     <w:pPrDefault>
       <w:pPr>
-        <w:spacing w:after="160" w:line="259" w:lineRule="auto"/>
+        <w:suppressAutoHyphens w:val="true"/>
       </w:pPr>
     </w:pPrDefault>
   </w:docDefaults>
   <w:latentStyles w:defLockedState="0" w:defUIPriority="99" w:defSemiHidden="0" w:defUnhideWhenUsed="0" w:defQFormat="0" w:count="376">
     <w:lsdException w:name="Normal" w:uiPriority="0" w:qFormat="1"/>
     <w:lsdException w:name="heading 1" w:uiPriority="9" w:qFormat="1"/>
-    <w:lsdException w:name="heading 2" w:semiHidden="1" w:uiPriority="9" w:unhideWhenUsed="1" w:qFormat="1"/>
-    <w:lsdException w:name="heading 3" w:semiHidden="1" w:uiPriority="9" w:unhideWhenUsed="1" w:qFormat="1"/>
-    <w:lsdException w:name="heading 4" w:semiHidden="1" w:uiPriority="9" w:unhideWhenUsed="1" w:qFormat="1"/>
-    <w:lsdException w:name="heading 5" w:semiHidden="1" w:uiPriority="9" w:unhideWhenUsed="1" w:qFormat="1"/>
-    <w:lsdException w:name="heading 6" w:semiHidden="1" w:uiPriority="9" w:unhideWhenUsed="1" w:qFormat="1"/>
-    <w:lsdException w:name="heading 7" w:semiHidden="1" w:uiPriority="9" w:unhideWhenUsed="1" w:qFormat="1"/>
-    <w:lsdException w:name="heading 8" w:semiHidden="1" w:uiPriority="9" w:unhideWhenUsed="1" w:qFormat="1"/>
-    <w:lsdException w:name="heading 9" w:semiHidden="1" w:uiPriority="9" w:unhideWhenUsed="1" w:qFormat="1"/>
+    <w:lsdException w:name="heading 2" w:uiPriority="9" w:semiHidden="1" w:unhideWhenUsed="1" w:qFormat="1"/>
+    <w:lsdException w:name="heading 3" w:uiPriority="9" w:semiHidden="1" w:unhideWhenUsed="1" w:qFormat="1"/>
+    <w:lsdException w:name="heading 4" w:uiPriority="9" w:semiHidden="1" w:unhideWhenUsed="1" w:qFormat="1"/>
+    <w:lsdException w:name="heading 5" w:uiPriority="9" w:semiHidden="1" w:unhideWhenUsed="1" w:qFormat="1"/>
+    <w:lsdException w:name="heading 6" w:uiPriority="9" w:semiHidden="1" w:unhideWhenUsed="1" w:qFormat="1"/>
+    <w:lsdException w:name="heading 7" w:uiPriority="9" w:semiHidden="1" w:unhideWhenUsed="1" w:qFormat="1"/>
+    <w:lsdException w:name="heading 8" w:uiPriority="9" w:semiHidden="1" w:unhideWhenUsed="1" w:qFormat="1"/>
+    <w:lsdException w:name="heading 9" w:uiPriority="9" w:semiHidden="1" w:unhideWhenUsed="1" w:qFormat="1"/>
     <w:lsdException w:name="index 1" w:semiHidden="1" w:unhideWhenUsed="1"/>
     <w:lsdException w:name="index 2" w:semiHidden="1" w:unhideWhenUsed="1"/>
     <w:lsdException w:name="index 3" w:semiHidden="1" w:unhideWhenUsed="1"/>
@@ -2596,22 +4034,22 @@
     <w:lsdException w:name="index 7" w:semiHidden="1" w:unhideWhenUsed="1"/>
     <w:lsdException w:name="index 8" w:semiHidden="1" w:unhideWhenUsed="1"/>
     <w:lsdException w:name="index 9" w:semiHidden="1" w:unhideWhenUsed="1"/>
-    <w:lsdException w:name="toc 1" w:semiHidden="1" w:uiPriority="39" w:unhideWhenUsed="1"/>
-    <w:lsdException w:name="toc 2" w:semiHidden="1" w:uiPriority="39" w:unhideWhenUsed="1"/>
-    <w:lsdException w:name="toc 3" w:semiHidden="1" w:uiPriority="39" w:unhideWhenUsed="1"/>
-    <w:lsdException w:name="toc 4" w:semiHidden="1" w:uiPriority="39" w:unhideWhenUsed="1"/>
-    <w:lsdException w:name="toc 5" w:semiHidden="1" w:uiPriority="39" w:unhideWhenUsed="1"/>
-    <w:lsdException w:name="toc 6" w:semiHidden="1" w:uiPriority="39" w:unhideWhenUsed="1"/>
-    <w:lsdException w:name="toc 7" w:semiHidden="1" w:uiPriority="39" w:unhideWhenUsed="1"/>
-    <w:lsdException w:name="toc 8" w:semiHidden="1" w:uiPriority="39" w:unhideWhenUsed="1"/>
-    <w:lsdException w:name="toc 9" w:semiHidden="1" w:uiPriority="39" w:unhideWhenUsed="1"/>
+    <w:lsdException w:name="toc 1" w:uiPriority="39" w:semiHidden="1" w:unhideWhenUsed="1"/>
+    <w:lsdException w:name="toc 2" w:uiPriority="39" w:semiHidden="1" w:unhideWhenUsed="1"/>
+    <w:lsdException w:name="toc 3" w:uiPriority="39" w:semiHidden="1" w:unhideWhenUsed="1"/>
+    <w:lsdException w:name="toc 4" w:uiPriority="39" w:semiHidden="1" w:unhideWhenUsed="1"/>
+    <w:lsdException w:name="toc 5" w:uiPriority="39" w:semiHidden="1" w:unhideWhenUsed="1"/>
+    <w:lsdException w:name="toc 6" w:uiPriority="39" w:semiHidden="1" w:unhideWhenUsed="1"/>
+    <w:lsdException w:name="toc 7" w:uiPriority="39" w:semiHidden="1" w:unhideWhenUsed="1"/>
+    <w:lsdException w:name="toc 8" w:uiPriority="39" w:semiHidden="1" w:unhideWhenUsed="1"/>
+    <w:lsdException w:name="toc 9" w:uiPriority="39" w:semiHidden="1" w:unhideWhenUsed="1"/>
     <w:lsdException w:name="Normal Indent" w:semiHidden="1" w:unhideWhenUsed="1"/>
     <w:lsdException w:name="footnote text" w:semiHidden="1" w:unhideWhenUsed="1"/>
     <w:lsdException w:name="annotation text" w:semiHidden="1" w:unhideWhenUsed="1"/>
     <w:lsdException w:name="header" w:semiHidden="1" w:unhideWhenUsed="1"/>
     <w:lsdException w:name="footer" w:semiHidden="1" w:unhideWhenUsed="1"/>
     <w:lsdException w:name="index heading" w:semiHidden="1" w:unhideWhenUsed="1"/>
-    <w:lsdException w:name="caption" w:semiHidden="1" w:uiPriority="35" w:unhideWhenUsed="1" w:qFormat="1"/>
+    <w:lsdException w:name="caption" w:uiPriority="35" w:semiHidden="1" w:unhideWhenUsed="1" w:qFormat="1"/>
     <w:lsdException w:name="table of figures" w:semiHidden="1" w:unhideWhenUsed="1"/>
     <w:lsdException w:name="envelope address" w:semiHidden="1" w:unhideWhenUsed="1"/>
     <w:lsdException w:name="envelope return" w:semiHidden="1" w:unhideWhenUsed="1"/>
@@ -2642,7 +4080,7 @@
     <w:lsdException w:name="Title" w:uiPriority="10" w:qFormat="1"/>
     <w:lsdException w:name="Closing" w:semiHidden="1" w:unhideWhenUsed="1"/>
     <w:lsdException w:name="Signature" w:semiHidden="1" w:unhideWhenUsed="1"/>
-    <w:lsdException w:name="Default Paragraph Font" w:semiHidden="1" w:uiPriority="1" w:unhideWhenUsed="1"/>
+    <w:lsdException w:name="Default Paragraph Font" w:uiPriority="1" w:semiHidden="1" w:unhideWhenUsed="1"/>
     <w:lsdException w:name="Body Text" w:semiHidden="1" w:unhideWhenUsed="1"/>
     <w:lsdException w:name="Body Text Indent" w:semiHidden="1" w:unhideWhenUsed="1"/>
     <w:lsdException w:name="List Continue" w:semiHidden="1" w:unhideWhenUsed="1"/>
@@ -2842,8 +4280,8 @@
     <w:lsdException w:name="Subtle Reference" w:uiPriority="31" w:qFormat="1"/>
     <w:lsdException w:name="Intense Reference" w:uiPriority="32" w:qFormat="1"/>
     <w:lsdException w:name="Book Title" w:uiPriority="33" w:qFormat="1"/>
-    <w:lsdException w:name="Bibliography" w:semiHidden="1" w:uiPriority="37" w:unhideWhenUsed="1"/>
-    <w:lsdException w:name="TOC Heading" w:semiHidden="1" w:uiPriority="39" w:unhideWhenUsed="1" w:qFormat="1"/>
+    <w:lsdException w:name="Bibliography" w:uiPriority="37" w:semiHidden="1" w:unhideWhenUsed="1"/>
+    <w:lsdException w:name="TOC Heading" w:uiPriority="39" w:semiHidden="1" w:unhideWhenUsed="1" w:qFormat="1"/>
     <w:lsdException w:name="Plain Table 1" w:uiPriority="41"/>
     <w:lsdException w:name="Plain Table 2" w:uiPriority="42"/>
     <w:lsdException w:name="Plain Table 3" w:uiPriority="43"/>
@@ -2954,218 +4392,621 @@
     <w:lsdException w:name="Unresolved Mention" w:semiHidden="1" w:unhideWhenUsed="1"/>
     <w:lsdException w:name="Smart Link" w:semiHidden="1" w:unhideWhenUsed="1"/>
   </w:latentStyles>
-  <w:style w:type="paragraph" w:default="1" w:styleId="a">
+  <w:style w:type="paragraph" w:styleId="Normal" w:default="1">
     <w:name w:val="Normal"/>
     <w:qFormat/>
-    <w:rsid w:val="00B915B7"/>
+    <w:rsid w:val="00b915b7"/>
     <w:pPr>
-      <w:spacing w:line="240" w:lineRule="auto"/>
+      <w:widowControl/>
+      <w:bidi w:val="0"/>
+      <w:spacing w:lineRule="auto" w:line="240" w:before="0" w:after="160"/>
+      <w:jc w:val="left"/>
     </w:pPr>
     <w:rPr>
-      <w:rFonts w:ascii="Times New Roman" w:hAnsi="Times New Roman"/>
+      <w:rFonts w:ascii="Times New Roman" w:hAnsi="Times New Roman" w:eastAsia="Aptos" w:cs="" w:cstheme="minorBidi" w:eastAsiaTheme="minorHAnsi"/>
+      <w:color w:val="auto"/>
+      <w:kern w:val="0"/>
       <w:sz w:val="28"/>
+      <w:szCs w:val="22"/>
+      <w:lang w:val="ru-RU" w:eastAsia="en-US" w:bidi="ar-SA"/>
     </w:rPr>
   </w:style>
-  <w:style w:type="paragraph" w:styleId="1">
-    <w:name w:val="heading 1"/>
-    <w:basedOn w:val="a"/>
-    <w:next w:val="a"/>
-    <w:link w:val="10"/>
+  <w:style w:type="paragraph" w:styleId="Heading1">
+    <w:name w:val="Heading 1"/>
+    <w:basedOn w:val="Normal"/>
+    <w:next w:val="Normal"/>
+    <w:link w:val="1"/>
     <w:uiPriority w:val="9"/>
     <w:qFormat/>
-    <w:rsid w:val="00463C27"/>
+    <w:rsid w:val="00463c27"/>
     <w:pPr>
-      <w:keepNext/>
+      <w:keepNext w:val="true"/>
       <w:keepLines/>
       <w:spacing w:before="360" w:after="80"/>
       <w:outlineLvl w:val="0"/>
     </w:pPr>
     <w:rPr>
-      <w:rFonts w:asciiTheme="majorHAnsi" w:eastAsiaTheme="majorEastAsia" w:hAnsiTheme="majorHAnsi" w:cstheme="majorBidi"/>
-      <w:color w:val="2E74B5" w:themeColor="accent1" w:themeShade="BF"/>
+      <w:rFonts w:ascii="Aptos Display" w:hAnsi="Aptos Display" w:eastAsia="" w:cs="" w:asciiTheme="majorHAnsi" w:cstheme="majorBidi" w:eastAsiaTheme="majorEastAsia" w:hAnsiTheme="majorHAnsi"/>
+      <w:color w:themeColor="accent1" w:themeShade="bf" w:val="2E74B5"/>
       <w:sz w:val="40"/>
       <w:szCs w:val="40"/>
     </w:rPr>
   </w:style>
-  <w:style w:type="paragraph" w:styleId="2">
-    <w:name w:val="heading 2"/>
-    <w:basedOn w:val="a"/>
-    <w:next w:val="a"/>
-    <w:link w:val="20"/>
+  <w:style w:type="paragraph" w:styleId="Heading2">
+    <w:name w:val="Heading 2"/>
+    <w:basedOn w:val="Normal"/>
+    <w:next w:val="Normal"/>
+    <w:link w:val="2"/>
     <w:uiPriority w:val="9"/>
     <w:unhideWhenUsed/>
     <w:qFormat/>
-    <w:rsid w:val="00463C27"/>
+    <w:rsid w:val="00463c27"/>
     <w:pPr>
-      <w:keepNext/>
+      <w:keepNext w:val="true"/>
       <w:keepLines/>
       <w:spacing w:before="160" w:after="80"/>
       <w:outlineLvl w:val="1"/>
     </w:pPr>
     <w:rPr>
-      <w:rFonts w:asciiTheme="majorHAnsi" w:eastAsiaTheme="majorEastAsia" w:hAnsiTheme="majorHAnsi" w:cstheme="majorBidi"/>
-      <w:color w:val="2E74B5" w:themeColor="accent1" w:themeShade="BF"/>
+      <w:rFonts w:ascii="Aptos Display" w:hAnsi="Aptos Display" w:eastAsia="" w:cs="" w:asciiTheme="majorHAnsi" w:cstheme="majorBidi" w:eastAsiaTheme="majorEastAsia" w:hAnsiTheme="majorHAnsi"/>
+      <w:color w:themeColor="accent1" w:themeShade="bf" w:val="2E74B5"/>
       <w:sz w:val="32"/>
       <w:szCs w:val="32"/>
     </w:rPr>
   </w:style>
-  <w:style w:type="paragraph" w:styleId="3">
-    <w:name w:val="heading 3"/>
-    <w:basedOn w:val="a"/>
-    <w:next w:val="a"/>
-    <w:link w:val="30"/>
+  <w:style w:type="paragraph" w:styleId="Heading3">
+    <w:name w:val="Heading 3"/>
+    <w:basedOn w:val="Normal"/>
+    <w:next w:val="Normal"/>
+    <w:link w:val="3"/>
     <w:uiPriority w:val="9"/>
     <w:unhideWhenUsed/>
     <w:qFormat/>
-    <w:rsid w:val="00463C27"/>
+    <w:rsid w:val="00463c27"/>
     <w:pPr>
-      <w:keepNext/>
+      <w:keepNext w:val="true"/>
       <w:keepLines/>
       <w:spacing w:before="160" w:after="80"/>
       <w:outlineLvl w:val="2"/>
     </w:pPr>
     <w:rPr>
-      <w:rFonts w:asciiTheme="minorHAnsi" w:eastAsiaTheme="majorEastAsia" w:hAnsiTheme="minorHAnsi" w:cstheme="majorBidi"/>
-      <w:color w:val="2E74B5" w:themeColor="accent1" w:themeShade="BF"/>
+      <w:rFonts w:ascii="Aptos" w:hAnsi="Aptos" w:eastAsia="" w:cs="" w:asciiTheme="minorHAnsi" w:cstheme="majorBidi" w:eastAsiaTheme="majorEastAsia" w:hAnsiTheme="minorHAnsi"/>
+      <w:color w:themeColor="accent1" w:themeShade="bf" w:val="2E74B5"/>
       <w:szCs w:val="28"/>
     </w:rPr>
   </w:style>
-  <w:style w:type="paragraph" w:styleId="4">
-    <w:name w:val="heading 4"/>
-    <w:basedOn w:val="a"/>
-    <w:next w:val="a"/>
-    <w:link w:val="40"/>
+  <w:style w:type="paragraph" w:styleId="Heading4">
+    <w:name w:val="Heading 4"/>
+    <w:basedOn w:val="Normal"/>
+    <w:next w:val="Normal"/>
+    <w:link w:val="4"/>
     <w:uiPriority w:val="9"/>
     <w:semiHidden/>
     <w:unhideWhenUsed/>
     <w:qFormat/>
-    <w:rsid w:val="00463C27"/>
+    <w:rsid w:val="00463c27"/>
     <w:pPr>
-      <w:keepNext/>
+      <w:keepNext w:val="true"/>
       <w:keepLines/>
       <w:spacing w:before="80" w:after="40"/>
       <w:outlineLvl w:val="3"/>
     </w:pPr>
     <w:rPr>
-      <w:rFonts w:asciiTheme="minorHAnsi" w:eastAsiaTheme="majorEastAsia" w:hAnsiTheme="minorHAnsi" w:cstheme="majorBidi"/>
+      <w:rFonts w:ascii="Aptos" w:hAnsi="Aptos" w:eastAsia="" w:cs="" w:asciiTheme="minorHAnsi" w:cstheme="majorBidi" w:eastAsiaTheme="majorEastAsia" w:hAnsiTheme="minorHAnsi"/>
       <w:i/>
       <w:iCs/>
-      <w:color w:val="2E74B5" w:themeColor="accent1" w:themeShade="BF"/>
+      <w:color w:themeColor="accent1" w:themeShade="bf" w:val="2E74B5"/>
     </w:rPr>
   </w:style>
-  <w:style w:type="paragraph" w:styleId="5">
-    <w:name w:val="heading 5"/>
-    <w:basedOn w:val="a"/>
-    <w:next w:val="a"/>
-    <w:link w:val="50"/>
+  <w:style w:type="paragraph" w:styleId="Heading5">
+    <w:name w:val="Heading 5"/>
+    <w:basedOn w:val="Normal"/>
+    <w:next w:val="Normal"/>
+    <w:link w:val="5"/>
     <w:uiPriority w:val="9"/>
     <w:semiHidden/>
     <w:unhideWhenUsed/>
     <w:qFormat/>
-    <w:rsid w:val="00463C27"/>
+    <w:rsid w:val="00463c27"/>
     <w:pPr>
-      <w:keepNext/>
+      <w:keepNext w:val="true"/>
       <w:keepLines/>
       <w:spacing w:before="80" w:after="40"/>
       <w:outlineLvl w:val="4"/>
     </w:pPr>
     <w:rPr>
-      <w:rFonts w:asciiTheme="minorHAnsi" w:eastAsiaTheme="majorEastAsia" w:hAnsiTheme="minorHAnsi" w:cstheme="majorBidi"/>
-      <w:color w:val="2E74B5" w:themeColor="accent1" w:themeShade="BF"/>
+      <w:rFonts w:ascii="Aptos" w:hAnsi="Aptos" w:eastAsia="" w:cs="" w:asciiTheme="minorHAnsi" w:cstheme="majorBidi" w:eastAsiaTheme="majorEastAsia" w:hAnsiTheme="minorHAnsi"/>
+      <w:color w:themeColor="accent1" w:themeShade="bf" w:val="2E74B5"/>
     </w:rPr>
   </w:style>
-  <w:style w:type="paragraph" w:styleId="6">
-    <w:name w:val="heading 6"/>
-    <w:basedOn w:val="a"/>
-    <w:next w:val="a"/>
-    <w:link w:val="60"/>
+  <w:style w:type="paragraph" w:styleId="Heading6">
+    <w:name w:val="Heading 6"/>
+    <w:basedOn w:val="Normal"/>
+    <w:next w:val="Normal"/>
+    <w:link w:val="6"/>
     <w:uiPriority w:val="9"/>
     <w:semiHidden/>
     <w:unhideWhenUsed/>
     <w:qFormat/>
-    <w:rsid w:val="00463C27"/>
+    <w:rsid w:val="00463c27"/>
     <w:pPr>
-      <w:keepNext/>
+      <w:keepNext w:val="true"/>
       <w:keepLines/>
       <w:spacing w:before="40" w:after="0"/>
       <w:outlineLvl w:val="5"/>
     </w:pPr>
     <w:rPr>
-      <w:rFonts w:asciiTheme="minorHAnsi" w:eastAsiaTheme="majorEastAsia" w:hAnsiTheme="minorHAnsi" w:cstheme="majorBidi"/>
+      <w:rFonts w:ascii="Aptos" w:hAnsi="Aptos" w:eastAsia="" w:cs="" w:asciiTheme="minorHAnsi" w:cstheme="majorBidi" w:eastAsiaTheme="majorEastAsia" w:hAnsiTheme="minorHAnsi"/>
       <w:i/>
       <w:iCs/>
-      <w:color w:val="595959" w:themeColor="text1" w:themeTint="A6"/>
+      <w:color w:themeColor="text1" w:themeTint="a6" w:val="595959"/>
     </w:rPr>
   </w:style>
-  <w:style w:type="paragraph" w:styleId="7">
-    <w:name w:val="heading 7"/>
-    <w:basedOn w:val="a"/>
-    <w:next w:val="a"/>
-    <w:link w:val="70"/>
+  <w:style w:type="paragraph" w:styleId="Heading7">
+    <w:name w:val="Heading 7"/>
+    <w:basedOn w:val="Normal"/>
+    <w:next w:val="Normal"/>
+    <w:link w:val="7"/>
     <w:uiPriority w:val="9"/>
     <w:semiHidden/>
     <w:unhideWhenUsed/>
     <w:qFormat/>
-    <w:rsid w:val="00463C27"/>
+    <w:rsid w:val="00463c27"/>
     <w:pPr>
-      <w:keepNext/>
+      <w:keepNext w:val="true"/>
       <w:keepLines/>
       <w:spacing w:before="40" w:after="0"/>
       <w:outlineLvl w:val="6"/>
     </w:pPr>
     <w:rPr>
-      <w:rFonts w:asciiTheme="minorHAnsi" w:eastAsiaTheme="majorEastAsia" w:hAnsiTheme="minorHAnsi" w:cstheme="majorBidi"/>
-      <w:color w:val="595959" w:themeColor="text1" w:themeTint="A6"/>
+      <w:rFonts w:ascii="Aptos" w:hAnsi="Aptos" w:eastAsia="" w:cs="" w:asciiTheme="minorHAnsi" w:cstheme="majorBidi" w:eastAsiaTheme="majorEastAsia" w:hAnsiTheme="minorHAnsi"/>
+      <w:color w:themeColor="text1" w:themeTint="a6" w:val="595959"/>
     </w:rPr>
   </w:style>
-  <w:style w:type="paragraph" w:styleId="8">
-    <w:name w:val="heading 8"/>
-    <w:basedOn w:val="a"/>
-    <w:next w:val="a"/>
-    <w:link w:val="80"/>
+  <w:style w:type="paragraph" w:styleId="Heading8">
+    <w:name w:val="Heading 8"/>
+    <w:basedOn w:val="Normal"/>
+    <w:next w:val="Normal"/>
+    <w:link w:val="8"/>
     <w:uiPriority w:val="9"/>
     <w:semiHidden/>
     <w:unhideWhenUsed/>
     <w:qFormat/>
-    <w:rsid w:val="00463C27"/>
+    <w:rsid w:val="00463c27"/>
     <w:pPr>
-      <w:keepNext/>
+      <w:keepNext w:val="true"/>
       <w:keepLines/>
-      <w:spacing w:after="0"/>
+      <w:spacing w:before="0" w:after="0"/>
       <w:outlineLvl w:val="7"/>
     </w:pPr>
     <w:rPr>
-      <w:rFonts w:asciiTheme="minorHAnsi" w:eastAsiaTheme="majorEastAsia" w:hAnsiTheme="minorHAnsi" w:cstheme="majorBidi"/>
+      <w:rFonts w:ascii="Aptos" w:hAnsi="Aptos" w:eastAsia="" w:cs="" w:asciiTheme="minorHAnsi" w:cstheme="majorBidi" w:eastAsiaTheme="majorEastAsia" w:hAnsiTheme="minorHAnsi"/>
       <w:i/>
       <w:iCs/>
-      <w:color w:val="272727" w:themeColor="text1" w:themeTint="D8"/>
+      <w:color w:themeColor="text1" w:themeTint="d8" w:val="272727"/>
     </w:rPr>
   </w:style>
-  <w:style w:type="paragraph" w:styleId="9">
-    <w:name w:val="heading 9"/>
-    <w:basedOn w:val="a"/>
-    <w:next w:val="a"/>
-    <w:link w:val="90"/>
+  <w:style w:type="paragraph" w:styleId="Heading9">
+    <w:name w:val="Heading 9"/>
+    <w:basedOn w:val="Normal"/>
+    <w:next w:val="Normal"/>
+    <w:link w:val="9"/>
     <w:uiPriority w:val="9"/>
     <w:semiHidden/>
     <w:unhideWhenUsed/>
     <w:qFormat/>
-    <w:rsid w:val="00463C27"/>
+    <w:rsid w:val="00463c27"/>
     <w:pPr>
-      <w:keepNext/>
+      <w:keepNext w:val="true"/>
       <w:keepLines/>
-      <w:spacing w:after="0"/>
+      <w:spacing w:before="0" w:after="0"/>
       <w:outlineLvl w:val="8"/>
     </w:pPr>
     <w:rPr>
-      <w:rFonts w:asciiTheme="minorHAnsi" w:eastAsiaTheme="majorEastAsia" w:hAnsiTheme="minorHAnsi" w:cstheme="majorBidi"/>
-      <w:color w:val="272727" w:themeColor="text1" w:themeTint="D8"/>
+      <w:rFonts w:ascii="Aptos" w:hAnsi="Aptos" w:eastAsia="" w:cs="" w:asciiTheme="minorHAnsi" w:cstheme="majorBidi" w:eastAsiaTheme="majorEastAsia" w:hAnsiTheme="minorHAnsi"/>
+      <w:color w:themeColor="text1" w:themeTint="d8" w:val="272727"/>
     </w:rPr>
   </w:style>
-  <w:style w:type="character" w:default="1" w:styleId="a0">
+  <w:style w:type="character" w:styleId="DefaultParagraphFont" w:default="1">
     <w:name w:val="Default Paragraph Font"/>
     <w:uiPriority w:val="1"/>
     <w:unhideWhenUsed/>
+    <w:qFormat/>
+    <w:rPr/>
+  </w:style>
+  <w:style w:type="character" w:styleId="1" w:customStyle="1">
+    <w:name w:val="Заголовок 1 Знак"/>
+    <w:basedOn w:val="DefaultParagraphFont"/>
+    <w:uiPriority w:val="9"/>
+    <w:qFormat/>
+    <w:rsid w:val="00463c27"/>
+    <w:rPr>
+      <w:rFonts w:ascii="Aptos Display" w:hAnsi="Aptos Display" w:eastAsia="" w:cs="" w:asciiTheme="majorHAnsi" w:cstheme="majorBidi" w:eastAsiaTheme="majorEastAsia" w:hAnsiTheme="majorHAnsi"/>
+      <w:color w:themeColor="accent1" w:themeShade="bf" w:val="2E74B5"/>
+      <w:sz w:val="40"/>
+      <w:szCs w:val="40"/>
+    </w:rPr>
+  </w:style>
+  <w:style w:type="character" w:styleId="2" w:customStyle="1">
+    <w:name w:val="Заголовок 2 Знак"/>
+    <w:basedOn w:val="DefaultParagraphFont"/>
+    <w:uiPriority w:val="9"/>
+    <w:qFormat/>
+    <w:rsid w:val="00463c27"/>
+    <w:rPr>
+      <w:rFonts w:ascii="Aptos Display" w:hAnsi="Aptos Display" w:eastAsia="" w:cs="" w:asciiTheme="majorHAnsi" w:cstheme="majorBidi" w:eastAsiaTheme="majorEastAsia" w:hAnsiTheme="majorHAnsi"/>
+      <w:color w:themeColor="accent1" w:themeShade="bf" w:val="2E74B5"/>
+      <w:sz w:val="32"/>
+      <w:szCs w:val="32"/>
+    </w:rPr>
+  </w:style>
+  <w:style w:type="character" w:styleId="3" w:customStyle="1">
+    <w:name w:val="Заголовок 3 Знак"/>
+    <w:basedOn w:val="DefaultParagraphFont"/>
+    <w:uiPriority w:val="9"/>
+    <w:qFormat/>
+    <w:rsid w:val="00463c27"/>
+    <w:rPr>
+      <w:rFonts w:eastAsia="" w:cs="" w:cstheme="majorBidi" w:eastAsiaTheme="majorEastAsia"/>
+      <w:color w:themeColor="accent1" w:themeShade="bf" w:val="2E74B5"/>
+      <w:sz w:val="28"/>
+      <w:szCs w:val="28"/>
+    </w:rPr>
+  </w:style>
+  <w:style w:type="character" w:styleId="4" w:customStyle="1">
+    <w:name w:val="Заголовок 4 Знак"/>
+    <w:basedOn w:val="DefaultParagraphFont"/>
+    <w:uiPriority w:val="9"/>
+    <w:semiHidden/>
+    <w:qFormat/>
+    <w:rsid w:val="00463c27"/>
+    <w:rPr>
+      <w:rFonts w:eastAsia="" w:cs="" w:cstheme="majorBidi" w:eastAsiaTheme="majorEastAsia"/>
+      <w:i/>
+      <w:iCs/>
+      <w:color w:themeColor="accent1" w:themeShade="bf" w:val="2E74B5"/>
+      <w:sz w:val="28"/>
+    </w:rPr>
+  </w:style>
+  <w:style w:type="character" w:styleId="5" w:customStyle="1">
+    <w:name w:val="Заголовок 5 Знак"/>
+    <w:basedOn w:val="DefaultParagraphFont"/>
+    <w:uiPriority w:val="9"/>
+    <w:semiHidden/>
+    <w:qFormat/>
+    <w:rsid w:val="00463c27"/>
+    <w:rPr>
+      <w:rFonts w:eastAsia="" w:cs="" w:cstheme="majorBidi" w:eastAsiaTheme="majorEastAsia"/>
+      <w:color w:themeColor="accent1" w:themeShade="bf" w:val="2E74B5"/>
+      <w:sz w:val="28"/>
+    </w:rPr>
+  </w:style>
+  <w:style w:type="character" w:styleId="6" w:customStyle="1">
+    <w:name w:val="Заголовок 6 Знак"/>
+    <w:basedOn w:val="DefaultParagraphFont"/>
+    <w:uiPriority w:val="9"/>
+    <w:semiHidden/>
+    <w:qFormat/>
+    <w:rsid w:val="00463c27"/>
+    <w:rPr>
+      <w:rFonts w:eastAsia="" w:cs="" w:cstheme="majorBidi" w:eastAsiaTheme="majorEastAsia"/>
+      <w:i/>
+      <w:iCs/>
+      <w:color w:themeColor="text1" w:themeTint="a6" w:val="595959"/>
+      <w:sz w:val="28"/>
+    </w:rPr>
+  </w:style>
+  <w:style w:type="character" w:styleId="7" w:customStyle="1">
+    <w:name w:val="Заголовок 7 Знак"/>
+    <w:basedOn w:val="DefaultParagraphFont"/>
+    <w:uiPriority w:val="9"/>
+    <w:semiHidden/>
+    <w:qFormat/>
+    <w:rsid w:val="00463c27"/>
+    <w:rPr>
+      <w:rFonts w:eastAsia="" w:cs="" w:cstheme="majorBidi" w:eastAsiaTheme="majorEastAsia"/>
+      <w:color w:themeColor="text1" w:themeTint="a6" w:val="595959"/>
+      <w:sz w:val="28"/>
+    </w:rPr>
+  </w:style>
+  <w:style w:type="character" w:styleId="8" w:customStyle="1">
+    <w:name w:val="Заголовок 8 Знак"/>
+    <w:basedOn w:val="DefaultParagraphFont"/>
+    <w:uiPriority w:val="9"/>
+    <w:semiHidden/>
+    <w:qFormat/>
+    <w:rsid w:val="00463c27"/>
+    <w:rPr>
+      <w:rFonts w:eastAsia="" w:cs="" w:cstheme="majorBidi" w:eastAsiaTheme="majorEastAsia"/>
+      <w:i/>
+      <w:iCs/>
+      <w:color w:themeColor="text1" w:themeTint="d8" w:val="272727"/>
+      <w:sz w:val="28"/>
+    </w:rPr>
+  </w:style>
+  <w:style w:type="character" w:styleId="9" w:customStyle="1">
+    <w:name w:val="Заголовок 9 Знак"/>
+    <w:basedOn w:val="DefaultParagraphFont"/>
+    <w:uiPriority w:val="9"/>
+    <w:semiHidden/>
+    <w:qFormat/>
+    <w:rsid w:val="00463c27"/>
+    <w:rPr>
+      <w:rFonts w:eastAsia="" w:cs="" w:cstheme="majorBidi" w:eastAsiaTheme="majorEastAsia"/>
+      <w:color w:themeColor="text1" w:themeTint="d8" w:val="272727"/>
+      <w:sz w:val="28"/>
+    </w:rPr>
+  </w:style>
+  <w:style w:type="character" w:styleId="Style5" w:customStyle="1">
+    <w:name w:val="Заголовок Знак"/>
+    <w:basedOn w:val="DefaultParagraphFont"/>
+    <w:uiPriority w:val="10"/>
+    <w:qFormat/>
+    <w:rsid w:val="00463c27"/>
+    <w:rPr>
+      <w:rFonts w:ascii="Aptos Display" w:hAnsi="Aptos Display" w:eastAsia="" w:cs="" w:asciiTheme="majorHAnsi" w:cstheme="majorBidi" w:eastAsiaTheme="majorEastAsia" w:hAnsiTheme="majorHAnsi"/>
+      <w:spacing w:val="-10"/>
+      <w:kern w:val="2"/>
+      <w:sz w:val="56"/>
+      <w:szCs w:val="56"/>
+    </w:rPr>
+  </w:style>
+  <w:style w:type="character" w:styleId="Style6" w:customStyle="1">
+    <w:name w:val="Подзаголовок Знак"/>
+    <w:basedOn w:val="DefaultParagraphFont"/>
+    <w:uiPriority w:val="11"/>
+    <w:qFormat/>
+    <w:rsid w:val="00463c27"/>
+    <w:rPr>
+      <w:rFonts w:eastAsia="" w:cs="" w:cstheme="majorBidi" w:eastAsiaTheme="majorEastAsia"/>
+      <w:color w:themeColor="text1" w:themeTint="a6" w:val="595959"/>
+      <w:spacing w:val="15"/>
+      <w:sz w:val="28"/>
+      <w:szCs w:val="28"/>
+    </w:rPr>
+  </w:style>
+  <w:style w:type="character" w:styleId="21" w:customStyle="1">
+    <w:name w:val="Цитата 2 Знак"/>
+    <w:basedOn w:val="DefaultParagraphFont"/>
+    <w:link w:val="Quote"/>
+    <w:uiPriority w:val="29"/>
+    <w:qFormat/>
+    <w:rsid w:val="00463c27"/>
+    <w:rPr>
+      <w:rFonts w:ascii="Times New Roman" w:hAnsi="Times New Roman"/>
+      <w:i/>
+      <w:iCs/>
+      <w:color w:themeColor="text1" w:themeTint="bf" w:val="404040"/>
+      <w:sz w:val="28"/>
+    </w:rPr>
+  </w:style>
+  <w:style w:type="character" w:styleId="IntenseEmphasis">
+    <w:name w:val="Intense Emphasis"/>
+    <w:basedOn w:val="DefaultParagraphFont"/>
+    <w:uiPriority w:val="21"/>
+    <w:qFormat/>
+    <w:rsid w:val="00463c27"/>
+    <w:rPr>
+      <w:i/>
+      <w:iCs/>
+      <w:color w:themeColor="accent1" w:themeShade="bf" w:val="2E74B5"/>
+    </w:rPr>
+  </w:style>
+  <w:style w:type="character" w:styleId="Style7" w:customStyle="1">
+    <w:name w:val="Выделенная цитата Знак"/>
+    <w:basedOn w:val="DefaultParagraphFont"/>
+    <w:link w:val="IntenseQuote"/>
+    <w:uiPriority w:val="30"/>
+    <w:qFormat/>
+    <w:rsid w:val="00463c27"/>
+    <w:rPr>
+      <w:rFonts w:ascii="Times New Roman" w:hAnsi="Times New Roman"/>
+      <w:i/>
+      <w:iCs/>
+      <w:color w:themeColor="accent1" w:themeShade="bf" w:val="2E74B5"/>
+      <w:sz w:val="28"/>
+    </w:rPr>
+  </w:style>
+  <w:style w:type="character" w:styleId="IntenseReference">
+    <w:name w:val="Intense Reference"/>
+    <w:basedOn w:val="DefaultParagraphFont"/>
+    <w:uiPriority w:val="32"/>
+    <w:qFormat/>
+    <w:rsid w:val="00463c27"/>
+    <w:rPr>
+      <w:b/>
+      <w:bCs/>
+      <w:smallCaps/>
+      <w:color w:themeColor="accent1" w:themeShade="bf" w:val="2E74B5"/>
+      <w:spacing w:val="5"/>
+    </w:rPr>
+  </w:style>
+  <w:style w:type="character" w:styleId="InternetLink">
+    <w:name w:val="Internet Link"/>
+    <w:basedOn w:val="DefaultParagraphFont"/>
+    <w:uiPriority w:val="99"/>
+    <w:unhideWhenUsed/>
+    <w:qFormat/>
+    <w:rsid w:val="002e088a"/>
+    <w:rPr>
+      <w:color w:themeColor="hyperlink" w:val="0563C1"/>
+      <w:u w:val="single"/>
+    </w:rPr>
+  </w:style>
+  <w:style w:type="character" w:styleId="UnresolvedMention">
+    <w:name w:val="Unresolved Mention"/>
+    <w:basedOn w:val="DefaultParagraphFont"/>
+    <w:uiPriority w:val="99"/>
+    <w:semiHidden/>
+    <w:unhideWhenUsed/>
+    <w:qFormat/>
+    <w:rsid w:val="002e088a"/>
+    <w:rPr>
+      <w:color w:val="605E5C"/>
+      <w:shd w:fill="E1DFDD" w:val="clear"/>
+    </w:rPr>
+  </w:style>
+  <w:style w:type="paragraph" w:styleId="Style8">
+    <w:name w:val="Заголовок"/>
+    <w:basedOn w:val="Normal"/>
+    <w:next w:val="BodyText"/>
+    <w:qFormat/>
+    <w:pPr>
+      <w:keepNext w:val="true"/>
+      <w:spacing w:before="240" w:after="120"/>
+    </w:pPr>
+    <w:rPr>
+      <w:rFonts w:ascii="Liberation Sans" w:hAnsi="Liberation Sans" w:eastAsia="Microsoft YaHei" w:cs="Arial"/>
+      <w:sz w:val="28"/>
+      <w:szCs w:val="28"/>
+    </w:rPr>
+  </w:style>
+  <w:style w:type="paragraph" w:styleId="BodyText">
+    <w:name w:val="Body Text"/>
+    <w:basedOn w:val="Normal"/>
+    <w:pPr>
+      <w:spacing w:lineRule="auto" w:line="276" w:before="0" w:after="140"/>
+    </w:pPr>
+    <w:rPr/>
+  </w:style>
+  <w:style w:type="paragraph" w:styleId="List">
+    <w:name w:val="List"/>
+    <w:basedOn w:val="BodyText"/>
+    <w:pPr/>
+    <w:rPr>
+      <w:rFonts w:cs="Arial"/>
+    </w:rPr>
+  </w:style>
+  <w:style w:type="paragraph" w:styleId="Caption">
+    <w:name w:val="Caption"/>
+    <w:basedOn w:val="Normal"/>
+    <w:qFormat/>
+    <w:pPr>
+      <w:suppressLineNumbers/>
+      <w:spacing w:before="120" w:after="120"/>
+    </w:pPr>
+    <w:rPr>
+      <w:rFonts w:cs="Arial"/>
+      <w:i/>
+      <w:iCs/>
+      <w:sz w:val="24"/>
+      <w:szCs w:val="24"/>
+    </w:rPr>
+  </w:style>
+  <w:style w:type="paragraph" w:styleId="Style9">
+    <w:name w:val="Указатель"/>
+    <w:basedOn w:val="Normal"/>
+    <w:qFormat/>
+    <w:pPr>
+      <w:suppressLineNumbers/>
+    </w:pPr>
+    <w:rPr>
+      <w:rFonts w:cs="Arial"/>
+    </w:rPr>
+  </w:style>
+  <w:style w:type="paragraph" w:styleId="Title">
+    <w:name w:val="Title"/>
+    <w:basedOn w:val="Normal"/>
+    <w:next w:val="Normal"/>
+    <w:link w:val="Style5"/>
+    <w:uiPriority w:val="10"/>
+    <w:qFormat/>
+    <w:rsid w:val="00463c27"/>
+    <w:pPr>
+      <w:spacing w:before="0" w:after="80"/>
+      <w:contextualSpacing/>
+    </w:pPr>
+    <w:rPr>
+      <w:rFonts w:ascii="Aptos Display" w:hAnsi="Aptos Display" w:eastAsia="" w:cs="" w:asciiTheme="majorHAnsi" w:cstheme="majorBidi" w:eastAsiaTheme="majorEastAsia" w:hAnsiTheme="majorHAnsi"/>
+      <w:spacing w:val="-10"/>
+      <w:kern w:val="2"/>
+      <w:sz w:val="56"/>
+      <w:szCs w:val="56"/>
+    </w:rPr>
+  </w:style>
+  <w:style w:type="paragraph" w:styleId="Subtitle">
+    <w:name w:val="Subtitle"/>
+    <w:basedOn w:val="Normal"/>
+    <w:next w:val="Normal"/>
+    <w:link w:val="Style6"/>
+    <w:uiPriority w:val="11"/>
+    <w:qFormat/>
+    <w:rsid w:val="00463c27"/>
+    <w:pPr/>
+    <w:rPr>
+      <w:rFonts w:ascii="Aptos" w:hAnsi="Aptos" w:eastAsia="" w:cs="" w:asciiTheme="minorHAnsi" w:cstheme="majorBidi" w:eastAsiaTheme="majorEastAsia" w:hAnsiTheme="minorHAnsi"/>
+      <w:color w:themeColor="text1" w:themeTint="a6" w:val="595959"/>
+      <w:spacing w:val="15"/>
+      <w:szCs w:val="28"/>
+    </w:rPr>
+  </w:style>
+  <w:style w:type="paragraph" w:styleId="Quote">
+    <w:name w:val="Quote"/>
+    <w:basedOn w:val="Normal"/>
+    <w:next w:val="Normal"/>
+    <w:link w:val="21"/>
+    <w:uiPriority w:val="29"/>
+    <w:qFormat/>
+    <w:rsid w:val="00463c27"/>
+    <w:pPr>
+      <w:spacing w:before="160" w:after="160"/>
+      <w:jc w:val="center"/>
+    </w:pPr>
+    <w:rPr>
+      <w:i/>
+      <w:iCs/>
+      <w:color w:themeColor="text1" w:themeTint="bf" w:val="404040"/>
+    </w:rPr>
+  </w:style>
+  <w:style w:type="paragraph" w:styleId="ListParagraph">
+    <w:name w:val="List Paragraph"/>
+    <w:basedOn w:val="Normal"/>
+    <w:uiPriority w:val="34"/>
+    <w:qFormat/>
+    <w:rsid w:val="00463c27"/>
+    <w:pPr>
+      <w:spacing w:before="0" w:after="160"/>
+      <w:ind w:left="720"/>
+      <w:contextualSpacing/>
+    </w:pPr>
+    <w:rPr/>
+  </w:style>
+  <w:style w:type="paragraph" w:styleId="IntenseQuote">
+    <w:name w:val="Intense Quote"/>
+    <w:basedOn w:val="Normal"/>
+    <w:next w:val="Normal"/>
+    <w:link w:val="Style7"/>
+    <w:uiPriority w:val="30"/>
+    <w:qFormat/>
+    <w:rsid w:val="00463c27"/>
+    <w:pPr>
+      <w:pBdr>
+        <w:top w:val="single" w:sz="4" w:space="10" w:color="2E74B5" w:themeColor="accent1" w:themeShade="bf"/>
+        <w:bottom w:val="single" w:sz="4" w:space="10" w:color="2E74B5" w:themeColor="accent1" w:themeShade="bf"/>
+      </w:pBdr>
+      <w:spacing w:before="360" w:after="360"/>
+      <w:ind w:left="864" w:right="864"/>
+      <w:jc w:val="center"/>
+    </w:pPr>
+    <w:rPr>
+      <w:i/>
+      <w:iCs/>
+      <w:color w:themeColor="accent1" w:themeShade="bf" w:val="2E74B5"/>
+    </w:rPr>
+  </w:style>
+  <w:style w:type="paragraph" w:styleId="Style10">
+    <w:name w:val="Содержимое врезки"/>
+    <w:basedOn w:val="Normal"/>
+    <w:qFormat/>
+    <w:pPr/>
+    <w:rPr/>
+  </w:style>
+  <w:style w:type="numbering" w:styleId="Style11" w:default="1">
+    <w:name w:val="Без списка"/>
+    <w:uiPriority w:val="99"/>
+    <w:semiHidden/>
+    <w:unhideWhenUsed/>
+    <w:qFormat/>
   </w:style>
   <w:style w:type="table" w:default="1" w:styleId="a1">
     <w:name w:val="Normal Table"/>
@@ -3173,7 +5014,6 @@
     <w:semiHidden/>
     <w:unhideWhenUsed/>
     <w:tblPr>
-      <w:tblInd w:w="0" w:type="dxa"/>
       <w:tblCellMar>
         <w:top w:w="0" w:type="dxa"/>
         <w:left w:w="108" w:type="dxa"/>
@@ -3182,348 +5022,22 @@
       </w:tblCellMar>
     </w:tblPr>
   </w:style>
-  <w:style w:type="numbering" w:default="1" w:styleId="a2">
-    <w:name w:val="No List"/>
-    <w:uiPriority w:val="99"/>
-    <w:semiHidden/>
-    <w:unhideWhenUsed/>
-  </w:style>
-  <w:style w:type="character" w:customStyle="1" w:styleId="10">
-    <w:name w:val="Заголовок 1 Знак"/>
-    <w:basedOn w:val="a0"/>
-    <w:link w:val="1"/>
-    <w:uiPriority w:val="9"/>
-    <w:rsid w:val="00463C27"/>
-    <w:rPr>
-      <w:rFonts w:asciiTheme="majorHAnsi" w:eastAsiaTheme="majorEastAsia" w:hAnsiTheme="majorHAnsi" w:cstheme="majorBidi"/>
-      <w:color w:val="2E74B5" w:themeColor="accent1" w:themeShade="BF"/>
-      <w:sz w:val="40"/>
-      <w:szCs w:val="40"/>
-    </w:rPr>
-  </w:style>
-  <w:style w:type="character" w:customStyle="1" w:styleId="20">
-    <w:name w:val="Заголовок 2 Знак"/>
-    <w:basedOn w:val="a0"/>
-    <w:link w:val="2"/>
-    <w:uiPriority w:val="9"/>
-    <w:rsid w:val="00463C27"/>
-    <w:rPr>
-      <w:rFonts w:asciiTheme="majorHAnsi" w:eastAsiaTheme="majorEastAsia" w:hAnsiTheme="majorHAnsi" w:cstheme="majorBidi"/>
-      <w:color w:val="2E74B5" w:themeColor="accent1" w:themeShade="BF"/>
-      <w:sz w:val="32"/>
-      <w:szCs w:val="32"/>
-    </w:rPr>
-  </w:style>
-  <w:style w:type="character" w:customStyle="1" w:styleId="30">
-    <w:name w:val="Заголовок 3 Знак"/>
-    <w:basedOn w:val="a0"/>
-    <w:link w:val="3"/>
-    <w:uiPriority w:val="9"/>
-    <w:rsid w:val="00463C27"/>
-    <w:rPr>
-      <w:rFonts w:eastAsiaTheme="majorEastAsia" w:cstheme="majorBidi"/>
-      <w:color w:val="2E74B5" w:themeColor="accent1" w:themeShade="BF"/>
-      <w:sz w:val="28"/>
-      <w:szCs w:val="28"/>
-    </w:rPr>
-  </w:style>
-  <w:style w:type="character" w:customStyle="1" w:styleId="40">
-    <w:name w:val="Заголовок 4 Знак"/>
-    <w:basedOn w:val="a0"/>
-    <w:link w:val="4"/>
-    <w:uiPriority w:val="9"/>
-    <w:semiHidden/>
-    <w:rsid w:val="00463C27"/>
-    <w:rPr>
-      <w:rFonts w:eastAsiaTheme="majorEastAsia" w:cstheme="majorBidi"/>
-      <w:i/>
-      <w:iCs/>
-      <w:color w:val="2E74B5" w:themeColor="accent1" w:themeShade="BF"/>
-      <w:sz w:val="28"/>
-    </w:rPr>
-  </w:style>
-  <w:style w:type="character" w:customStyle="1" w:styleId="50">
-    <w:name w:val="Заголовок 5 Знак"/>
-    <w:basedOn w:val="a0"/>
-    <w:link w:val="5"/>
-    <w:uiPriority w:val="9"/>
-    <w:semiHidden/>
-    <w:rsid w:val="00463C27"/>
-    <w:rPr>
-      <w:rFonts w:eastAsiaTheme="majorEastAsia" w:cstheme="majorBidi"/>
-      <w:color w:val="2E74B5" w:themeColor="accent1" w:themeShade="BF"/>
-      <w:sz w:val="28"/>
-    </w:rPr>
-  </w:style>
-  <w:style w:type="character" w:customStyle="1" w:styleId="60">
-    <w:name w:val="Заголовок 6 Знак"/>
-    <w:basedOn w:val="a0"/>
-    <w:link w:val="6"/>
-    <w:uiPriority w:val="9"/>
-    <w:semiHidden/>
-    <w:rsid w:val="00463C27"/>
-    <w:rPr>
-      <w:rFonts w:eastAsiaTheme="majorEastAsia" w:cstheme="majorBidi"/>
-      <w:i/>
-      <w:iCs/>
-      <w:color w:val="595959" w:themeColor="text1" w:themeTint="A6"/>
-      <w:sz w:val="28"/>
-    </w:rPr>
-  </w:style>
-  <w:style w:type="character" w:customStyle="1" w:styleId="70">
-    <w:name w:val="Заголовок 7 Знак"/>
-    <w:basedOn w:val="a0"/>
-    <w:link w:val="7"/>
-    <w:uiPriority w:val="9"/>
-    <w:semiHidden/>
-    <w:rsid w:val="00463C27"/>
-    <w:rPr>
-      <w:rFonts w:eastAsiaTheme="majorEastAsia" w:cstheme="majorBidi"/>
-      <w:color w:val="595959" w:themeColor="text1" w:themeTint="A6"/>
-      <w:sz w:val="28"/>
-    </w:rPr>
-  </w:style>
-  <w:style w:type="character" w:customStyle="1" w:styleId="80">
-    <w:name w:val="Заголовок 8 Знак"/>
-    <w:basedOn w:val="a0"/>
-    <w:link w:val="8"/>
-    <w:uiPriority w:val="9"/>
-    <w:semiHidden/>
-    <w:rsid w:val="00463C27"/>
-    <w:rPr>
-      <w:rFonts w:eastAsiaTheme="majorEastAsia" w:cstheme="majorBidi"/>
-      <w:i/>
-      <w:iCs/>
-      <w:color w:val="272727" w:themeColor="text1" w:themeTint="D8"/>
-      <w:sz w:val="28"/>
-    </w:rPr>
-  </w:style>
-  <w:style w:type="character" w:customStyle="1" w:styleId="90">
-    <w:name w:val="Заголовок 9 Знак"/>
-    <w:basedOn w:val="a0"/>
-    <w:link w:val="9"/>
-    <w:uiPriority w:val="9"/>
-    <w:semiHidden/>
-    <w:rsid w:val="00463C27"/>
-    <w:rPr>
-      <w:rFonts w:eastAsiaTheme="majorEastAsia" w:cstheme="majorBidi"/>
-      <w:color w:val="272727" w:themeColor="text1" w:themeTint="D8"/>
-      <w:sz w:val="28"/>
-    </w:rPr>
-  </w:style>
-  <w:style w:type="paragraph" w:styleId="a3">
-    <w:name w:val="Title"/>
-    <w:basedOn w:val="a"/>
-    <w:next w:val="a"/>
-    <w:link w:val="a4"/>
-    <w:uiPriority w:val="10"/>
-    <w:qFormat/>
-    <w:rsid w:val="00463C27"/>
-    <w:pPr>
-      <w:spacing w:after="80"/>
-      <w:contextualSpacing/>
-    </w:pPr>
-    <w:rPr>
-      <w:rFonts w:asciiTheme="majorHAnsi" w:eastAsiaTheme="majorEastAsia" w:hAnsiTheme="majorHAnsi" w:cstheme="majorBidi"/>
-      <w:spacing w:val="-10"/>
-      <w:kern w:val="28"/>
-      <w:sz w:val="56"/>
-      <w:szCs w:val="56"/>
-    </w:rPr>
-  </w:style>
-  <w:style w:type="character" w:customStyle="1" w:styleId="a4">
-    <w:name w:val="Заголовок Знак"/>
-    <w:basedOn w:val="a0"/>
-    <w:link w:val="a3"/>
-    <w:uiPriority w:val="10"/>
-    <w:rsid w:val="00463C27"/>
-    <w:rPr>
-      <w:rFonts w:asciiTheme="majorHAnsi" w:eastAsiaTheme="majorEastAsia" w:hAnsiTheme="majorHAnsi" w:cstheme="majorBidi"/>
-      <w:spacing w:val="-10"/>
-      <w:kern w:val="28"/>
-      <w:sz w:val="56"/>
-      <w:szCs w:val="56"/>
-    </w:rPr>
-  </w:style>
-  <w:style w:type="paragraph" w:styleId="a5">
-    <w:name w:val="Subtitle"/>
-    <w:basedOn w:val="a"/>
-    <w:next w:val="a"/>
-    <w:link w:val="a6"/>
-    <w:uiPriority w:val="11"/>
-    <w:qFormat/>
-    <w:rsid w:val="00463C27"/>
-    <w:pPr>
-      <w:numPr>
-        <w:ilvl w:val="1"/>
-      </w:numPr>
-    </w:pPr>
-    <w:rPr>
-      <w:rFonts w:asciiTheme="minorHAnsi" w:eastAsiaTheme="majorEastAsia" w:hAnsiTheme="minorHAnsi" w:cstheme="majorBidi"/>
-      <w:color w:val="595959" w:themeColor="text1" w:themeTint="A6"/>
-      <w:spacing w:val="15"/>
-      <w:szCs w:val="28"/>
-    </w:rPr>
-  </w:style>
-  <w:style w:type="character" w:customStyle="1" w:styleId="a6">
-    <w:name w:val="Подзаголовок Знак"/>
-    <w:basedOn w:val="a0"/>
-    <w:link w:val="a5"/>
-    <w:uiPriority w:val="11"/>
-    <w:rsid w:val="00463C27"/>
-    <w:rPr>
-      <w:rFonts w:eastAsiaTheme="majorEastAsia" w:cstheme="majorBidi"/>
-      <w:color w:val="595959" w:themeColor="text1" w:themeTint="A6"/>
-      <w:spacing w:val="15"/>
-      <w:sz w:val="28"/>
-      <w:szCs w:val="28"/>
-    </w:rPr>
-  </w:style>
-  <w:style w:type="paragraph" w:styleId="21">
-    <w:name w:val="Quote"/>
-    <w:basedOn w:val="a"/>
-    <w:next w:val="a"/>
-    <w:link w:val="22"/>
-    <w:uiPriority w:val="29"/>
-    <w:qFormat/>
-    <w:rsid w:val="00463C27"/>
-    <w:pPr>
-      <w:spacing w:before="160"/>
-      <w:jc w:val="center"/>
-    </w:pPr>
-    <w:rPr>
-      <w:i/>
-      <w:iCs/>
-      <w:color w:val="404040" w:themeColor="text1" w:themeTint="BF"/>
-    </w:rPr>
-  </w:style>
-  <w:style w:type="character" w:customStyle="1" w:styleId="22">
-    <w:name w:val="Цитата 2 Знак"/>
-    <w:basedOn w:val="a0"/>
-    <w:link w:val="21"/>
-    <w:uiPriority w:val="29"/>
-    <w:rsid w:val="00463C27"/>
-    <w:rPr>
-      <w:rFonts w:ascii="Times New Roman" w:hAnsi="Times New Roman"/>
-      <w:i/>
-      <w:iCs/>
-      <w:color w:val="404040" w:themeColor="text1" w:themeTint="BF"/>
-      <w:sz w:val="28"/>
-    </w:rPr>
-  </w:style>
-  <w:style w:type="paragraph" w:styleId="a7">
-    <w:name w:val="List Paragraph"/>
-    <w:basedOn w:val="a"/>
-    <w:uiPriority w:val="34"/>
-    <w:qFormat/>
-    <w:rsid w:val="00463C27"/>
-    <w:pPr>
-      <w:ind w:left="720"/>
-      <w:contextualSpacing/>
-    </w:pPr>
-  </w:style>
-  <w:style w:type="character" w:styleId="a8">
-    <w:name w:val="Intense Emphasis"/>
-    <w:basedOn w:val="a0"/>
-    <w:uiPriority w:val="21"/>
-    <w:qFormat/>
-    <w:rsid w:val="00463C27"/>
-    <w:rPr>
-      <w:i/>
-      <w:iCs/>
-      <w:color w:val="2E74B5" w:themeColor="accent1" w:themeShade="BF"/>
-    </w:rPr>
-  </w:style>
-  <w:style w:type="paragraph" w:styleId="a9">
-    <w:name w:val="Intense Quote"/>
-    <w:basedOn w:val="a"/>
-    <w:next w:val="a"/>
-    <w:link w:val="aa"/>
-    <w:uiPriority w:val="30"/>
-    <w:qFormat/>
-    <w:rsid w:val="00463C27"/>
-    <w:pPr>
-      <w:pBdr>
-        <w:top w:val="single" w:sz="4" w:space="10" w:color="2E74B5" w:themeColor="accent1" w:themeShade="BF"/>
-        <w:bottom w:val="single" w:sz="4" w:space="10" w:color="2E74B5" w:themeColor="accent1" w:themeShade="BF"/>
-      </w:pBdr>
-      <w:spacing w:before="360" w:after="360"/>
-      <w:ind w:left="864" w:right="864"/>
-      <w:jc w:val="center"/>
-    </w:pPr>
-    <w:rPr>
-      <w:i/>
-      <w:iCs/>
-      <w:color w:val="2E74B5" w:themeColor="accent1" w:themeShade="BF"/>
-    </w:rPr>
-  </w:style>
-  <w:style w:type="character" w:customStyle="1" w:styleId="aa">
-    <w:name w:val="Выделенная цитата Знак"/>
-    <w:basedOn w:val="a0"/>
-    <w:link w:val="a9"/>
-    <w:uiPriority w:val="30"/>
-    <w:rsid w:val="00463C27"/>
-    <w:rPr>
-      <w:rFonts w:ascii="Times New Roman" w:hAnsi="Times New Roman"/>
-      <w:i/>
-      <w:iCs/>
-      <w:color w:val="2E74B5" w:themeColor="accent1" w:themeShade="BF"/>
-      <w:sz w:val="28"/>
-    </w:rPr>
-  </w:style>
-  <w:style w:type="character" w:styleId="ab">
-    <w:name w:val="Intense Reference"/>
-    <w:basedOn w:val="a0"/>
-    <w:uiPriority w:val="32"/>
-    <w:qFormat/>
-    <w:rsid w:val="00463C27"/>
-    <w:rPr>
-      <w:b/>
-      <w:bCs/>
-      <w:smallCaps/>
-      <w:color w:val="2E74B5" w:themeColor="accent1" w:themeShade="BF"/>
-      <w:spacing w:val="5"/>
-    </w:rPr>
-  </w:style>
-  <w:style w:type="character" w:styleId="ac">
-    <w:name w:val="Hyperlink"/>
-    <w:basedOn w:val="a0"/>
-    <w:uiPriority w:val="99"/>
-    <w:unhideWhenUsed/>
-    <w:rsid w:val="002E088A"/>
-    <w:rPr>
-      <w:color w:val="0563C1" w:themeColor="hyperlink"/>
-      <w:u w:val="single"/>
-    </w:rPr>
-  </w:style>
-  <w:style w:type="character" w:styleId="ad">
-    <w:name w:val="Unresolved Mention"/>
-    <w:basedOn w:val="a0"/>
-    <w:uiPriority w:val="99"/>
-    <w:semiHidden/>
-    <w:unhideWhenUsed/>
-    <w:rsid w:val="002E088A"/>
-    <w:rPr>
-      <w:color w:val="605E5C"/>
-      <w:shd w:val="clear" w:color="auto" w:fill="E1DFDD"/>
-    </w:rPr>
-  </w:style>
   <w:style w:type="table" w:styleId="ae">
     <w:name w:val="Table Grid"/>
     <w:basedOn w:val="a1"/>
     <w:uiPriority w:val="39"/>
-    <w:rsid w:val="00F55570"/>
+    <w:rsid w:val="00f55570"/>
     <w:pPr>
       <w:spacing w:after="0" w:line="240" w:lineRule="auto"/>
     </w:pPr>
     <w:tblPr>
       <w:tblBorders>
-        <w:top w:val="single" w:sz="4" w:space="0" w:color="auto"/>
-        <w:left w:val="single" w:sz="4" w:space="0" w:color="auto"/>
-        <w:bottom w:val="single" w:sz="4" w:space="0" w:color="auto"/>
-        <w:right w:val="single" w:sz="4" w:space="0" w:color="auto"/>
-        <w:insideH w:val="single" w:sz="4" w:space="0" w:color="auto"/>
-        <w:insideV w:val="single" w:sz="4" w:space="0" w:color="auto"/>
+        <w:top w:val="single" w:color="auto" w:sz="4" w:space="0"/>
+        <w:left w:val="single" w:color="auto" w:sz="4" w:space="0"/>
+        <w:bottom w:val="single" w:color="auto" w:sz="4" w:space="0"/>
+        <w:right w:val="single" w:color="auto" w:sz="4" w:space="0"/>
+        <w:insideH w:val="single" w:color="auto" w:sz="4" w:space="0"/>
+        <w:insideV w:val="single" w:color="auto" w:sz="4" w:space="0"/>
       </w:tblBorders>
     </w:tblPr>
   </w:style>
@@ -3531,195 +5045,97 @@
 </file>
 
 <file path=word/theme/theme1.xml><?xml version="1.0" encoding="utf-8"?>
-<a:theme xmlns:a="http://schemas.openxmlformats.org/drawingml/2006/main" name="Тема Office">
+<a:theme xmlns:a="http://schemas.openxmlformats.org/drawingml/2006/main" xmlns:r="http://schemas.openxmlformats.org/officeDocument/2006/relationships" name="Тема Office">
   <a:themeElements>
     <a:clrScheme name="Стандартная">
       <a:dk1>
-        <a:sysClr val="windowText" lastClr="000000"/>
+        <a:srgbClr val="000000"/>
       </a:dk1>
       <a:lt1>
-        <a:sysClr val="window" lastClr="FFFFFF"/>
+        <a:srgbClr val="ffffff"/>
       </a:lt1>
       <a:dk2>
-        <a:srgbClr val="44546A"/>
+        <a:srgbClr val="44546a"/>
       </a:dk2>
       <a:lt2>
-        <a:srgbClr val="E7E6E6"/>
+        <a:srgbClr val="e7e6e6"/>
       </a:lt2>
       <a:accent1>
-        <a:srgbClr val="5B9BD5"/>
+        <a:srgbClr val="5b9bd5"/>
       </a:accent1>
       <a:accent2>
-        <a:srgbClr val="ED7D31"/>
+        <a:srgbClr val="ed7d31"/>
       </a:accent2>
       <a:accent3>
-        <a:srgbClr val="A5A5A5"/>
+        <a:srgbClr val="a5a5a5"/>
       </a:accent3>
       <a:accent4>
-        <a:srgbClr val="FFC000"/>
+        <a:srgbClr val="ffc000"/>
       </a:accent4>
       <a:accent5>
-        <a:srgbClr val="4472C4"/>
+        <a:srgbClr val="4472c4"/>
       </a:accent5>
       <a:accent6>
-        <a:srgbClr val="70AD47"/>
+        <a:srgbClr val="70ad47"/>
       </a:accent6>
       <a:hlink>
-        <a:srgbClr val="0563C1"/>
+        <a:srgbClr val="0563c1"/>
       </a:hlink>
       <a:folHlink>
-        <a:srgbClr val="954F72"/>
+        <a:srgbClr val="954f72"/>
       </a:folHlink>
     </a:clrScheme>
     <a:fontScheme name="Стандартная">
       <a:majorFont>
-        <a:latin typeface="Aptos Display" panose="02110004020202020204"/>
+        <a:latin typeface="Aptos Display" panose="02110004020202020204" pitchFamily="0" charset="1"/>
         <a:ea typeface=""/>
         <a:cs typeface=""/>
-        <a:font script="Jpan" typeface="游ゴシック Light"/>
-        <a:font script="Hang" typeface="맑은 고딕"/>
-        <a:font script="Hans" typeface="等线 Light"/>
-        <a:font script="Hant" typeface="新細明體"/>
-        <a:font script="Arab" typeface="Times New Roman"/>
-        <a:font script="Hebr" typeface="Times New Roman"/>
-        <a:font script="Thai" typeface="Angsana New"/>
-        <a:font script="Ethi" typeface="Nyala"/>
-        <a:font script="Beng" typeface="Vrinda"/>
-        <a:font script="Gujr" typeface="Shruti"/>
-        <a:font script="Khmr" typeface="MoolBoran"/>
-        <a:font script="Knda" typeface="Tunga"/>
-        <a:font script="Guru" typeface="Raavi"/>
-        <a:font script="Cans" typeface="Euphemia"/>
-        <a:font script="Cher" typeface="Plantagenet Cherokee"/>
-        <a:font script="Yiii" typeface="Microsoft Yi Baiti"/>
-        <a:font script="Tibt" typeface="Microsoft Himalaya"/>
-        <a:font script="Thaa" typeface="MV Boli"/>
-        <a:font script="Deva" typeface="Mangal"/>
-        <a:font script="Telu" typeface="Gautami"/>
-        <a:font script="Taml" typeface="Latha"/>
-        <a:font script="Syrc" typeface="Estrangelo Edessa"/>
-        <a:font script="Orya" typeface="Kalinga"/>
-        <a:font script="Mlym" typeface="Kartika"/>
-        <a:font script="Laoo" typeface="DokChampa"/>
-        <a:font script="Sinh" typeface="Iskoola Pota"/>
-        <a:font script="Mong" typeface="Mongolian Baiti"/>
-        <a:font script="Viet" typeface="Times New Roman"/>
-        <a:font script="Uigh" typeface="Microsoft Uighur"/>
-        <a:font script="Geor" typeface="Sylfaen"/>
-        <a:font script="Armn" typeface="Arial"/>
-        <a:font script="Bugi" typeface="Leelawadee UI"/>
-        <a:font script="Bopo" typeface="Microsoft JhengHei"/>
-        <a:font script="Java" typeface="Javanese Text"/>
-        <a:font script="Lisu" typeface="Segoe UI"/>
-        <a:font script="Mymr" typeface="Myanmar Text"/>
-        <a:font script="Nkoo" typeface="Ebrima"/>
-        <a:font script="Olck" typeface="Nirmala UI"/>
-        <a:font script="Osma" typeface="Ebrima"/>
-        <a:font script="Phag" typeface="Phagspa"/>
-        <a:font script="Syrn" typeface="Estrangelo Edessa"/>
-        <a:font script="Syrj" typeface="Estrangelo Edessa"/>
-        <a:font script="Syre" typeface="Estrangelo Edessa"/>
-        <a:font script="Sora" typeface="Nirmala UI"/>
-        <a:font script="Tale" typeface="Microsoft Tai Le"/>
-        <a:font script="Talu" typeface="Microsoft New Tai Lue"/>
-        <a:font script="Tfng" typeface="Ebrima"/>
       </a:majorFont>
       <a:minorFont>
-        <a:latin typeface="Aptos" panose="02110004020202020204"/>
+        <a:latin typeface="Aptos" panose="02110004020202020204" pitchFamily="0" charset="1"/>
         <a:ea typeface=""/>
         <a:cs typeface=""/>
-        <a:font script="Jpan" typeface="游ゴシック"/>
-        <a:font script="Hang" typeface="맑은 고딕"/>
-        <a:font script="Hans" typeface="等线"/>
-        <a:font script="Hant" typeface="新細明體"/>
-        <a:font script="Arab" typeface="Arial"/>
-        <a:font script="Hebr" typeface="Arial"/>
-        <a:font script="Thai" typeface="Cordia New"/>
-        <a:font script="Ethi" typeface="Nyala"/>
-        <a:font script="Beng" typeface="Vrinda"/>
-        <a:font script="Gujr" typeface="Shruti"/>
-        <a:font script="Khmr" typeface="DaunPenh"/>
-        <a:font script="Knda" typeface="Tunga"/>
-        <a:font script="Guru" typeface="Raavi"/>
-        <a:font script="Cans" typeface="Euphemia"/>
-        <a:font script="Cher" typeface="Plantagenet Cherokee"/>
-        <a:font script="Yiii" typeface="Microsoft Yi Baiti"/>
-        <a:font script="Tibt" typeface="Microsoft Himalaya"/>
-        <a:font script="Thaa" typeface="MV Boli"/>
-        <a:font script="Deva" typeface="Mangal"/>
-        <a:font script="Telu" typeface="Gautami"/>
-        <a:font script="Taml" typeface="Latha"/>
-        <a:font script="Syrc" typeface="Estrangelo Edessa"/>
-        <a:font script="Orya" typeface="Kalinga"/>
-        <a:font script="Mlym" typeface="Kartika"/>
-        <a:font script="Laoo" typeface="DokChampa"/>
-        <a:font script="Sinh" typeface="Iskoola Pota"/>
-        <a:font script="Mong" typeface="Mongolian Baiti"/>
-        <a:font script="Viet" typeface="Arial"/>
-        <a:font script="Uigh" typeface="Microsoft Uighur"/>
-        <a:font script="Geor" typeface="Sylfaen"/>
-        <a:font script="Armn" typeface="Arial"/>
-        <a:font script="Bugi" typeface="Leelawadee UI"/>
-        <a:font script="Bopo" typeface="Microsoft JhengHei"/>
-        <a:font script="Java" typeface="Javanese Text"/>
-        <a:font script="Lisu" typeface="Segoe UI"/>
-        <a:font script="Mymr" typeface="Myanmar Text"/>
-        <a:font script="Nkoo" typeface="Ebrima"/>
-        <a:font script="Olck" typeface="Nirmala UI"/>
-        <a:font script="Osma" typeface="Ebrima"/>
-        <a:font script="Phag" typeface="Phagspa"/>
-        <a:font script="Syrn" typeface="Estrangelo Edessa"/>
-        <a:font script="Syrj" typeface="Estrangelo Edessa"/>
-        <a:font script="Syre" typeface="Estrangelo Edessa"/>
-        <a:font script="Sora" typeface="Nirmala UI"/>
-        <a:font script="Tale" typeface="Microsoft Tai Le"/>
-        <a:font script="Talu" typeface="Microsoft New Tai Lue"/>
-        <a:font script="Tfng" typeface="Ebrima"/>
       </a:minorFont>
     </a:fontScheme>
-    <a:fmtScheme name="Стандартная">
+    <a:fmtScheme>
       <a:fillStyleLst>
         <a:solidFill>
           <a:schemeClr val="phClr"/>
         </a:solidFill>
-        <a:gradFill rotWithShape="1">
+        <a:gradFill>
           <a:gsLst>
             <a:gs pos="0">
               <a:schemeClr val="phClr">
                 <a:lumMod val="110000"/>
-                <a:satMod val="105000"/>
                 <a:tint val="67000"/>
               </a:schemeClr>
             </a:gs>
             <a:gs pos="50000">
               <a:schemeClr val="phClr">
                 <a:lumMod val="105000"/>
-                <a:satMod val="103000"/>
                 <a:tint val="73000"/>
               </a:schemeClr>
             </a:gs>
             <a:gs pos="100000">
               <a:schemeClr val="phClr">
                 <a:lumMod val="105000"/>
-                <a:satMod val="109000"/>
                 <a:tint val="81000"/>
               </a:schemeClr>
             </a:gs>
           </a:gsLst>
           <a:lin ang="5400000" scaled="0"/>
+          <a:tileRect l="0" t="0" r="0" b="0"/>
         </a:gradFill>
-        <a:gradFill rotWithShape="1">
+        <a:gradFill>
           <a:gsLst>
             <a:gs pos="0">
               <a:schemeClr val="phClr">
-                <a:satMod val="103000"/>
                 <a:lumMod val="102000"/>
                 <a:tint val="94000"/>
               </a:schemeClr>
             </a:gs>
             <a:gs pos="50000">
               <a:schemeClr val="phClr">
-                <a:satMod val="110000"/>
                 <a:lumMod val="100000"/>
                 <a:shade val="100000"/>
               </a:schemeClr>
@@ -3727,33 +5143,24 @@
             <a:gs pos="100000">
               <a:schemeClr val="phClr">
                 <a:lumMod val="99000"/>
-                <a:satMod val="120000"/>
                 <a:shade val="78000"/>
               </a:schemeClr>
             </a:gs>
           </a:gsLst>
           <a:lin ang="5400000" scaled="0"/>
+          <a:tileRect l="0" t="0" r="0" b="0"/>
         </a:gradFill>
       </a:fillStyleLst>
       <a:lnStyleLst>
         <a:ln w="6350" cap="flat" cmpd="sng" algn="ctr">
-          <a:solidFill>
-            <a:schemeClr val="phClr"/>
-          </a:solidFill>
           <a:prstDash val="solid"/>
           <a:miter lim="800000"/>
         </a:ln>
         <a:ln w="12700" cap="flat" cmpd="sng" algn="ctr">
-          <a:solidFill>
-            <a:schemeClr val="phClr"/>
-          </a:solidFill>
           <a:prstDash val="solid"/>
           <a:miter lim="800000"/>
         </a:ln>
         <a:ln w="19050" cap="flat" cmpd="sng" algn="ctr">
-          <a:solidFill>
-            <a:schemeClr val="phClr"/>
-          </a:solidFill>
           <a:prstDash val="solid"/>
           <a:miter lim="800000"/>
         </a:ln>
@@ -3766,13 +5173,7 @@
           <a:effectLst/>
         </a:effectStyle>
         <a:effectStyle>
-          <a:effectLst>
-            <a:outerShdw blurRad="57150" dist="19050" dir="5400000" algn="ctr" rotWithShape="0">
-              <a:srgbClr val="000000">
-                <a:alpha val="63000"/>
-              </a:srgbClr>
-            </a:outerShdw>
-          </a:effectLst>
+          <a:effectLst/>
         </a:effectStyle>
       </a:effectStyleLst>
       <a:bgFillStyleLst>
@@ -3782,15 +5183,13 @@
         <a:solidFill>
           <a:schemeClr val="phClr">
             <a:tint val="95000"/>
-            <a:satMod val="170000"/>
           </a:schemeClr>
         </a:solidFill>
-        <a:gradFill rotWithShape="1">
+        <a:gradFill>
           <a:gsLst>
             <a:gs pos="0">
               <a:schemeClr val="phClr">
                 <a:tint val="93000"/>
-                <a:satMod val="150000"/>
                 <a:shade val="98000"/>
                 <a:lumMod val="102000"/>
               </a:schemeClr>
@@ -3798,7 +5197,6 @@
             <a:gs pos="50000">
               <a:schemeClr val="phClr">
                 <a:tint val="98000"/>
-                <a:satMod val="130000"/>
                 <a:shade val="90000"/>
                 <a:lumMod val="103000"/>
               </a:schemeClr>
@@ -3806,21 +5204,14 @@
             <a:gs pos="100000">
               <a:schemeClr val="phClr">
                 <a:shade val="63000"/>
-                <a:satMod val="120000"/>
               </a:schemeClr>
             </a:gs>
           </a:gsLst>
           <a:lin ang="5400000" scaled="0"/>
+          <a:tileRect l="0" t="0" r="0" b="0"/>
         </a:gradFill>
       </a:bgFillStyleLst>
     </a:fmtScheme>
   </a:themeElements>
-  <a:objectDefaults/>
-  <a:extraClrSchemeLst/>
-  <a:extLst>
-    <a:ext uri="{05A4C25C-085E-4340-85A3-A5531E510DB2}">
-      <thm15:themeFamily xmlns:thm15="http://schemas.microsoft.com/office/thememl/2012/main" name="Office Theme" id="{62F939B6-93AF-4DB8-9C6B-D6C7DFDC589F}" vid="{4A3C46E8-61CC-4603-A589-7422A47A8E4A}"/>
-    </a:ext>
-  </a:extLst>
 </a:theme>
 </file>